--- a/docs/PW-1741297793 Tesi Giacomo Urbinati.docx
+++ b/docs/PW-1741297793 Tesi Giacomo Urbinati.docx
@@ -61,12 +61,12 @@
                 <wp:inline distB="0" distT="0" distL="0" distR="0">
                   <wp:extent cx="728345" cy="571500"/>
                   <wp:effectExtent b="0" l="0" r="0" t="0"/>
-                  <wp:docPr id="8" name="image1.png"/>
+                  <wp:docPr id="9" name="image6.png"/>
                   <a:graphic>
                     <a:graphicData uri="http://schemas.openxmlformats.org/drawingml/2006/picture">
                       <pic:pic>
                         <pic:nvPicPr>
-                          <pic:cNvPr id="0" name="image1.png"/>
+                          <pic:cNvPr id="0" name="image6.png"/>
                           <pic:cNvPicPr preferRelativeResize="0"/>
                         </pic:nvPicPr>
                         <pic:blipFill>
@@ -756,11 +756,11 @@
       <w:tr>
         <w:trPr>
           <w:cantSplit w:val="0"/>
-          <w:trHeight w:val="453.5433070866142" w:hRule="atLeast"/>
           <w:tblHeader w:val="0"/>
         </w:trPr>
         <w:tc>
           <w:tcPr>
+            <w:gridSpan w:val="2"/>
             <w:tcMar>
               <w:left w:w="0.0" w:type="dxa"/>
               <w:right w:w="0.0" w:type="dxa"/>
@@ -768,30 +768,23 @@
           </w:tcPr>
           <w:p>
             <w:pPr>
-              <w:spacing w:line="276" w:lineRule="auto"/>
+              <w:pStyle w:val="Title"/>
+              <w:spacing w:after="80" w:before="480" w:lineRule="auto"/>
+              <w:jc w:val="both"/>
               <w:rPr>
                 <w:b w:val="1"/>
-              </w:rPr>
-            </w:pPr>
-            <w:r>
-              <w:rPr>
-                <w:rtl w:val="0"/>
-              </w:rPr>
-            </w:r>
-          </w:p>
-        </w:tc>
-        <w:tc>
-          <w:tcPr>
-            <w:tcMar>
-              <w:left w:w="0.0" w:type="dxa"/>
-              <w:right w:w="0.0" w:type="dxa"/>
-            </w:tcMar>
-          </w:tcPr>
-          <w:p>
-            <w:pPr>
-              <w:spacing w:line="276" w:lineRule="auto"/>
-              <w:rPr/>
-            </w:pPr>
+                <w:sz w:val="28"/>
+                <w:szCs w:val="28"/>
+              </w:rPr>
+            </w:pPr>
+            <w:bookmarkStart w:colFirst="0" w:colLast="0" w:name="_puwotjypa8ih" w:id="1"/>
+            <w:bookmarkEnd w:id="1"/>
+            <w:r>
+              <w:rPr>
+                <w:rtl w:val="0"/>
+              </w:rPr>
+              <w:t xml:space="preserve">PARTE PRIMA - DESCRIZIONE DEL PROCESSO</w:t>
+            </w:r>
             <w:r>
               <w:rPr>
                 <w:rtl w:val="0"/>
@@ -815,27 +808,153 @@
           </w:tcPr>
           <w:p>
             <w:pPr>
-              <w:pStyle w:val="Title"/>
-              <w:spacing w:after="80" w:before="240" w:lineRule="auto"/>
-              <w:jc w:val="both"/>
-              <w:rPr>
-                <w:b w:val="1"/>
-                <w:sz w:val="28"/>
-                <w:szCs w:val="28"/>
-              </w:rPr>
-            </w:pPr>
-            <w:bookmarkStart w:colFirst="0" w:colLast="0" w:name="_puwotjypa8ih" w:id="1"/>
-            <w:bookmarkEnd w:id="1"/>
-            <w:r>
-              <w:rPr>
-                <w:rtl w:val="0"/>
-              </w:rPr>
-              <w:t xml:space="preserve">PARTE PRIMA - DESCRIZIONE DEL PROCESSO</w:t>
-            </w:r>
-            <w:r>
-              <w:rPr>
-                <w:rtl w:val="0"/>
-              </w:rPr>
+              <w:pStyle w:val="Heading3"/>
+              <w:spacing w:after="160" w:before="320" w:lineRule="auto"/>
+              <w:jc w:val="both"/>
+              <w:rPr/>
+            </w:pPr>
+            <w:bookmarkStart w:colFirst="0" w:colLast="0" w:name="_ogqf2zbn3nw8" w:id="2"/>
+            <w:bookmarkEnd w:id="2"/>
+            <w:r>
+              <w:rPr>
+                <w:rtl w:val="0"/>
+              </w:rPr>
+              <w:t xml:space="preserve">Utilizzo delle conoscenze e abilità derivate dal processo di studio</w:t>
+            </w:r>
+          </w:p>
+          <w:p>
+            <w:pPr>
+              <w:spacing w:line="240" w:lineRule="auto"/>
+              <w:ind w:left="0" w:firstLine="0"/>
+              <w:jc w:val="both"/>
+              <w:rPr/>
+            </w:pPr>
+            <w:r>
+              <w:rPr>
+                <w:rtl w:val="0"/>
+              </w:rPr>
+              <w:t xml:space="preserve">A partire dalle meno recenti, lo studio di materie come Diritto ed Economia intrapreso durante la frequentazione della Scuola Secondaria Superiore presso un Istituto Tecnico Commerciale, hanno contribuito a fornire le basi per comprendere il contesto della traccia e la capacità di effettuare l’analisi di un report aziendale.</w:t>
+            </w:r>
+          </w:p>
+          <w:p>
+            <w:pPr>
+              <w:spacing w:line="240" w:lineRule="auto"/>
+              <w:ind w:left="0" w:firstLine="0"/>
+              <w:jc w:val="both"/>
+              <w:rPr/>
+            </w:pPr>
+            <w:r>
+              <w:rPr>
+                <w:rtl w:val="0"/>
+              </w:rPr>
+            </w:r>
+          </w:p>
+          <w:p>
+            <w:pPr>
+              <w:spacing w:line="240" w:lineRule="auto"/>
+              <w:ind w:left="0" w:firstLine="0"/>
+              <w:jc w:val="both"/>
+              <w:rPr/>
+            </w:pPr>
+            <w:r>
+              <w:rPr>
+                <w:rtl w:val="0"/>
+              </w:rPr>
+              <w:t xml:space="preserve">In seguito, il presente Corso di Laurea ha fornito tutte le conoscenze richieste, sia riguardo alla comprensione dei concetti di responsabilità di impresa, sia alle nozioni indispensabili per la creazione della pagina web.</w:t>
+            </w:r>
+          </w:p>
+          <w:p>
+            <w:pPr>
+              <w:spacing w:line="240" w:lineRule="auto"/>
+              <w:ind w:left="0" w:firstLine="0"/>
+              <w:jc w:val="both"/>
+              <w:rPr/>
+            </w:pPr>
+            <w:r>
+              <w:rPr>
+                <w:rtl w:val="0"/>
+              </w:rPr>
+            </w:r>
+          </w:p>
+          <w:p>
+            <w:pPr>
+              <w:spacing w:line="240" w:lineRule="auto"/>
+              <w:ind w:left="0" w:firstLine="0"/>
+              <w:jc w:val="both"/>
+              <w:rPr/>
+            </w:pPr>
+            <w:r>
+              <w:rPr>
+                <w:rtl w:val="0"/>
+              </w:rPr>
+              <w:t xml:space="preserve">In particolare, parte del corso di Strategia, Organizzazione e Marketing è dedicato esplicitamente alla sostenibilità di impresa e, più in generale, viene data rilevanza alle tematiche dell’organizzazione aziendale, ai concetti di green economy e all’importanza di questi temi nella evoluzione delle aziende italiane. In questo senso, anche i concetti generali espressi dalle lezioni di “Altre conoscenze utili per l'inserimento nel mondo del lavoro” sono state utili all’identificazione del contesto.</w:t>
+            </w:r>
+          </w:p>
+          <w:p>
+            <w:pPr>
+              <w:spacing w:line="240" w:lineRule="auto"/>
+              <w:ind w:left="0" w:firstLine="0"/>
+              <w:jc w:val="both"/>
+              <w:rPr/>
+            </w:pPr>
+            <w:r>
+              <w:rPr>
+                <w:rtl w:val="0"/>
+              </w:rPr>
+            </w:r>
+          </w:p>
+          <w:p>
+            <w:pPr>
+              <w:spacing w:line="240" w:lineRule="auto"/>
+              <w:ind w:left="0" w:firstLine="0"/>
+              <w:jc w:val="both"/>
+              <w:rPr/>
+            </w:pPr>
+            <w:r>
+              <w:rPr>
+                <w:rtl w:val="0"/>
+              </w:rPr>
+              <w:t xml:space="preserve">Riguardo allo sviluppo della pagina, il corso di Tecnologie Web è stato utile per le basi di HTML/CSS ed avere una panoramica dei moderni framework di sviluppo. Queste nozioni hanno facilitato la valutazione di pro e contro nella scelta delle varie soluzioni possibili.</w:t>
+            </w:r>
+          </w:p>
+          <w:p>
+            <w:pPr>
+              <w:spacing w:line="240" w:lineRule="auto"/>
+              <w:ind w:left="0" w:firstLine="0"/>
+              <w:jc w:val="both"/>
+              <w:rPr/>
+            </w:pPr>
+            <w:r>
+              <w:rPr>
+                <w:rtl w:val="0"/>
+              </w:rPr>
+              <w:t xml:space="preserve">Più in generale, i diversi corsi di Programmazione seguiti anche presso il precedente corso universitario da cui provengo hanno contribuito in maniera determinante.</w:t>
+            </w:r>
+          </w:p>
+          <w:p>
+            <w:pPr>
+              <w:spacing w:line="240" w:lineRule="auto"/>
+              <w:ind w:left="0" w:firstLine="0"/>
+              <w:jc w:val="both"/>
+              <w:rPr/>
+            </w:pPr>
+            <w:r>
+              <w:rPr>
+                <w:rtl w:val="0"/>
+              </w:rPr>
+            </w:r>
+          </w:p>
+          <w:p>
+            <w:pPr>
+              <w:spacing w:line="240" w:lineRule="auto"/>
+              <w:jc w:val="both"/>
+              <w:rPr/>
+            </w:pPr>
+            <w:r>
+              <w:rPr>
+                <w:rtl w:val="0"/>
+              </w:rPr>
+              <w:t xml:space="preserve">Infine, i progetti già sviluppati e l’esperienza maturata nel corso degli anni nella professione di web developer mi hanno sicuramente aiutato nella scelta degli strumenti più adatti per l’implementazione della pagina.</w:t>
             </w:r>
           </w:p>
         </w:tc>
@@ -856,61 +975,647 @@
           <w:p>
             <w:pPr>
               <w:pStyle w:val="Heading3"/>
-              <w:spacing w:after="160" w:before="320" w:lineRule="auto"/>
-              <w:jc w:val="both"/>
-              <w:rPr/>
-            </w:pPr>
-            <w:bookmarkStart w:colFirst="0" w:colLast="0" w:name="_ogqf2zbn3nw8" w:id="2"/>
-            <w:bookmarkEnd w:id="2"/>
-            <w:r>
-              <w:rPr>
-                <w:rtl w:val="0"/>
-              </w:rPr>
-              <w:t xml:space="preserve">Utilizzo delle conoscenze e abilità derivate dal processo di studio</w:t>
-            </w:r>
-          </w:p>
-          <w:p>
-            <w:pPr>
-              <w:spacing w:line="240" w:lineRule="auto"/>
-              <w:ind w:left="0" w:firstLine="0"/>
-              <w:jc w:val="both"/>
+              <w:rPr>
+                <w:sz w:val="24"/>
+                <w:szCs w:val="24"/>
+              </w:rPr>
+            </w:pPr>
+            <w:bookmarkStart w:colFirst="0" w:colLast="0" w:name="_p20f0ry0ndew" w:id="3"/>
+            <w:bookmarkEnd w:id="3"/>
+            <w:r>
+              <w:rPr>
+                <w:rtl w:val="0"/>
+              </w:rPr>
+              <w:t xml:space="preserve">Fasi di lavoro e relativi tempi di implementazione per la predisposizione dell’elaborato</w:t>
+            </w:r>
+            <w:r>
+              <w:rPr>
+                <w:rtl w:val="0"/>
+              </w:rPr>
+            </w:r>
+          </w:p>
+          <w:p>
+            <w:pPr>
+              <w:spacing w:line="240" w:lineRule="auto"/>
+              <w:jc w:val="both"/>
+              <w:rPr/>
+            </w:pPr>
+            <w:r>
+              <w:rPr>
+                <w:rtl w:val="0"/>
+              </w:rPr>
+              <w:t xml:space="preserve">Lo sviluppo del project work si è articolato tramite le seguenti fasi:</w:t>
+            </w:r>
+          </w:p>
+          <w:p>
+            <w:pPr>
+              <w:spacing w:line="240" w:lineRule="auto"/>
+              <w:jc w:val="both"/>
+              <w:rPr/>
+            </w:pPr>
+            <w:r>
+              <w:rPr>
+                <w:rtl w:val="0"/>
+              </w:rPr>
+            </w:r>
+          </w:p>
+          <w:p>
+            <w:pPr>
+              <w:numPr>
+                <w:ilvl w:val="0"/>
+                <w:numId w:val="3"/>
+              </w:numPr>
+              <w:spacing w:line="240" w:lineRule="auto"/>
+              <w:ind w:left="720" w:hanging="360"/>
+              <w:jc w:val="both"/>
+              <w:rPr>
+                <w:u w:val="none"/>
+              </w:rPr>
+            </w:pPr>
+            <w:r>
+              <w:rPr>
+                <w:b w:val="1"/>
+                <w:rtl w:val="0"/>
+              </w:rPr>
+              <w:t xml:space="preserve">Analisi delle specifiche e individuazione dell’azienda</w:t>
+            </w:r>
+            <w:r>
+              <w:rPr>
+                <w:rtl w:val="0"/>
+              </w:rPr>
+              <w:br w:type="textWrapping"/>
+              <w:t xml:space="preserve">Il primo passo è stato quello di comprendere bene la richiesta espressa dalla traccia, facendo appello alle conoscenze apprese riguardo agli aspetti finanziari e di marketing nonché alle conoscenze tecniche necessarie allo sviluppo HTML. In particolare, ho dovuto approfondire quali sono esattamente le aziende operanti nel settore secondario, visto che ho sicuramente maggiore esperienza nel settore terziario.</w:t>
+              <w:br w:type="textWrapping"/>
+              <w:t xml:space="preserve">Dopodichè mi sono potuto concentrare sulla scelta dell’azienda di cui analizzare il bilancio, e</w:t>
+            </w:r>
+          </w:p>
+          <w:p>
+            <w:pPr>
+              <w:spacing w:line="240" w:lineRule="auto"/>
+              <w:ind w:left="720" w:firstLine="0"/>
+              <w:jc w:val="both"/>
+              <w:rPr/>
+            </w:pPr>
+            <w:r>
+              <w:rPr>
+                <w:rtl w:val="0"/>
+              </w:rPr>
+              <w:t xml:space="preserve">mi è sembrato opportuno valutare con attenzione questo aspetto, dato che ciò avrebbe influenzato l’intero progetto.</w:t>
+              <w:br w:type="textWrapping"/>
+              <w:br w:type="textWrapping"/>
+              <w:t xml:space="preserve">Affinché l’azienda costituisse un buon caso studio, ho individuato come rilevanti le seguenti caratteristiche:</w:t>
+              <w:br w:type="textWrapping"/>
+            </w:r>
+          </w:p>
+          <w:p>
+            <w:pPr>
+              <w:numPr>
+                <w:ilvl w:val="1"/>
+                <w:numId w:val="3"/>
+              </w:numPr>
+              <w:spacing w:line="240" w:lineRule="auto"/>
+              <w:ind w:left="1440" w:hanging="360"/>
+              <w:jc w:val="both"/>
+              <w:rPr>
+                <w:u w:val="none"/>
+              </w:rPr>
+            </w:pPr>
+            <w:r>
+              <w:rPr>
+                <w:rtl w:val="0"/>
+              </w:rPr>
+              <w:t xml:space="preserve">Deve essere di interesse pubblico (in quanto statale o quotata in borsa) e rappresentare pienamente il concetto di azienda operante nel settore secondario, inteso come trasformazione di materie prime. </w:t>
+              <w:br w:type="textWrapping"/>
+            </w:r>
+          </w:p>
+          <w:p>
+            <w:pPr>
+              <w:numPr>
+                <w:ilvl w:val="1"/>
+                <w:numId w:val="3"/>
+              </w:numPr>
+              <w:spacing w:line="240" w:lineRule="auto"/>
+              <w:ind w:left="1440" w:hanging="360"/>
+              <w:jc w:val="both"/>
+              <w:rPr>
+                <w:u w:val="none"/>
+              </w:rPr>
+            </w:pPr>
+            <w:r>
+              <w:rPr>
+                <w:rtl w:val="0"/>
+              </w:rPr>
+              <w:t xml:space="preserve">Deve avere un buon sito web aziendale in generale.</w:t>
+              <w:br w:type="textWrapping"/>
+            </w:r>
+          </w:p>
+          <w:p>
+            <w:pPr>
+              <w:numPr>
+                <w:ilvl w:val="1"/>
+                <w:numId w:val="3"/>
+              </w:numPr>
+              <w:spacing w:line="240" w:lineRule="auto"/>
+              <w:ind w:left="1440" w:hanging="360"/>
+              <w:jc w:val="both"/>
+              <w:rPr>
+                <w:u w:val="none"/>
+              </w:rPr>
+            </w:pPr>
+            <w:r>
+              <w:rPr>
+                <w:rtl w:val="0"/>
+              </w:rPr>
+              <w:t xml:space="preserve">Al report di sostenibilità non deve essere riservato solo un PDF da scaricare, ma un'intera sezione del sito web che ne rifletta a pieno l’impegno in ambito ESG.</w:t>
+              <w:br w:type="textWrapping"/>
+            </w:r>
+          </w:p>
+          <w:p>
+            <w:pPr>
+              <w:numPr>
+                <w:ilvl w:val="1"/>
+                <w:numId w:val="3"/>
+              </w:numPr>
+              <w:spacing w:line="240" w:lineRule="auto"/>
+              <w:ind w:left="1440" w:hanging="360"/>
+              <w:jc w:val="both"/>
+            </w:pPr>
+            <w:r>
+              <w:rPr>
+                <w:rtl w:val="0"/>
+              </w:rPr>
+              <w:t xml:space="preserve">Deve essere fornito un facile accesso allo storico dei report prodotti negli anni, in modo da poter effettuare un confronto e misurare l’evoluzione dei report stessi.</w:t>
+            </w:r>
+          </w:p>
+          <w:p>
+            <w:pPr>
+              <w:spacing w:line="240" w:lineRule="auto"/>
+              <w:ind w:left="1440" w:firstLine="0"/>
+              <w:jc w:val="both"/>
+              <w:rPr/>
+            </w:pPr>
+            <w:r>
+              <w:rPr>
+                <w:rtl w:val="0"/>
+              </w:rPr>
+            </w:r>
+          </w:p>
+          <w:p>
+            <w:pPr>
+              <w:spacing w:line="240" w:lineRule="auto"/>
+              <w:ind w:left="720" w:firstLine="0"/>
+              <w:jc w:val="both"/>
+              <w:rPr/>
+            </w:pPr>
+            <w:r>
+              <w:rPr>
+                <w:rtl w:val="0"/>
+              </w:rPr>
+              <w:t xml:space="preserve">In questo ambito, lo strumento più utile è stato semplicemente la ricerca tramite motore di ricerca dapprima su quali fossero le aziende più rilevanti tenute a redigere il bilancio, ed in seguito visitando la sezione riservata agli aspetti di Governance e ESG sul sito di ognuna.</w:t>
+            </w:r>
+          </w:p>
+          <w:p>
+            <w:pPr>
+              <w:spacing w:line="240" w:lineRule="auto"/>
+              <w:ind w:left="720" w:firstLine="0"/>
+              <w:jc w:val="both"/>
+              <w:rPr/>
+            </w:pPr>
+            <w:r>
+              <w:rPr>
+                <w:rtl w:val="0"/>
+              </w:rPr>
+            </w:r>
+          </w:p>
+          <w:p>
+            <w:pPr>
+              <w:spacing w:line="240" w:lineRule="auto"/>
+              <w:ind w:left="720" w:firstLine="0"/>
+              <w:jc w:val="both"/>
+              <w:rPr/>
+            </w:pPr>
+            <w:r>
+              <w:rPr>
+                <w:rtl w:val="0"/>
+              </w:rPr>
+              <w:t xml:space="preserve">La maggiore difficoltà è stata quella di individuare un’azienda che soddisfacesse tutti i parametri di cui sopra, ed infine la scelta è ricaduta su Lavazza S.p.A. che, oltre a possedere tutte le caratteristiche ricercate, rappresenta anche un’eccellenza italiana nel mondo.</w:t>
+            </w:r>
+          </w:p>
+          <w:p>
+            <w:pPr>
+              <w:spacing w:line="240" w:lineRule="auto"/>
+              <w:ind w:left="720" w:firstLine="0"/>
+              <w:jc w:val="both"/>
+              <w:rPr/>
+            </w:pPr>
+            <w:r>
+              <w:rPr>
+                <w:rtl w:val="0"/>
+              </w:rPr>
+            </w:r>
+          </w:p>
+          <w:p>
+            <w:pPr>
+              <w:spacing w:line="240" w:lineRule="auto"/>
+              <w:ind w:left="720" w:firstLine="0"/>
+              <w:jc w:val="both"/>
+              <w:rPr/>
+            </w:pPr>
+            <w:r>
+              <w:rPr>
+                <w:rtl w:val="0"/>
+              </w:rPr>
+              <w:t xml:space="preserve">A testimoniare l’importanza riservata da Lavazza a queste tematiche, riporto di seguito una schermata del menu del sito aziendale </w:t>
+            </w:r>
+            <w:r>
               <w:rPr>
                 <w:i w:val="1"/>
-              </w:rPr>
-            </w:pPr>
-            <w:r>
-              <w:rPr>
-                <w:i w:val="1"/>
-                <w:rtl w:val="0"/>
-              </w:rPr>
-              <w:t xml:space="preserve">info generiche su conoscenze apprese in questo corso o altri corsi (ok Cesena) ma anche lavoro (rif. tema ambiente Namirial) o rif. Ragioneria? evidenziare intersezione tra materie, es economica e tecnologie web</w:t>
-            </w:r>
-          </w:p>
-          <w:p>
-            <w:pPr>
-              <w:spacing w:line="240" w:lineRule="auto"/>
-              <w:ind w:left="0" w:firstLine="0"/>
-              <w:jc w:val="both"/>
-              <w:rPr/>
-            </w:pPr>
-            <w:r>
-              <w:rPr>
-                <w:rtl w:val="0"/>
-              </w:rPr>
-            </w:r>
-          </w:p>
-          <w:p>
-            <w:pPr>
-              <w:spacing w:line="240" w:lineRule="auto"/>
-              <w:ind w:left="0" w:firstLine="0"/>
-              <w:jc w:val="both"/>
-              <w:rPr/>
-            </w:pPr>
-            <w:r>
-              <w:rPr>
-                <w:rtl w:val="0"/>
-              </w:rPr>
+                <w:rtl w:val="0"/>
+              </w:rPr>
+              <w:t xml:space="preserve">(Fig. 1)</w:t>
+            </w:r>
+            <w:r>
+              <w:rPr>
+                <w:rtl w:val="0"/>
+              </w:rPr>
+              <w:t xml:space="preserve">, da cui si evince come la sostenibilità occupi una delle sette voci principali dell’intero sito, e come ad essa sia riservata un'intera sezione che comprende sei sottosezioni per gli specifici ambiti.</w:t>
+            </w:r>
+          </w:p>
+          <w:p>
+            <w:pPr>
+              <w:spacing w:line="240" w:lineRule="auto"/>
+              <w:ind w:left="720" w:firstLine="0"/>
+              <w:jc w:val="both"/>
+              <w:rPr/>
+            </w:pPr>
+            <w:r>
+              <w:rPr>
+                <w:rtl w:val="0"/>
+              </w:rPr>
+            </w:r>
+          </w:p>
+          <w:p>
+            <w:pPr>
+              <w:spacing w:line="240" w:lineRule="auto"/>
+              <w:ind w:left="720" w:firstLine="0"/>
+              <w:jc w:val="center"/>
+              <w:rPr>
+                <w:color w:val="666666"/>
+                <w:sz w:val="16"/>
+                <w:szCs w:val="16"/>
+              </w:rPr>
+            </w:pPr>
+            <w:r>
+              <w:rPr/>
+              <w:drawing>
+                <wp:inline distB="114300" distT="114300" distL="114300" distR="114300">
+                  <wp:extent cx="5773933" cy="4330450"/>
+                  <wp:effectExtent b="0" l="0" r="0" t="0"/>
+                  <wp:docPr id="8" name="image10.png"/>
+                  <a:graphic>
+                    <a:graphicData uri="http://schemas.openxmlformats.org/drawingml/2006/picture">
+                      <pic:pic>
+                        <pic:nvPicPr>
+                          <pic:cNvPr id="0" name="image10.png"/>
+                          <pic:cNvPicPr preferRelativeResize="0"/>
+                        </pic:nvPicPr>
+                        <pic:blipFill>
+                          <a:blip r:embed="rId9"/>
+                          <a:srcRect b="0" l="0" r="0" t="0"/>
+                          <a:stretch>
+                            <a:fillRect/>
+                          </a:stretch>
+                        </pic:blipFill>
+                        <pic:spPr>
+                          <a:xfrm>
+                            <a:off x="0" y="0"/>
+                            <a:ext cx="5773933" cy="4330450"/>
+                          </a:xfrm>
+                          <a:prstGeom prst="rect"/>
+                          <a:ln/>
+                        </pic:spPr>
+                      </pic:pic>
+                    </a:graphicData>
+                  </a:graphic>
+                </wp:inline>
+              </w:drawing>
+            </w:r>
+            <w:r>
+              <w:rPr>
+                <w:rtl w:val="0"/>
+              </w:rPr>
+              <w:br w:type="textWrapping"/>
+            </w:r>
+            <w:r>
+              <w:rPr>
+                <w:color w:val="666666"/>
+                <w:sz w:val="16"/>
+                <w:szCs w:val="16"/>
+                <w:rtl w:val="0"/>
+              </w:rPr>
+              <w:t xml:space="preserve">(Fig. 1)</w:t>
+            </w:r>
+          </w:p>
+          <w:p>
+            <w:pPr>
+              <w:spacing w:line="240" w:lineRule="auto"/>
+              <w:ind w:left="720" w:firstLine="0"/>
+              <w:jc w:val="both"/>
+              <w:rPr/>
+            </w:pPr>
+            <w:r>
+              <w:rPr>
+                <w:rtl w:val="0"/>
+              </w:rPr>
+            </w:r>
+          </w:p>
+          <w:p>
+            <w:pPr>
+              <w:spacing w:line="240" w:lineRule="auto"/>
+              <w:ind w:left="720" w:firstLine="0"/>
+              <w:jc w:val="both"/>
+              <w:rPr/>
+            </w:pPr>
+            <w:r>
+              <w:rPr>
+                <w:rtl w:val="0"/>
+              </w:rPr>
+              <w:t xml:space="preserve">Queste attività le ho svolte nell’arco di un paio di giornate, non dedicandovi però attenzione esclusiva.</w:t>
+              <w:br w:type="textWrapping"/>
+            </w:r>
+          </w:p>
+          <w:p>
+            <w:pPr>
+              <w:numPr>
+                <w:ilvl w:val="0"/>
+                <w:numId w:val="3"/>
+              </w:numPr>
+              <w:spacing w:line="240" w:lineRule="auto"/>
+              <w:ind w:left="720" w:hanging="360"/>
+              <w:jc w:val="both"/>
+              <w:rPr>
+                <w:u w:val="none"/>
+              </w:rPr>
+            </w:pPr>
+            <w:r>
+              <w:rPr>
+                <w:b w:val="1"/>
+                <w:rtl w:val="0"/>
+              </w:rPr>
+              <w:t xml:space="preserve">Predisposizione preliminare degli ambienti e organizzazione del lavoro</w:t>
+            </w:r>
+            <w:r>
+              <w:rPr>
+                <w:rtl w:val="0"/>
+              </w:rPr>
+              <w:br w:type="textWrapping"/>
+              <w:t xml:space="preserve">Il passo immediatamente successivo è stato quello di organizzare il lavoro, pensando a come portare avanti parallelamente le due attività di analisi del report e quella più strettamente legata agli aspetti tecnici di sviluppo del progetto web. In particolare, ho pensato alla piattaforma che:</w:t>
+              <w:br w:type="textWrapping"/>
+            </w:r>
+          </w:p>
+          <w:p>
+            <w:pPr>
+              <w:numPr>
+                <w:ilvl w:val="1"/>
+                <w:numId w:val="3"/>
+              </w:numPr>
+              <w:spacing w:line="240" w:lineRule="auto"/>
+              <w:ind w:left="1440" w:hanging="360"/>
+              <w:jc w:val="both"/>
+              <w:rPr>
+                <w:u w:val="none"/>
+              </w:rPr>
+            </w:pPr>
+            <w:r>
+              <w:rPr>
+                <w:rtl w:val="0"/>
+              </w:rPr>
+              <w:t xml:space="preserve">Permettesse di tenere traccia del versionamento del software</w:t>
+              <w:br w:type="textWrapping"/>
+            </w:r>
+          </w:p>
+          <w:p>
+            <w:pPr>
+              <w:numPr>
+                <w:ilvl w:val="1"/>
+                <w:numId w:val="3"/>
+              </w:numPr>
+              <w:spacing w:line="240" w:lineRule="auto"/>
+              <w:ind w:left="1440" w:hanging="360"/>
+              <w:jc w:val="both"/>
+              <w:rPr>
+                <w:u w:val="none"/>
+              </w:rPr>
+            </w:pPr>
+            <w:r>
+              <w:rPr>
+                <w:rtl w:val="0"/>
+              </w:rPr>
+              <w:t xml:space="preserve">Al termine dello sviluppo, rendesse comodo l’accesso per la valutazione da parte dei relatori</w:t>
+              <w:br w:type="textWrapping"/>
+            </w:r>
+          </w:p>
+          <w:p>
+            <w:pPr>
+              <w:spacing w:line="240" w:lineRule="auto"/>
+              <w:ind w:left="720" w:firstLine="0"/>
+              <w:jc w:val="both"/>
+              <w:rPr/>
+            </w:pPr>
+            <w:r>
+              <w:rPr>
+                <w:rtl w:val="0"/>
+              </w:rPr>
+              <w:t xml:space="preserve">La soluzione più ovvia è ricaduta su </w:t>
+            </w:r>
+            <w:r>
+              <w:rPr>
+                <w:b w:val="1"/>
+                <w:rtl w:val="0"/>
+              </w:rPr>
+              <w:t xml:space="preserve">GitHub</w:t>
+            </w:r>
+            <w:r>
+              <w:rPr>
+                <w:rtl w:val="0"/>
+              </w:rPr>
+              <w:t xml:space="preserve"> che, oltre a soddisfare i requisiti di cui sopra, offre il servizio </w:t>
+            </w:r>
+            <w:r>
+              <w:rPr>
+                <w:b w:val="1"/>
+                <w:rtl w:val="0"/>
+              </w:rPr>
+              <w:t xml:space="preserve">GitHub Pages</w:t>
+            </w:r>
+            <w:r>
+              <w:rPr>
+                <w:rtl w:val="0"/>
+              </w:rPr>
+              <w:t xml:space="preserve"> che permette la contestuale pubblicazione della pagina sviluppata in modo che il progetto sia realmente navigabile.</w:t>
+              <w:br w:type="textWrapping"/>
+              <w:br w:type="textWrapping"/>
+              <w:t xml:space="preserve">Per questa fase sono state necessarie solo poche ore, visto che fortunatamente avevo già avuto esperienza di questa piattaforma.</w:t>
+              <w:br w:type="textWrapping"/>
+            </w:r>
+          </w:p>
+          <w:p>
+            <w:pPr>
+              <w:numPr>
+                <w:ilvl w:val="0"/>
+                <w:numId w:val="3"/>
+              </w:numPr>
+              <w:spacing w:line="240" w:lineRule="auto"/>
+              <w:ind w:left="720" w:hanging="360"/>
+              <w:jc w:val="both"/>
+              <w:rPr>
+                <w:u w:val="none"/>
+              </w:rPr>
+            </w:pPr>
+            <w:r>
+              <w:rPr>
+                <w:b w:val="1"/>
+                <w:rtl w:val="0"/>
+              </w:rPr>
+              <w:t xml:space="preserve">Redazione del documento di analisi di bilancio</w:t>
+            </w:r>
+            <w:r>
+              <w:rPr>
+                <w:rtl w:val="0"/>
+              </w:rPr>
+              <w:br w:type="textWrapping"/>
+              <w:t xml:space="preserve">Questa parte è stata molto impegnativa in termini di ricerca di materiale, analisi della documentazione e redazione del report, e di conseguenza nel tempo speso. Probabilmente in questo ambito, più distante da quello prettamente tecnico in cui sono più abituato a lavorare, ho incontrato le maggiori difficoltà. I maggiori ostacoli sono stati:</w:t>
+              <w:br w:type="textWrapping"/>
+            </w:r>
+          </w:p>
+          <w:p>
+            <w:pPr>
+              <w:numPr>
+                <w:ilvl w:val="1"/>
+                <w:numId w:val="3"/>
+              </w:numPr>
+              <w:spacing w:line="240" w:lineRule="auto"/>
+              <w:ind w:left="1440" w:hanging="360"/>
+              <w:jc w:val="both"/>
+              <w:rPr>
+                <w:u w:val="none"/>
+              </w:rPr>
+            </w:pPr>
+            <w:r>
+              <w:rPr>
+                <w:rtl w:val="0"/>
+              </w:rPr>
+              <w:t xml:space="preserve">l’identificazione del caso studio ottimale</w:t>
+              <w:br w:type="textWrapping"/>
+            </w:r>
+          </w:p>
+          <w:p>
+            <w:pPr>
+              <w:numPr>
+                <w:ilvl w:val="1"/>
+                <w:numId w:val="3"/>
+              </w:numPr>
+              <w:spacing w:line="240" w:lineRule="auto"/>
+              <w:ind w:left="1440" w:hanging="360"/>
+              <w:jc w:val="both"/>
+              <w:rPr>
+                <w:u w:val="none"/>
+              </w:rPr>
+            </w:pPr>
+            <w:r>
+              <w:rPr>
+                <w:rtl w:val="0"/>
+              </w:rPr>
+              <w:t xml:space="preserve">l’effettuare una analisi efficace e chiara dell’ultimo bilancio disponibile</w:t>
+              <w:br w:type="textWrapping"/>
+            </w:r>
+          </w:p>
+          <w:p>
+            <w:pPr>
+              <w:numPr>
+                <w:ilvl w:val="1"/>
+                <w:numId w:val="3"/>
+              </w:numPr>
+              <w:spacing w:line="240" w:lineRule="auto"/>
+              <w:ind w:left="1440" w:hanging="360"/>
+              <w:jc w:val="both"/>
+              <w:rPr>
+                <w:u w:val="none"/>
+              </w:rPr>
+            </w:pPr>
+            <w:r>
+              <w:rPr>
+                <w:rtl w:val="0"/>
+              </w:rPr>
+              <w:t xml:space="preserve">costruire una evoluzione dell’impegno in ambito ESG dell’azienda attraverso il confronto dei bilanci nel corso degli anni</w:t>
+              <w:br w:type="textWrapping"/>
+            </w:r>
+          </w:p>
+          <w:p>
+            <w:pPr>
+              <w:numPr>
+                <w:ilvl w:val="1"/>
+                <w:numId w:val="3"/>
+              </w:numPr>
+              <w:spacing w:line="240" w:lineRule="auto"/>
+              <w:ind w:left="1440" w:hanging="360"/>
+              <w:jc w:val="both"/>
+              <w:rPr>
+                <w:u w:val="none"/>
+              </w:rPr>
+            </w:pPr>
+            <w:r>
+              <w:rPr>
+                <w:rtl w:val="0"/>
+              </w:rPr>
+              <w:t xml:space="preserve">cercare di esprimere un buon linguaggio in un ambito che tipicamente non mi appartiene</w:t>
+            </w:r>
+          </w:p>
+          <w:p>
+            <w:pPr>
+              <w:spacing w:line="240" w:lineRule="auto"/>
+              <w:ind w:left="720" w:firstLine="0"/>
+              <w:jc w:val="both"/>
+              <w:rPr/>
+            </w:pPr>
+            <w:r>
+              <w:rPr>
+                <w:rtl w:val="0"/>
+              </w:rPr>
+              <w:br w:type="textWrapping"/>
+              <w:t xml:space="preserve">Per questa attività sono state necessarie circa due/tre settimane</w:t>
+              <w:br w:type="textWrapping"/>
+            </w:r>
+          </w:p>
+          <w:p>
+            <w:pPr>
+              <w:numPr>
+                <w:ilvl w:val="0"/>
+                <w:numId w:val="3"/>
+              </w:numPr>
+              <w:spacing w:line="240" w:lineRule="auto"/>
+              <w:ind w:left="720" w:hanging="360"/>
+              <w:jc w:val="both"/>
+              <w:rPr>
+                <w:u w:val="none"/>
+              </w:rPr>
+            </w:pPr>
+            <w:r>
+              <w:rPr>
+                <w:b w:val="1"/>
+                <w:rtl w:val="0"/>
+              </w:rPr>
+              <w:t xml:space="preserve">Sviluppo del progetto web</w:t>
+            </w:r>
+            <w:r>
+              <w:rPr>
+                <w:rtl w:val="0"/>
+              </w:rPr>
+              <w:br w:type="textWrapping"/>
               <w:t xml:space="preserve">Bla bla</w:t>
+              <w:br w:type="textWrapping"/>
+              <w:br w:type="textWrapping"/>
+              <w:t xml:space="preserve">Per questa attività sono state necessarie circa due settimane</w:t>
             </w:r>
           </w:p>
         </w:tc>
@@ -931,464 +1636,6 @@
           <w:p>
             <w:pPr>
               <w:pStyle w:val="Heading3"/>
-              <w:rPr>
-                <w:sz w:val="24"/>
-                <w:szCs w:val="24"/>
-              </w:rPr>
-            </w:pPr>
-            <w:bookmarkStart w:colFirst="0" w:colLast="0" w:name="_p20f0ry0ndew" w:id="3"/>
-            <w:bookmarkEnd w:id="3"/>
-            <w:r>
-              <w:rPr>
-                <w:rtl w:val="0"/>
-              </w:rPr>
-              <w:t xml:space="preserve">Fasi di lavoro e relativi tempi di implementazione per la predisposizione dell’elaborato</w:t>
-            </w:r>
-            <w:r>
-              <w:rPr>
-                <w:rtl w:val="0"/>
-              </w:rPr>
-            </w:r>
-          </w:p>
-          <w:p>
-            <w:pPr>
-              <w:spacing w:line="240" w:lineRule="auto"/>
-              <w:jc w:val="both"/>
-              <w:rPr>
-                <w:i w:val="1"/>
-              </w:rPr>
-            </w:pPr>
-            <w:r>
-              <w:rPr>
-                <w:i w:val="1"/>
-                <w:rtl w:val="0"/>
-              </w:rPr>
-              <w:t xml:space="preserve">anche organizzazione tempo, difficoltà, rif. a forum programmazione e eventuali tool</w:t>
-            </w:r>
-          </w:p>
-          <w:p>
-            <w:pPr>
-              <w:spacing w:line="240" w:lineRule="auto"/>
-              <w:jc w:val="both"/>
-              <w:rPr>
-                <w:i w:val="1"/>
-              </w:rPr>
-            </w:pPr>
-            <w:r>
-              <w:rPr>
-                <w:i w:val="1"/>
-                <w:rtl w:val="0"/>
-              </w:rPr>
-              <w:t xml:space="preserve">tempo per ricerca info, raccolta dati, organizzazione lavoro, ricerche bibliografiche e fonti, sviluppo, individuazione del caso studio e relativi tempi</w:t>
-              <w:br w:type="textWrapping"/>
-              <w:t xml:space="preserve">(in generale non essere schematici ma discorsivi, o meglio anche schematici ma argomentando)</w:t>
-            </w:r>
-          </w:p>
-          <w:p>
-            <w:pPr>
-              <w:spacing w:line="240" w:lineRule="auto"/>
-              <w:jc w:val="both"/>
-              <w:rPr>
-                <w:i w:val="1"/>
-              </w:rPr>
-            </w:pPr>
-            <w:r>
-              <w:rPr>
-                <w:rtl w:val="0"/>
-              </w:rPr>
-            </w:r>
-          </w:p>
-          <w:p>
-            <w:pPr>
-              <w:spacing w:line="240" w:lineRule="auto"/>
-              <w:jc w:val="both"/>
-              <w:rPr/>
-            </w:pPr>
-            <w:r>
-              <w:rPr>
-                <w:rtl w:val="0"/>
-              </w:rPr>
-              <w:t xml:space="preserve">Lo sviluppo del project work si è articolato tramite le seguenti fasi:</w:t>
-            </w:r>
-          </w:p>
-          <w:p>
-            <w:pPr>
-              <w:spacing w:line="240" w:lineRule="auto"/>
-              <w:jc w:val="both"/>
-              <w:rPr/>
-            </w:pPr>
-            <w:r>
-              <w:rPr>
-                <w:rtl w:val="0"/>
-              </w:rPr>
-            </w:r>
-          </w:p>
-          <w:p>
-            <w:pPr>
-              <w:numPr>
-                <w:ilvl w:val="0"/>
-                <w:numId w:val="3"/>
-              </w:numPr>
-              <w:spacing w:line="240" w:lineRule="auto"/>
-              <w:ind w:left="720" w:hanging="360"/>
-              <w:jc w:val="both"/>
-              <w:rPr>
-                <w:u w:val="none"/>
-              </w:rPr>
-            </w:pPr>
-            <w:r>
-              <w:rPr>
-                <w:b w:val="1"/>
-                <w:rtl w:val="0"/>
-              </w:rPr>
-              <w:t xml:space="preserve">Analisi delle specifiche e individuazione dell’azienda</w:t>
-            </w:r>
-            <w:r>
-              <w:rPr>
-                <w:rtl w:val="0"/>
-              </w:rPr>
-              <w:br w:type="textWrapping"/>
-              <w:t xml:space="preserve">Il primo passo è stato quello di comprendere bene la richiesta espressa dalla traccia, facendo appello alle conoscenze apprese riguardo agli aspetti finanziari e di marketing nonché alle conoscenze tecniche necessarie allo sviluppo HTML. In particolare, ho dovuto approfondire quali sono esattamente le aziende operanti nel settore secondario, visto che ho sicuramente maggiore esperienza nel settore terziario.</w:t>
-              <w:br w:type="textWrapping"/>
-              <w:t xml:space="preserve">Dopodichè mi sono potuto concentrare sulla scelta dell’azienda di cui analizzare il bilancio, e</w:t>
-            </w:r>
-          </w:p>
-          <w:p>
-            <w:pPr>
-              <w:spacing w:line="240" w:lineRule="auto"/>
-              <w:ind w:left="720" w:firstLine="0"/>
-              <w:jc w:val="both"/>
-              <w:rPr/>
-            </w:pPr>
-            <w:r>
-              <w:rPr>
-                <w:rtl w:val="0"/>
-              </w:rPr>
-              <w:t xml:space="preserve">mi è sembrato opportuno valutare con attenzione questo aspetto, dato che ciò avrebbe influenzato l’intero progetto.</w:t>
-              <w:br w:type="textWrapping"/>
-              <w:t xml:space="preserve">Le caratteristiche che mi ho individuato come rilevanti per effettuare una buona analisi per l’azienda sono le seguenti:</w:t>
-              <w:br w:type="textWrapping"/>
-            </w:r>
-          </w:p>
-          <w:p>
-            <w:pPr>
-              <w:numPr>
-                <w:ilvl w:val="1"/>
-                <w:numId w:val="3"/>
-              </w:numPr>
-              <w:spacing w:line="240" w:lineRule="auto"/>
-              <w:ind w:left="1440" w:hanging="360"/>
-              <w:jc w:val="both"/>
-              <w:rPr>
-                <w:u w:val="none"/>
-              </w:rPr>
-            </w:pPr>
-            <w:r>
-              <w:rPr>
-                <w:rtl w:val="0"/>
-              </w:rPr>
-              <w:t xml:space="preserve">Deve essere di interesse pubblico (in quanto statale o quotata in borsa) e rappresentare pienamente il concetto di azienda operante nel settore secondario, inteso come trasformazione di materie prime. </w:t>
-              <w:br w:type="textWrapping"/>
-            </w:r>
-          </w:p>
-          <w:p>
-            <w:pPr>
-              <w:numPr>
-                <w:ilvl w:val="1"/>
-                <w:numId w:val="3"/>
-              </w:numPr>
-              <w:spacing w:line="240" w:lineRule="auto"/>
-              <w:ind w:left="1440" w:hanging="360"/>
-              <w:jc w:val="both"/>
-              <w:rPr>
-                <w:u w:val="none"/>
-              </w:rPr>
-            </w:pPr>
-            <w:r>
-              <w:rPr>
-                <w:rtl w:val="0"/>
-              </w:rPr>
-              <w:t xml:space="preserve">Deve avere un buon sito web aziendale in generale.</w:t>
-              <w:br w:type="textWrapping"/>
-            </w:r>
-          </w:p>
-          <w:p>
-            <w:pPr>
-              <w:numPr>
-                <w:ilvl w:val="1"/>
-                <w:numId w:val="3"/>
-              </w:numPr>
-              <w:spacing w:line="240" w:lineRule="auto"/>
-              <w:ind w:left="1440" w:hanging="360"/>
-              <w:jc w:val="both"/>
-              <w:rPr>
-                <w:u w:val="none"/>
-              </w:rPr>
-            </w:pPr>
-            <w:r>
-              <w:rPr>
-                <w:rtl w:val="0"/>
-              </w:rPr>
-              <w:t xml:space="preserve">Al report di sostenibilità non deve essere riservato solo un PDF da scaricare, ma un'intera sezione del sito web che ne rifletta a pieno l’impegno in ambito ESG.</w:t>
-              <w:br w:type="textWrapping"/>
-            </w:r>
-          </w:p>
-          <w:p>
-            <w:pPr>
-              <w:numPr>
-                <w:ilvl w:val="1"/>
-                <w:numId w:val="3"/>
-              </w:numPr>
-              <w:spacing w:line="240" w:lineRule="auto"/>
-              <w:ind w:left="1440" w:hanging="360"/>
-              <w:jc w:val="both"/>
-            </w:pPr>
-            <w:r>
-              <w:rPr>
-                <w:rtl w:val="0"/>
-              </w:rPr>
-              <w:t xml:space="preserve">Deve essere fornito un facile accesso allo storico dei report prodotti negli anni, in modo da poter effettuare un confronto e misurare l’evoluzione dei report stessi.</w:t>
-            </w:r>
-          </w:p>
-          <w:p>
-            <w:pPr>
-              <w:spacing w:line="240" w:lineRule="auto"/>
-              <w:ind w:left="1440" w:firstLine="0"/>
-              <w:jc w:val="both"/>
-              <w:rPr/>
-            </w:pPr>
-            <w:r>
-              <w:rPr>
-                <w:rtl w:val="0"/>
-              </w:rPr>
-            </w:r>
-          </w:p>
-          <w:p>
-            <w:pPr>
-              <w:spacing w:line="240" w:lineRule="auto"/>
-              <w:ind w:left="720" w:firstLine="0"/>
-              <w:jc w:val="both"/>
-              <w:rPr/>
-            </w:pPr>
-            <w:r>
-              <w:rPr>
-                <w:rtl w:val="0"/>
-              </w:rPr>
-              <w:t xml:space="preserve">La scelta è ricaduta su Lavazza S.p.A. che, oltre a rappresentare un’eccellenza italiana nel mondo, soddisfa pienamente i parametri di cui sopra.</w:t>
-              <w:br w:type="textWrapping"/>
-            </w:r>
-          </w:p>
-          <w:p>
-            <w:pPr>
-              <w:spacing w:line="240" w:lineRule="auto"/>
-              <w:ind w:left="720" w:firstLine="0"/>
-              <w:jc w:val="both"/>
-              <w:rPr/>
-            </w:pPr>
-            <w:r>
-              <w:rPr>
-                <w:rtl w:val="0"/>
-              </w:rPr>
-              <w:t xml:space="preserve">Queste attività le ho svolte nell’arco di un paio di giornate, non dedicandovi però attenzione esclusiva.</w:t>
-              <w:br w:type="textWrapping"/>
-            </w:r>
-          </w:p>
-          <w:p>
-            <w:pPr>
-              <w:numPr>
-                <w:ilvl w:val="0"/>
-                <w:numId w:val="3"/>
-              </w:numPr>
-              <w:spacing w:line="240" w:lineRule="auto"/>
-              <w:ind w:left="720" w:hanging="360"/>
-              <w:jc w:val="both"/>
-              <w:rPr>
-                <w:u w:val="none"/>
-              </w:rPr>
-            </w:pPr>
-            <w:r>
-              <w:rPr>
-                <w:b w:val="1"/>
-                <w:rtl w:val="0"/>
-              </w:rPr>
-              <w:t xml:space="preserve">Predisposizione preliminare degli ambienti e organizzazione del lavoro</w:t>
-            </w:r>
-            <w:r>
-              <w:rPr>
-                <w:rtl w:val="0"/>
-              </w:rPr>
-              <w:br w:type="textWrapping"/>
-              <w:t xml:space="preserve">Il passo immediatamente successivo è stato quello di organizzare il lavoro, pensando a come portare avanti parallelamente le due attività di analisi del report e quella più strettamente legata agli aspetti tecnici di sviluppo del progetto web. In particolare, ho pensato alla piattaforma che:</w:t>
-              <w:br w:type="textWrapping"/>
-            </w:r>
-          </w:p>
-          <w:p>
-            <w:pPr>
-              <w:numPr>
-                <w:ilvl w:val="1"/>
-                <w:numId w:val="3"/>
-              </w:numPr>
-              <w:spacing w:line="240" w:lineRule="auto"/>
-              <w:ind w:left="1440" w:hanging="360"/>
-              <w:jc w:val="both"/>
-              <w:rPr>
-                <w:u w:val="none"/>
-              </w:rPr>
-            </w:pPr>
-            <w:r>
-              <w:rPr>
-                <w:rtl w:val="0"/>
-              </w:rPr>
-              <w:t xml:space="preserve">Permettesse di tenere traccia del versionamento del software</w:t>
-              <w:br w:type="textWrapping"/>
-            </w:r>
-          </w:p>
-          <w:p>
-            <w:pPr>
-              <w:numPr>
-                <w:ilvl w:val="1"/>
-                <w:numId w:val="3"/>
-              </w:numPr>
-              <w:spacing w:line="240" w:lineRule="auto"/>
-              <w:ind w:left="1440" w:hanging="360"/>
-              <w:jc w:val="both"/>
-              <w:rPr>
-                <w:u w:val="none"/>
-              </w:rPr>
-            </w:pPr>
-            <w:r>
-              <w:rPr>
-                <w:rtl w:val="0"/>
-              </w:rPr>
-              <w:t xml:space="preserve">Al termine dello sviluppo, rendesse comodo l’accesso per la valutazione da parte dei relatori</w:t>
-              <w:br w:type="textWrapping"/>
-            </w:r>
-          </w:p>
-          <w:p>
-            <w:pPr>
-              <w:spacing w:line="240" w:lineRule="auto"/>
-              <w:ind w:left="720" w:firstLine="0"/>
-              <w:jc w:val="both"/>
-              <w:rPr/>
-            </w:pPr>
-            <w:r>
-              <w:rPr>
-                <w:rtl w:val="0"/>
-              </w:rPr>
-              <w:t xml:space="preserve">La soluzione più ovvia è ricaduta su </w:t>
-            </w:r>
-            <w:r>
-              <w:rPr>
-                <w:b w:val="1"/>
-                <w:rtl w:val="0"/>
-              </w:rPr>
-              <w:t xml:space="preserve">GitHub</w:t>
-            </w:r>
-            <w:r>
-              <w:rPr>
-                <w:rtl w:val="0"/>
-              </w:rPr>
-              <w:t xml:space="preserve"> che, oltre a soddisfare i requisiti di cui sopra, offre il servizio </w:t>
-            </w:r>
-            <w:r>
-              <w:rPr>
-                <w:b w:val="1"/>
-                <w:rtl w:val="0"/>
-              </w:rPr>
-              <w:t xml:space="preserve">GitHub Pages</w:t>
-            </w:r>
-            <w:r>
-              <w:rPr>
-                <w:rtl w:val="0"/>
-              </w:rPr>
-              <w:t xml:space="preserve"> che permette la contestuale pubblicazione della pagina sviluppata in modo che il progetto sia realmente navigabile.</w:t>
-              <w:br w:type="textWrapping"/>
-              <w:br w:type="textWrapping"/>
-              <w:t xml:space="preserve">Per questa fase sono state necessarie solo poche ore, visto che fortunatamente avevo già avuto esperienza di questa piattaforma.</w:t>
-              <w:br w:type="textWrapping"/>
-            </w:r>
-          </w:p>
-          <w:p>
-            <w:pPr>
-              <w:numPr>
-                <w:ilvl w:val="0"/>
-                <w:numId w:val="3"/>
-              </w:numPr>
-              <w:spacing w:line="240" w:lineRule="auto"/>
-              <w:ind w:left="720" w:hanging="360"/>
-              <w:jc w:val="both"/>
-              <w:rPr>
-                <w:u w:val="none"/>
-              </w:rPr>
-            </w:pPr>
-            <w:r>
-              <w:rPr>
-                <w:b w:val="1"/>
-                <w:rtl w:val="0"/>
-              </w:rPr>
-              <w:t xml:space="preserve">Redazione del documento di analisi di bilancio (presente template)</w:t>
-            </w:r>
-            <w:r>
-              <w:rPr>
-                <w:rtl w:val="0"/>
-              </w:rPr>
-              <w:br w:type="textWrapping"/>
-              <w:t xml:space="preserve">Bla bla</w:t>
-              <w:br w:type="textWrapping"/>
-              <w:br w:type="textWrapping"/>
-              <w:t xml:space="preserve">Per questa attività sono state necessarie circa due/tre settimane</w:t>
-              <w:br w:type="textWrapping"/>
-            </w:r>
-          </w:p>
-          <w:p>
-            <w:pPr>
-              <w:numPr>
-                <w:ilvl w:val="0"/>
-                <w:numId w:val="3"/>
-              </w:numPr>
-              <w:spacing w:line="240" w:lineRule="auto"/>
-              <w:ind w:left="720" w:hanging="360"/>
-              <w:jc w:val="both"/>
-              <w:rPr>
-                <w:u w:val="none"/>
-              </w:rPr>
-            </w:pPr>
-            <w:r>
-              <w:rPr>
-                <w:b w:val="1"/>
-                <w:rtl w:val="0"/>
-              </w:rPr>
-              <w:t xml:space="preserve">Sviluppo del progetto web</w:t>
-            </w:r>
-            <w:r>
-              <w:rPr>
-                <w:rtl w:val="0"/>
-              </w:rPr>
-              <w:br w:type="textWrapping"/>
-              <w:t xml:space="preserve">Bla bla</w:t>
-              <w:br w:type="textWrapping"/>
-              <w:br w:type="textWrapping"/>
-              <w:t xml:space="preserve">Per questa attività sono state necessarie circa due settimane</w:t>
-            </w:r>
-          </w:p>
-        </w:tc>
-      </w:tr>
-      <w:tr>
-        <w:trPr>
-          <w:cantSplit w:val="0"/>
-          <w:tblHeader w:val="0"/>
-        </w:trPr>
-        <w:tc>
-          <w:tcPr>
-            <w:gridSpan w:val="2"/>
-            <w:tcMar>
-              <w:left w:w="0.0" w:type="dxa"/>
-              <w:right w:w="0.0" w:type="dxa"/>
-            </w:tcMar>
-          </w:tcPr>
-          <w:p>
-            <w:pPr>
-              <w:pStyle w:val="Heading3"/>
               <w:jc w:val="both"/>
               <w:rPr/>
             </w:pPr>
@@ -1405,16 +1652,25 @@
             <w:pPr>
               <w:spacing w:line="240" w:lineRule="auto"/>
               <w:jc w:val="both"/>
-              <w:rPr>
-                <w:i w:val="1"/>
-              </w:rPr>
-            </w:pPr>
-            <w:r>
-              <w:rPr>
-                <w:i w:val="1"/>
-                <w:rtl w:val="0"/>
-              </w:rPr>
-              <w:t xml:space="preserve">link, riferimenti, tool e ragioni per averlo usato (es perchè già conosciuto e utilizzato)</w:t>
+              <w:rPr/>
+            </w:pPr>
+            <w:r>
+              <w:rPr>
+                <w:rtl w:val="0"/>
+              </w:rPr>
+              <w:t xml:space="preserve">Una volta individuata l’azienda, la principale fonte di informazioni è stata costituita dal sito web aziendale e le sezioni specifiche sulla tematica dell’impegno di Lavazza in ambito di sostenibilità su vari fronti:</w:t>
+            </w:r>
+          </w:p>
+          <w:p>
+            <w:pPr>
+              <w:spacing w:line="240" w:lineRule="auto"/>
+              <w:jc w:val="both"/>
+              <w:rPr/>
+            </w:pPr>
+            <w:r>
+              <w:rPr>
+                <w:rtl w:val="0"/>
+              </w:rPr>
             </w:r>
           </w:p>
           <w:p>
@@ -1427,15 +1683,41 @@
               <w:ind w:left="720" w:hanging="360"/>
               <w:jc w:val="both"/>
               <w:rPr>
-                <w:i w:val="1"/>
-              </w:rPr>
-            </w:pPr>
-            <w:r>
-              <w:rPr>
-                <w:i w:val="1"/>
-                <w:rtl w:val="0"/>
-              </w:rPr>
-              <w:t xml:space="preserve">in questa prima parte, in generale, non perdere troppo tempo ma specificare bene i punti elencati con evidenza agli insegnamenti collegati</w:t>
+                <w:u w:val="none"/>
+              </w:rPr>
+            </w:pPr>
+            <w:r>
+              <w:rPr>
+                <w:rtl w:val="0"/>
+              </w:rPr>
+              <w:t xml:space="preserve">Introduzione al Goal Zero e all’Agenda 2030 delle Nazioni Unite</w:t>
+            </w:r>
+            <w:r>
+              <w:rPr>
+                <w:rtl w:val="0"/>
+              </w:rPr>
+              <w:br w:type="textWrapping"/>
+            </w:r>
+            <w:hyperlink r:id="rId10">
+              <w:r>
+                <w:rPr>
+                  <w:color w:val="1155cc"/>
+                  <w:u w:val="single"/>
+                  <w:rtl w:val="0"/>
+                </w:rPr>
+                <w:t xml:space="preserve">https://www.lavazzagroup.com/it/la-sostenibilita.html</w:t>
+              </w:r>
+            </w:hyperlink>
+            <w:r>
+              <w:rPr>
+                <w:rtl w:val="0"/>
+              </w:rPr>
+              <w:br w:type="textWrapping"/>
+            </w:r>
+            <w:r>
+              <w:rPr>
+                <w:rtl w:val="0"/>
+              </w:rPr>
             </w:r>
           </w:p>
           <w:p>
@@ -1448,15 +1730,36 @@
               <w:ind w:left="720" w:hanging="360"/>
               <w:jc w:val="both"/>
               <w:rPr>
-                <w:i w:val="1"/>
-              </w:rPr>
-            </w:pPr>
-            <w:r>
-              <w:rPr>
-                <w:i w:val="1"/>
-                <w:rtl w:val="0"/>
-              </w:rPr>
-              <w:t xml:space="preserve">in particolare tempi e modi per reperire i dati e relative fonti</w:t>
+                <w:u w:val="none"/>
+              </w:rPr>
+            </w:pPr>
+            <w:r>
+              <w:rPr>
+                <w:rtl w:val="0"/>
+              </w:rPr>
+              <w:t xml:space="preserve">Link al bilancio di sostenibilità attuale e archivio dei bilanci dal 2014</w:t>
+              <w:br w:type="textWrapping"/>
+            </w:r>
+            <w:hyperlink r:id="rId11">
+              <w:r>
+                <w:rPr>
+                  <w:color w:val="1155cc"/>
+                  <w:u w:val="single"/>
+                  <w:rtl w:val="0"/>
+                </w:rPr>
+                <w:t xml:space="preserve">https://www.lavazzagroup.com/it/la-sostenibilita/il-bilancio-di-sostenibilita.html</w:t>
+              </w:r>
+            </w:hyperlink>
+            <w:r>
+              <w:rPr>
+                <w:rtl w:val="0"/>
+              </w:rPr>
+              <w:br w:type="textWrapping"/>
+            </w:r>
+            <w:r>
+              <w:rPr>
+                <w:rtl w:val="0"/>
+              </w:rPr>
             </w:r>
           </w:p>
           <w:p>
@@ -1468,16 +1771,34 @@
               <w:spacing w:line="240" w:lineRule="auto"/>
               <w:ind w:left="720" w:hanging="360"/>
               <w:jc w:val="both"/>
-              <w:rPr>
-                <w:i w:val="1"/>
-              </w:rPr>
-            </w:pPr>
-            <w:r>
-              <w:rPr>
-                <w:i w:val="1"/>
-                <w:rtl w:val="0"/>
-              </w:rPr>
-              <w:t xml:space="preserve">spiegare anche difficoltà e modi in cui si sono superate</w:t>
+            </w:pPr>
+            <w:r>
+              <w:rPr>
+                <w:rtl w:val="0"/>
+              </w:rPr>
+              <w:t xml:space="preserve">Manifesto di sostenibilità e Sustainable Development Goals (SDG)</w:t>
+              <w:br w:type="textWrapping"/>
+            </w:r>
+            <w:hyperlink r:id="rId12">
+              <w:r>
+                <w:rPr>
+                  <w:color w:val="1155cc"/>
+                  <w:u w:val="single"/>
+                  <w:rtl w:val="0"/>
+                </w:rPr>
+                <w:t xml:space="preserve">https://www.lavazzagroup.com/it/la-sostenibilita/il-manifesto-di-sostenibilita.html</w:t>
+              </w:r>
+            </w:hyperlink>
+            <w:r>
+              <w:rPr>
+                <w:rtl w:val="0"/>
+              </w:rPr>
+              <w:br w:type="textWrapping"/>
+            </w:r>
+            <w:r>
+              <w:rPr>
+                <w:rtl w:val="0"/>
+              </w:rPr>
             </w:r>
           </w:p>
           <w:p>
@@ -1490,40 +1811,565 @@
               <w:ind w:left="720" w:hanging="360"/>
               <w:jc w:val="both"/>
               <w:rPr>
-                <w:i w:val="1"/>
-              </w:rPr>
-            </w:pPr>
-            <w:r>
-              <w:rPr>
-                <w:i w:val="1"/>
-                <w:rtl w:val="0"/>
-              </w:rPr>
-              <w:t xml:space="preserve">menzionare anche difficoltà per settore secondario, a diff del terziario</w:t>
-            </w:r>
-          </w:p>
-          <w:p>
-            <w:pPr>
-              <w:spacing w:line="240" w:lineRule="auto"/>
-              <w:jc w:val="both"/>
-              <w:rPr/>
-            </w:pPr>
-            <w:r>
-              <w:rPr>
-                <w:rtl w:val="0"/>
-              </w:rPr>
-            </w:r>
-          </w:p>
-          <w:p>
-            <w:pPr>
-              <w:spacing w:line="240" w:lineRule="auto"/>
-              <w:jc w:val="both"/>
-              <w:rPr/>
-            </w:pPr>
-            <w:r>
-              <w:rPr>
-                <w:rtl w:val="0"/>
-              </w:rPr>
-              <w:t xml:space="preserve">Bla bla</w:t>
+                <w:u w:val="none"/>
+              </w:rPr>
+            </w:pPr>
+            <w:r>
+              <w:rPr>
+                <w:rtl w:val="0"/>
+              </w:rPr>
+              <w:t xml:space="preserve">Responsabilità e Fondazione Lavazza per le comunità</w:t>
+              <w:br w:type="textWrapping"/>
+            </w:r>
+            <w:hyperlink r:id="rId13">
+              <w:r>
+                <w:rPr>
+                  <w:color w:val="1155cc"/>
+                  <w:u w:val="single"/>
+                  <w:rtl w:val="0"/>
+                </w:rPr>
+                <w:t xml:space="preserve">https://www.lavazzagroup.com/it/la-sostenibilita/le-comunita.html</w:t>
+              </w:r>
+            </w:hyperlink>
+            <w:r>
+              <w:rPr>
+                <w:rtl w:val="0"/>
+              </w:rPr>
+              <w:br w:type="textWrapping"/>
+            </w:r>
+            <w:r>
+              <w:rPr>
+                <w:rtl w:val="0"/>
+              </w:rPr>
+            </w:r>
+          </w:p>
+          <w:p>
+            <w:pPr>
+              <w:numPr>
+                <w:ilvl w:val="0"/>
+                <w:numId w:val="2"/>
+              </w:numPr>
+              <w:spacing w:line="240" w:lineRule="auto"/>
+              <w:ind w:left="720" w:hanging="360"/>
+              <w:jc w:val="both"/>
+              <w:rPr>
+                <w:u w:val="none"/>
+              </w:rPr>
+            </w:pPr>
+            <w:r>
+              <w:rPr>
+                <w:rtl w:val="0"/>
+              </w:rPr>
+              <w:t xml:space="preserve">Sostenibilità ambientale e Climate protection</w:t>
+              <w:br w:type="textWrapping"/>
+            </w:r>
+            <w:hyperlink r:id="rId14">
+              <w:r>
+                <w:rPr>
+                  <w:color w:val="1155cc"/>
+                  <w:u w:val="single"/>
+                  <w:rtl w:val="0"/>
+                </w:rPr>
+                <w:t xml:space="preserve">https://www.lavazzagroup.com/it/la-sostenibilita/ambiente.html</w:t>
+              </w:r>
+            </w:hyperlink>
+            <w:r>
+              <w:rPr>
+                <w:rtl w:val="0"/>
+              </w:rPr>
+              <w:br w:type="textWrapping"/>
+            </w:r>
+            <w:r>
+              <w:rPr>
+                <w:rtl w:val="0"/>
+              </w:rPr>
+            </w:r>
+          </w:p>
+          <w:p>
+            <w:pPr>
+              <w:numPr>
+                <w:ilvl w:val="0"/>
+                <w:numId w:val="2"/>
+              </w:numPr>
+              <w:spacing w:line="240" w:lineRule="auto"/>
+              <w:ind w:left="720" w:hanging="360"/>
+              <w:jc w:val="both"/>
+              <w:rPr>
+                <w:u w:val="none"/>
+              </w:rPr>
+            </w:pPr>
+            <w:r>
+              <w:rPr>
+                <w:rtl w:val="0"/>
+              </w:rPr>
+              <w:t xml:space="preserve">Partnership Lavazza con Fondazioni benefiche</w:t>
+              <w:br w:type="textWrapping"/>
+            </w:r>
+            <w:hyperlink r:id="rId15">
+              <w:r>
+                <w:rPr>
+                  <w:color w:val="1155cc"/>
+                  <w:u w:val="single"/>
+                  <w:rtl w:val="0"/>
+                </w:rPr>
+                <w:t xml:space="preserve">https://www.lavazzagroup.com/it/la-sostenibilita/le-partnership.html</w:t>
+              </w:r>
+            </w:hyperlink>
+            <w:r>
+              <w:rPr>
+                <w:rtl w:val="0"/>
+              </w:rPr>
+            </w:r>
+          </w:p>
+          <w:p>
+            <w:pPr>
+              <w:spacing w:line="240" w:lineRule="auto"/>
+              <w:jc w:val="both"/>
+              <w:rPr/>
+            </w:pPr>
+            <w:r>
+              <w:rPr>
+                <w:rtl w:val="0"/>
+              </w:rPr>
+            </w:r>
+          </w:p>
+          <w:p>
+            <w:pPr>
+              <w:spacing w:line="240" w:lineRule="auto"/>
+              <w:jc w:val="both"/>
+              <w:rPr/>
+            </w:pPr>
+            <w:r>
+              <w:rPr>
+                <w:rtl w:val="0"/>
+              </w:rPr>
+              <w:t xml:space="preserve">Nella seconda fase, ho cercato invece di individuare la piattaforma ed i tool di sviluppo più adatti alla creazione della pagina web. Ho dedicato particolare attenzione a questa fase, in quanto l’esperienza mi ha dimostrato l’importanza della scelta della piattaforma adatta. In particolare, occorre trovare quel set di strumenti che renda lo sviluppo della pagina più agevole possibile e che garantisca un output chiaro, ordinato e con tutti gli elementi coerenti.</w:t>
+            </w:r>
+          </w:p>
+          <w:p>
+            <w:pPr>
+              <w:spacing w:line="240" w:lineRule="auto"/>
+              <w:jc w:val="both"/>
+              <w:rPr/>
+            </w:pPr>
+            <w:r>
+              <w:rPr>
+                <w:rtl w:val="0"/>
+              </w:rPr>
+              <w:t xml:space="preserve">Per perseguire questo scopo, l’utilizzo di un framework per il frontend mi è sembrato che fosse la scelta più ovvia e indicata. Allo stesso tempo, vista la relativa semplicità del progetto, ho cercato di non sovradimensionare il progetto con una struttura troppo complessa  e quindi poco flessibile.</w:t>
+            </w:r>
+          </w:p>
+          <w:p>
+            <w:pPr>
+              <w:spacing w:line="240" w:lineRule="auto"/>
+              <w:jc w:val="both"/>
+              <w:rPr/>
+            </w:pPr>
+            <w:r>
+              <w:rPr>
+                <w:rtl w:val="0"/>
+              </w:rPr>
+              <w:t xml:space="preserve">Dato che è uno strumento che conosco piuttosto bene dato che l’ho usato in alcuni progetti lavorativi, ho scelto quindi Tailwind, che non è una semplice libreria ma un vero e proprio framework.</w:t>
+            </w:r>
+          </w:p>
+          <w:p>
+            <w:pPr>
+              <w:spacing w:line="240" w:lineRule="auto"/>
+              <w:jc w:val="both"/>
+              <w:rPr/>
+            </w:pPr>
+            <w:r>
+              <w:rPr>
+                <w:rtl w:val="0"/>
+              </w:rPr>
+            </w:r>
+          </w:p>
+          <w:p>
+            <w:pPr>
+              <w:spacing w:line="240" w:lineRule="auto"/>
+              <w:jc w:val="both"/>
+              <w:rPr/>
+            </w:pPr>
+            <w:r>
+              <w:rPr>
+                <w:rtl w:val="0"/>
+              </w:rPr>
+              <w:t xml:space="preserve">In generale, preferisco questo framework al più noto e diffuso Bootstrap per i seguenti motivi:</w:t>
+            </w:r>
+          </w:p>
+          <w:p>
+            <w:pPr>
+              <w:spacing w:line="240" w:lineRule="auto"/>
+              <w:jc w:val="both"/>
+              <w:rPr/>
+            </w:pPr>
+            <w:r>
+              <w:rPr>
+                <w:rtl w:val="0"/>
+              </w:rPr>
+            </w:r>
+          </w:p>
+          <w:p>
+            <w:pPr>
+              <w:numPr>
+                <w:ilvl w:val="0"/>
+                <w:numId w:val="8"/>
+              </w:numPr>
+              <w:spacing w:line="240" w:lineRule="auto"/>
+              <w:ind w:left="720" w:hanging="360"/>
+              <w:jc w:val="both"/>
+              <w:rPr>
+                <w:u w:val="none"/>
+              </w:rPr>
+            </w:pPr>
+            <w:r>
+              <w:rPr>
+                <w:rtl w:val="0"/>
+              </w:rPr>
+              <w:t xml:space="preserve">Segue un approccio utility-first con classi molto granulari piuttosto che basarsi su componenti predefiniti. A mio avviso, questo consente una maggiore pulizia del codice ed un aspetto più personalizzabile</w:t>
+              <w:br w:type="textWrapping"/>
+            </w:r>
+          </w:p>
+          <w:p>
+            <w:pPr>
+              <w:numPr>
+                <w:ilvl w:val="0"/>
+                <w:numId w:val="8"/>
+              </w:numPr>
+              <w:spacing w:line="240" w:lineRule="auto"/>
+              <w:ind w:left="720" w:hanging="360"/>
+              <w:jc w:val="both"/>
+              <w:rPr>
+                <w:u w:val="none"/>
+              </w:rPr>
+            </w:pPr>
+            <w:r>
+              <w:rPr>
+                <w:rtl w:val="0"/>
+              </w:rPr>
+              <w:t xml:space="preserve">È possibile definire da zero un proprio design system che conferisce alla pagina uno stile più “custom” e meno riconducibile al framework utilizzato, ovvero si può ottenere un controllo completo del design.</w:t>
+              <w:br w:type="textWrapping"/>
+            </w:r>
+          </w:p>
+          <w:p>
+            <w:pPr>
+              <w:numPr>
+                <w:ilvl w:val="0"/>
+                <w:numId w:val="8"/>
+              </w:numPr>
+              <w:spacing w:line="240" w:lineRule="auto"/>
+              <w:ind w:left="720" w:hanging="360"/>
+              <w:jc w:val="both"/>
+              <w:rPr>
+                <w:u w:val="none"/>
+              </w:rPr>
+            </w:pPr>
+            <w:r>
+              <w:rPr>
+                <w:rtl w:val="0"/>
+              </w:rPr>
+              <w:t xml:space="preserve">Lato CSS, permette l’utilizzo di variabili e l’utilizzo gerarchico delle classi, il che rende il codice più compatto e la manutenzione degli stili molto più semplice.</w:t>
+              <w:br w:type="textWrapping"/>
+              <w:t xml:space="preserve">L’aspetto che preferisco è la possibilità di centralizzare in un unico file di configurazione i diversi aspetti del design quali per colori e spaziature, fino a configurare un proprio tema. Questo rende la pagina finale sempre coerente ed evita la differenziazione nella resa degli stili dei diversi elementi.</w:t>
+            </w:r>
+          </w:p>
+          <w:p>
+            <w:pPr>
+              <w:spacing w:line="240" w:lineRule="auto"/>
+              <w:ind w:left="720" w:firstLine="0"/>
+              <w:jc w:val="both"/>
+              <w:rPr/>
+            </w:pPr>
+            <w:r>
+              <w:rPr>
+                <w:rtl w:val="0"/>
+              </w:rPr>
+            </w:r>
+          </w:p>
+          <w:p>
+            <w:pPr>
+              <w:numPr>
+                <w:ilvl w:val="0"/>
+                <w:numId w:val="8"/>
+              </w:numPr>
+              <w:spacing w:line="240" w:lineRule="auto"/>
+              <w:ind w:left="720" w:hanging="360"/>
+              <w:jc w:val="both"/>
+              <w:rPr>
+                <w:u w:val="none"/>
+              </w:rPr>
+            </w:pPr>
+            <w:r>
+              <w:rPr>
+                <w:rtl w:val="0"/>
+              </w:rPr>
+              <w:t xml:space="preserve">Secondo i forum e gruppi di discussione sullo sviluppo che abitualmente utilizzo, Tailwind è riconosciuto come molto performante.</w:t>
+              <w:br w:type="textWrapping"/>
+              <w:t xml:space="preserve">Fonti: </w:t>
+            </w:r>
+            <w:hyperlink r:id="rId16">
+              <w:r>
+                <w:rPr>
+                  <w:color w:val="1155cc"/>
+                  <w:u w:val="single"/>
+                  <w:rtl w:val="0"/>
+                </w:rPr>
+                <w:t xml:space="preserve">Medium.com</w:t>
+              </w:r>
+            </w:hyperlink>
+            <w:r>
+              <w:rPr>
+                <w:rtl w:val="0"/>
+              </w:rPr>
+              <w:t xml:space="preserve">, </w:t>
+            </w:r>
+            <w:hyperlink r:id="rId17">
+              <w:r>
+                <w:rPr>
+                  <w:color w:val="1155cc"/>
+                  <w:u w:val="single"/>
+                  <w:rtl w:val="0"/>
+                </w:rPr>
+                <w:t xml:space="preserve">Froala.com</w:t>
+              </w:r>
+            </w:hyperlink>
+            <w:r>
+              <w:rPr>
+                <w:rtl w:val="0"/>
+              </w:rPr>
+              <w:br w:type="textWrapping"/>
+            </w:r>
+          </w:p>
+          <w:p>
+            <w:pPr>
+              <w:numPr>
+                <w:ilvl w:val="0"/>
+                <w:numId w:val="8"/>
+              </w:numPr>
+              <w:spacing w:line="240" w:lineRule="auto"/>
+              <w:ind w:left="720" w:hanging="360"/>
+              <w:jc w:val="both"/>
+              <w:rPr>
+                <w:u w:val="none"/>
+              </w:rPr>
+            </w:pPr>
+            <w:r>
+              <w:rPr>
+                <w:rtl w:val="0"/>
+              </w:rPr>
+              <w:t xml:space="preserve">Di fondamentale importanza è l'orientamento allo sviluppo responsive. Ciò significa che viene fornito un set di classi CSS tali che tutti gli elementi sono definiti per adattarsi automaticamente alle diverse risoluzioni dei diversi dispositivi, che è un enorme risparmio di tempo.</w:t>
+              <w:br w:type="textWrapping"/>
+              <w:t xml:space="preserve">Questo non è prerogativa solo di Tailwind ma vale in effetti per tutti i framework moderni, Bootstrap compreso.</w:t>
+            </w:r>
+          </w:p>
+          <w:p>
+            <w:pPr>
+              <w:spacing w:line="240" w:lineRule="auto"/>
+              <w:jc w:val="both"/>
+              <w:rPr/>
+            </w:pPr>
+            <w:r>
+              <w:rPr>
+                <w:rtl w:val="0"/>
+              </w:rPr>
+            </w:r>
+          </w:p>
+          <w:p>
+            <w:pPr>
+              <w:spacing w:line="240" w:lineRule="auto"/>
+              <w:jc w:val="both"/>
+              <w:rPr/>
+            </w:pPr>
+            <w:r>
+              <w:rPr>
+                <w:rtl w:val="0"/>
+              </w:rPr>
+              <w:t xml:space="preserve">Una volta scelto il framework, resta ancora da valutare se:</w:t>
+              <w:br w:type="textWrapping"/>
+            </w:r>
+          </w:p>
+          <w:p>
+            <w:pPr>
+              <w:numPr>
+                <w:ilvl w:val="0"/>
+                <w:numId w:val="11"/>
+              </w:numPr>
+              <w:spacing w:line="240" w:lineRule="auto"/>
+              <w:ind w:left="720" w:hanging="360"/>
+              <w:jc w:val="both"/>
+              <w:rPr>
+                <w:u w:val="none"/>
+              </w:rPr>
+            </w:pPr>
+            <w:r>
+              <w:rPr>
+                <w:rtl w:val="0"/>
+              </w:rPr>
+              <w:t xml:space="preserve">Utilizzare un sistema di build per Tailwind, con tutti i vantaggi di PostCSS e Webpack, ad esempio.</w:t>
+              <w:br w:type="textWrapping"/>
+            </w:r>
+          </w:p>
+          <w:p>
+            <w:pPr>
+              <w:numPr>
+                <w:ilvl w:val="0"/>
+                <w:numId w:val="11"/>
+              </w:numPr>
+              <w:spacing w:line="240" w:lineRule="auto"/>
+              <w:ind w:left="720" w:hanging="360"/>
+              <w:jc w:val="both"/>
+              <w:rPr>
+                <w:u w:val="none"/>
+              </w:rPr>
+            </w:pPr>
+            <w:r>
+              <w:rPr>
+                <w:rtl w:val="0"/>
+              </w:rPr>
+              <w:t xml:space="preserve">Utilizzare Tailwind senza processo di build ma incorporandolo come semplice link verso la CDN</w:t>
+            </w:r>
+          </w:p>
+          <w:p>
+            <w:pPr>
+              <w:spacing w:line="240" w:lineRule="auto"/>
+              <w:ind w:left="0" w:firstLine="0"/>
+              <w:jc w:val="both"/>
+              <w:rPr/>
+            </w:pPr>
+            <w:r>
+              <w:rPr>
+                <w:rtl w:val="0"/>
+              </w:rPr>
+            </w:r>
+          </w:p>
+          <w:p>
+            <w:pPr>
+              <w:spacing w:line="240" w:lineRule="auto"/>
+              <w:ind w:left="0" w:firstLine="0"/>
+              <w:jc w:val="both"/>
+              <w:rPr/>
+            </w:pPr>
+            <w:r>
+              <w:rPr>
+                <w:rtl w:val="0"/>
+              </w:rPr>
+              <w:t xml:space="preserve">Premesso che nei progetti reali la scelta ricade quasi sempre nella prima soluzione grazie ai vantaggi offerti in termini di:</w:t>
+              <w:br w:type="textWrapping"/>
+            </w:r>
+          </w:p>
+          <w:p>
+            <w:pPr>
+              <w:numPr>
+                <w:ilvl w:val="0"/>
+                <w:numId w:val="7"/>
+              </w:numPr>
+              <w:spacing w:line="240" w:lineRule="auto"/>
+              <w:ind w:left="720" w:hanging="360"/>
+              <w:jc w:val="both"/>
+              <w:rPr>
+                <w:u w:val="none"/>
+              </w:rPr>
+            </w:pPr>
+            <w:r>
+              <w:rPr>
+                <w:rtl w:val="0"/>
+              </w:rPr>
+              <w:t xml:space="preserve">Purge del codice</w:t>
+              <w:br w:type="textWrapping"/>
+            </w:r>
+          </w:p>
+          <w:p>
+            <w:pPr>
+              <w:numPr>
+                <w:ilvl w:val="0"/>
+                <w:numId w:val="7"/>
+              </w:numPr>
+              <w:spacing w:line="240" w:lineRule="auto"/>
+              <w:ind w:left="720" w:hanging="360"/>
+              <w:jc w:val="both"/>
+              <w:rPr>
+                <w:u w:val="none"/>
+              </w:rPr>
+            </w:pPr>
+            <w:r>
+              <w:rPr>
+                <w:rtl w:val="0"/>
+              </w:rPr>
+              <w:t xml:space="preserve">Minimizzazione/concatenazione dei file CSS e JS</w:t>
+              <w:br w:type="textWrapping"/>
+            </w:r>
+          </w:p>
+          <w:p>
+            <w:pPr>
+              <w:numPr>
+                <w:ilvl w:val="0"/>
+                <w:numId w:val="7"/>
+              </w:numPr>
+              <w:spacing w:line="240" w:lineRule="auto"/>
+              <w:ind w:left="720" w:hanging="360"/>
+              <w:jc w:val="both"/>
+              <w:rPr>
+                <w:u w:val="none"/>
+              </w:rPr>
+            </w:pPr>
+            <w:r>
+              <w:rPr>
+                <w:rtl w:val="0"/>
+              </w:rPr>
+              <w:t xml:space="preserve">Riduzione delle chiamate per il caricamento delle risorse</w:t>
+              <w:br w:type="textWrapping"/>
+            </w:r>
+          </w:p>
+          <w:p>
+            <w:pPr>
+              <w:numPr>
+                <w:ilvl w:val="0"/>
+                <w:numId w:val="7"/>
+              </w:numPr>
+              <w:spacing w:line="240" w:lineRule="auto"/>
+              <w:ind w:left="720" w:hanging="360"/>
+              <w:jc w:val="both"/>
+              <w:rPr>
+                <w:u w:val="none"/>
+              </w:rPr>
+            </w:pPr>
+            <w:r>
+              <w:rPr>
+                <w:rtl w:val="0"/>
+              </w:rPr>
+              <w:t xml:space="preserve">Ottimizzazione delle immagini con esclusione di quelle inutilizzate</w:t>
+            </w:r>
+          </w:p>
+          <w:p>
+            <w:pPr>
+              <w:spacing w:line="240" w:lineRule="auto"/>
+              <w:ind w:left="720" w:firstLine="0"/>
+              <w:jc w:val="both"/>
+              <w:rPr/>
+            </w:pPr>
+            <w:r>
+              <w:rPr>
+                <w:rtl w:val="0"/>
+              </w:rPr>
+            </w:r>
+          </w:p>
+          <w:p>
+            <w:pPr>
+              <w:spacing w:line="240" w:lineRule="auto"/>
+              <w:ind w:left="0" w:firstLine="0"/>
+              <w:jc w:val="both"/>
+              <w:rPr/>
+            </w:pPr>
+            <w:r>
+              <w:rPr>
+                <w:rtl w:val="0"/>
+              </w:rPr>
+              <w:t xml:space="preserve">In questo ambito sono intervenute altre valutazioni, ovvero si poteva introdurre una complessità eccessiva. Per cui ho optato per una soluzione ibrida, che consiste nel caricare Tailwind da CDN ma con le variabili CSS, combinando i vantaggi di entrambi gli approcci. Dal punto di vista delle prestazioni, la minore efficienza rispetto alla versione compilata non dovrebbe incidere significativamente, mentre la versione vanilla di Tailwind consente maggiore controllo ed uno sviluppo più semplice.</w:t>
+            </w:r>
+            <w:r>
+              <w:rPr>
+                <w:rtl w:val="0"/>
+              </w:rPr>
             </w:r>
           </w:p>
         </w:tc>
@@ -1545,7 +2391,7 @@
           <w:p>
             <w:pPr>
               <w:pStyle w:val="Title"/>
-              <w:spacing w:before="360" w:lineRule="auto"/>
+              <w:spacing w:before="480" w:lineRule="auto"/>
               <w:jc w:val="both"/>
               <w:rPr/>
             </w:pPr>
@@ -1631,7 +2477,7 @@
             <w:pPr>
               <w:numPr>
                 <w:ilvl w:val="0"/>
-                <w:numId w:val="9"/>
+                <w:numId w:val="10"/>
               </w:numPr>
               <w:spacing w:line="240" w:lineRule="auto"/>
               <w:ind w:left="720" w:hanging="360"/>
@@ -1707,7 +2553,7 @@
             <w:pPr>
               <w:numPr>
                 <w:ilvl w:val="0"/>
-                <w:numId w:val="8"/>
+                <w:numId w:val="9"/>
               </w:numPr>
               <w:spacing w:line="240" w:lineRule="auto"/>
               <w:ind w:left="720" w:hanging="360"/>
@@ -1728,7 +2574,7 @@
             <w:pPr>
               <w:numPr>
                 <w:ilvl w:val="0"/>
-                <w:numId w:val="8"/>
+                <w:numId w:val="9"/>
               </w:numPr>
               <w:spacing w:line="240" w:lineRule="auto"/>
               <w:ind w:left="720" w:hanging="360"/>
@@ -1749,7 +2595,7 @@
             <w:pPr>
               <w:numPr>
                 <w:ilvl w:val="0"/>
-                <w:numId w:val="8"/>
+                <w:numId w:val="9"/>
               </w:numPr>
               <w:spacing w:line="240" w:lineRule="auto"/>
               <w:ind w:left="720" w:hanging="360"/>
@@ -2135,6 +2981,18 @@
                 <w:rtl w:val="0"/>
               </w:rPr>
               <w:t xml:space="preserve">Bla bla</w:t>
+            </w:r>
+          </w:p>
+          <w:p>
+            <w:pPr>
+              <w:spacing w:line="240" w:lineRule="auto"/>
+              <w:jc w:val="both"/>
+              <w:rPr/>
+            </w:pPr>
+            <w:r>
+              <w:rPr>
+                <w:rtl w:val="0"/>
+              </w:rPr>
             </w:r>
           </w:p>
         </w:tc>
@@ -2384,16 +3242,16 @@
                 <wp:inline distB="0" distT="0" distL="0" distR="0">
                   <wp:extent cx="5614125" cy="657225"/>
                   <wp:effectExtent b="0" l="0" r="0" t="0"/>
-                  <wp:docPr id="5" name="image7.png"/>
+                  <wp:docPr id="5" name="image5.png"/>
                   <a:graphic>
                     <a:graphicData uri="http://schemas.openxmlformats.org/drawingml/2006/picture">
                       <pic:pic>
                         <pic:nvPicPr>
-                          <pic:cNvPr id="0" name="image7.png"/>
+                          <pic:cNvPr id="0" name="image5.png"/>
                           <pic:cNvPicPr preferRelativeResize="0"/>
                         </pic:nvPicPr>
                         <pic:blipFill>
-                          <a:blip r:embed="rId9"/>
+                          <a:blip r:embed="rId18"/>
                           <a:srcRect b="0" l="0" r="0" t="0"/>
                           <a:stretch>
                             <a:fillRect/>
@@ -2452,16 +3310,16 @@
                 <wp:inline distB="0" distT="0" distL="0" distR="0">
                   <wp:extent cx="5765027" cy="666163"/>
                   <wp:effectExtent b="0" l="0" r="0" t="0"/>
-                  <wp:docPr id="2" name="image4.png"/>
+                  <wp:docPr id="2" name="image9.png"/>
                   <a:graphic>
                     <a:graphicData uri="http://schemas.openxmlformats.org/drawingml/2006/picture">
                       <pic:pic>
                         <pic:nvPicPr>
-                          <pic:cNvPr id="0" name="image4.png"/>
+                          <pic:cNvPr id="0" name="image9.png"/>
                           <pic:cNvPicPr preferRelativeResize="0"/>
                         </pic:nvPicPr>
                         <pic:blipFill>
-                          <a:blip r:embed="rId10"/>
+                          <a:blip r:embed="rId19"/>
                           <a:srcRect b="0" l="0" r="0" t="0"/>
                           <a:stretch>
                             <a:fillRect/>
@@ -2507,16 +3365,16 @@
           <wp:inline distB="0" distT="0" distL="0" distR="0">
             <wp:extent cx="5710804" cy="1020380"/>
             <wp:effectExtent b="0" l="0" r="0" t="0"/>
-            <wp:docPr id="4" name="image9.png"/>
+            <wp:docPr id="4" name="image4.png"/>
             <a:graphic>
               <a:graphicData uri="http://schemas.openxmlformats.org/drawingml/2006/picture">
                 <pic:pic>
                   <pic:nvPicPr>
-                    <pic:cNvPr id="0" name="image9.png"/>
+                    <pic:cNvPr id="0" name="image4.png"/>
                     <pic:cNvPicPr preferRelativeResize="0"/>
                   </pic:nvPicPr>
                   <pic:blipFill>
-                    <a:blip r:embed="rId11"/>
+                    <a:blip r:embed="rId20"/>
                     <a:srcRect b="0" l="0" r="0" t="0"/>
                     <a:stretch>
                       <a:fillRect/>
@@ -2578,7 +3436,7 @@
                     <pic:cNvPicPr preferRelativeResize="0"/>
                   </pic:nvPicPr>
                   <pic:blipFill>
-                    <a:blip r:embed="rId12"/>
+                    <a:blip r:embed="rId21"/>
                     <a:srcRect b="0" l="0" r="0" t="0"/>
                     <a:stretch>
                       <a:fillRect/>
@@ -2631,16 +3489,16 @@
           <wp:inline distB="0" distT="0" distL="0" distR="0">
             <wp:extent cx="4499949" cy="384495"/>
             <wp:effectExtent b="0" l="0" r="0" t="0"/>
-            <wp:docPr id="7" name="image2.png"/>
+            <wp:docPr id="7" name="image3.png"/>
             <a:graphic>
               <a:graphicData uri="http://schemas.openxmlformats.org/drawingml/2006/picture">
                 <pic:pic>
                   <pic:nvPicPr>
-                    <pic:cNvPr id="0" name="image2.png"/>
+                    <pic:cNvPr id="0" name="image3.png"/>
                     <pic:cNvPicPr preferRelativeResize="0"/>
                   </pic:nvPicPr>
                   <pic:blipFill>
-                    <a:blip r:embed="rId13"/>
+                    <a:blip r:embed="rId22"/>
                     <a:srcRect b="0" l="0" r="0" t="0"/>
                     <a:stretch>
                       <a:fillRect/>
@@ -2693,16 +3551,16 @@
           <wp:inline distB="0" distT="0" distL="0" distR="0">
             <wp:extent cx="3438295" cy="379098"/>
             <wp:effectExtent b="0" l="0" r="0" t="0"/>
-            <wp:docPr id="1" name="image5.png"/>
+            <wp:docPr id="1" name="image1.png"/>
             <a:graphic>
               <a:graphicData uri="http://schemas.openxmlformats.org/drawingml/2006/picture">
                 <pic:pic>
                   <pic:nvPicPr>
-                    <pic:cNvPr id="0" name="image5.png"/>
+                    <pic:cNvPr id="0" name="image1.png"/>
                     <pic:cNvPicPr preferRelativeResize="0"/>
                   </pic:nvPicPr>
                   <pic:blipFill>
-                    <a:blip r:embed="rId14"/>
+                    <a:blip r:embed="rId23"/>
                     <a:srcRect b="0" l="0" r="0" t="0"/>
                     <a:stretch>
                       <a:fillRect/>
@@ -2755,16 +3613,16 @@
           <wp:inline distB="0" distT="0" distL="0" distR="0">
             <wp:extent cx="5775577" cy="578637"/>
             <wp:effectExtent b="0" l="0" r="0" t="0"/>
-            <wp:docPr id="9" name="image3.png"/>
+            <wp:docPr id="10" name="image7.png"/>
             <a:graphic>
               <a:graphicData uri="http://schemas.openxmlformats.org/drawingml/2006/picture">
                 <pic:pic>
                   <pic:nvPicPr>
-                    <pic:cNvPr id="0" name="image3.png"/>
+                    <pic:cNvPr id="0" name="image7.png"/>
                     <pic:cNvPicPr preferRelativeResize="0"/>
                   </pic:nvPicPr>
                   <pic:blipFill>
-                    <a:blip r:embed="rId15"/>
+                    <a:blip r:embed="rId24"/>
                     <a:srcRect b="0" l="0" r="0" t="0"/>
                     <a:stretch>
                       <a:fillRect/>
@@ -2817,16 +3675,16 @@
           <wp:inline distB="0" distT="0" distL="0" distR="0">
             <wp:extent cx="6116320" cy="417195"/>
             <wp:effectExtent b="0" l="0" r="0" t="0"/>
-            <wp:docPr id="3" name="image6.png"/>
+            <wp:docPr id="3" name="image2.png"/>
             <a:graphic>
               <a:graphicData uri="http://schemas.openxmlformats.org/drawingml/2006/picture">
                 <pic:pic>
                   <pic:nvPicPr>
-                    <pic:cNvPr id="0" name="image6.png"/>
+                    <pic:cNvPr id="0" name="image2.png"/>
                     <pic:cNvPicPr preferRelativeResize="0"/>
                   </pic:nvPicPr>
                   <pic:blipFill>
-                    <a:blip r:embed="rId16"/>
+                    <a:blip r:embed="rId25"/>
                     <a:srcRect b="0" l="0" r="0" t="0"/>
                     <a:stretch>
                       <a:fillRect/>
@@ -2857,8 +3715,15 @@
         <w:rPr/>
       </w:pPr>
       <w:r>
-        <w:br w:type="page"/>
+        <w:rPr>
+          <w:rtl w:val="0"/>
+        </w:rPr>
       </w:r>
+    </w:p>
+    <w:p>
+      <w:pPr>
+        <w:rPr/>
+      </w:pPr>
       <w:r>
         <w:rPr>
           <w:rtl w:val="0"/>
@@ -2867,17 +3732,8 @@
     </w:p>
     <w:p>
       <w:pPr>
-        <w:rPr/>
-      </w:pPr>
-      <w:r>
-        <w:rPr>
-          <w:rtl w:val="0"/>
-        </w:rPr>
-        <w:t xml:space="preserve">Typo:</w:t>
-      </w:r>
-    </w:p>
-    <w:p>
-      <w:pPr>
+        <w:spacing w:after="240" w:before="240" w:lineRule="auto"/>
+        <w:ind w:left="0" w:right="600" w:firstLine="0"/>
         <w:rPr/>
       </w:pPr>
       <w:r>
@@ -2888,572 +3744,6 @@
     </w:p>
     <w:p>
       <w:pPr>
-        <w:pStyle w:val="Title"/>
-        <w:rPr/>
-      </w:pPr>
-      <w:bookmarkStart w:colFirst="0" w:colLast="0" w:name="_wdtaksqzbyy8" w:id="11"/>
-      <w:bookmarkEnd w:id="11"/>
-      <w:r>
-        <w:rPr>
-          <w:rtl w:val="0"/>
-        </w:rPr>
-        <w:t xml:space="preserve">Titolo</w:t>
-      </w:r>
-    </w:p>
-    <w:p>
-      <w:pPr>
-        <w:pStyle w:val="Subtitle"/>
-        <w:rPr/>
-      </w:pPr>
-      <w:bookmarkStart w:colFirst="0" w:colLast="0" w:name="_mt0cutnducim" w:id="12"/>
-      <w:bookmarkEnd w:id="12"/>
-      <w:r>
-        <w:rPr>
-          <w:rtl w:val="0"/>
-        </w:rPr>
-        <w:t xml:space="preserve">Sottotitolo</w:t>
-      </w:r>
-    </w:p>
-    <w:p>
-      <w:pPr>
-        <w:pStyle w:val="Heading1"/>
-        <w:rPr/>
-      </w:pPr>
-      <w:bookmarkStart w:colFirst="0" w:colLast="0" w:name="_ocaspbnjlyhv" w:id="13"/>
-      <w:bookmarkEnd w:id="13"/>
-      <w:r>
-        <w:rPr>
-          <w:rtl w:val="0"/>
-        </w:rPr>
-        <w:t xml:space="preserve">Intestazione 1</w:t>
-      </w:r>
-    </w:p>
-    <w:p>
-      <w:pPr>
-        <w:pStyle w:val="Heading2"/>
-        <w:rPr/>
-      </w:pPr>
-      <w:bookmarkStart w:colFirst="0" w:colLast="0" w:name="_8ysgcfieuzko" w:id="14"/>
-      <w:bookmarkEnd w:id="14"/>
-      <w:r>
-        <w:rPr>
-          <w:rtl w:val="0"/>
-        </w:rPr>
-        <w:t xml:space="preserve">Intestazione 2</w:t>
-      </w:r>
-    </w:p>
-    <w:p>
-      <w:pPr>
-        <w:pStyle w:val="Heading3"/>
-        <w:rPr/>
-      </w:pPr>
-      <w:bookmarkStart w:colFirst="0" w:colLast="0" w:name="_vp4n4hkxwc7" w:id="15"/>
-      <w:bookmarkEnd w:id="15"/>
-      <w:r>
-        <w:rPr>
-          <w:rtl w:val="0"/>
-        </w:rPr>
-        <w:t xml:space="preserve">Intestazione 3</w:t>
-      </w:r>
-    </w:p>
-    <w:p>
-      <w:pPr>
-        <w:pStyle w:val="Heading4"/>
-        <w:rPr/>
-      </w:pPr>
-      <w:bookmarkStart w:colFirst="0" w:colLast="0" w:name="_d602ontexyet" w:id="16"/>
-      <w:bookmarkEnd w:id="16"/>
-      <w:r>
-        <w:rPr>
-          <w:rtl w:val="0"/>
-        </w:rPr>
-        <w:t xml:space="preserve">Intestazione 4</w:t>
-      </w:r>
-    </w:p>
-    <w:p>
-      <w:pPr>
-        <w:pStyle w:val="Heading5"/>
-        <w:rPr/>
-      </w:pPr>
-      <w:bookmarkStart w:colFirst="0" w:colLast="0" w:name="_b94b4hyy5fg8" w:id="17"/>
-      <w:bookmarkEnd w:id="17"/>
-      <w:r>
-        <w:rPr>
-          <w:rtl w:val="0"/>
-        </w:rPr>
-        <w:t xml:space="preserve">Intestazione 5</w:t>
-      </w:r>
-    </w:p>
-    <w:p>
-      <w:pPr>
-        <w:pStyle w:val="Heading6"/>
-        <w:rPr/>
-      </w:pPr>
-      <w:bookmarkStart w:colFirst="0" w:colLast="0" w:name="_9brw6946u63" w:id="18"/>
-      <w:bookmarkEnd w:id="18"/>
-      <w:r>
-        <w:rPr>
-          <w:rtl w:val="0"/>
-        </w:rPr>
-        <w:t xml:space="preserve">Intestazione 6</w:t>
-      </w:r>
-    </w:p>
-    <w:p>
-      <w:pPr>
-        <w:rPr/>
-      </w:pPr>
-      <w:r>
-        <w:rPr>
-          <w:rtl w:val="0"/>
-        </w:rPr>
-      </w:r>
-    </w:p>
-    <w:p>
-      <w:pPr>
-        <w:rPr/>
-      </w:pPr>
-      <w:r>
-        <w:rPr>
-          <w:rtl w:val="0"/>
-        </w:rPr>
-        <w:t xml:space="preserve">Note:</w:t>
-      </w:r>
-    </w:p>
-    <w:p>
-      <w:pPr>
-        <w:numPr>
-          <w:ilvl w:val="0"/>
-          <w:numId w:val="7"/>
-        </w:numPr>
-        <w:ind w:left="720" w:hanging="360"/>
-        <w:rPr>
-          <w:u w:val="none"/>
-        </w:rPr>
-      </w:pPr>
-      <w:r>
-        <w:rPr>
-          <w:rtl w:val="0"/>
-        </w:rPr>
-        <w:t xml:space="preserve">togliere il superfluo, ad esempio le descrizioni, lasciando il titolo dei paragrafi e nostro testo</w:t>
-      </w:r>
-    </w:p>
-    <w:p>
-      <w:pPr>
-        <w:numPr>
-          <w:ilvl w:val="0"/>
-          <w:numId w:val="7"/>
-        </w:numPr>
-        <w:ind w:left="720" w:hanging="360"/>
-        <w:rPr>
-          <w:u w:val="none"/>
-        </w:rPr>
-      </w:pPr>
-      <w:r>
-        <w:rPr>
-          <w:rtl w:val="0"/>
-        </w:rPr>
-        <w:t xml:space="preserve">riportare il titolo (come testo) ad esempio lasciare testo “Utilizzo delle conoscenze e abilità derivate dal percorso di studio” ed eliminare l’immagine della descrizione</w:t>
-      </w:r>
-    </w:p>
-    <w:p>
-      <w:pPr>
-        <w:numPr>
-          <w:ilvl w:val="0"/>
-          <w:numId w:val="7"/>
-        </w:numPr>
-        <w:ind w:left="720" w:hanging="360"/>
-        <w:rPr>
-          <w:u w:val="none"/>
-        </w:rPr>
-      </w:pPr>
-      <w:r>
-        <w:rPr>
-          <w:rtl w:val="0"/>
-        </w:rPr>
-        <w:t xml:space="preserve">inserire link al codice ma anche al progetto funzionante navigabile</w:t>
-      </w:r>
-    </w:p>
-    <w:p>
-      <w:pPr>
-        <w:numPr>
-          <w:ilvl w:val="0"/>
-          <w:numId w:val="7"/>
-        </w:numPr>
-        <w:ind w:left="720" w:hanging="360"/>
-        <w:rPr>
-          <w:u w:val="none"/>
-        </w:rPr>
-      </w:pPr>
-      <w:r>
-        <w:rPr>
-          <w:rtl w:val="0"/>
-        </w:rPr>
-        <w:t xml:space="preserve">obiettivo 3.1: analisi impresa da punto di vista non finanziario, la pagina web deve riflettere l’impegno dell’azienda in ambito di sosten.tà</w:t>
-      </w:r>
-    </w:p>
-    <w:p>
-      <w:pPr>
-        <w:numPr>
-          <w:ilvl w:val="0"/>
-          <w:numId w:val="7"/>
-        </w:numPr>
-        <w:ind w:left="720" w:hanging="360"/>
-        <w:rPr>
-          <w:u w:val="none"/>
-        </w:rPr>
-      </w:pPr>
-      <w:r>
-        <w:rPr>
-          <w:rtl w:val="0"/>
-        </w:rPr>
-        <w:t xml:space="preserve">dal punto di vista dello sviluppo e dei contenuti, la pagina deve riflettere bene l’impegno aziendale anche attraverso la cura e la precisione nell’aspetto della pagina, ma anche esaminare il contenuto di questo impegno e che spieghino e illustrino il contenuto del report</w:t>
-      </w:r>
-    </w:p>
-    <w:p>
-      <w:pPr>
-        <w:numPr>
-          <w:ilvl w:val="0"/>
-          <w:numId w:val="7"/>
-        </w:numPr>
-        <w:ind w:left="720" w:hanging="360"/>
-        <w:rPr>
-          <w:u w:val="none"/>
-        </w:rPr>
-      </w:pPr>
-      <w:r>
-        <w:rPr>
-          <w:rtl w:val="0"/>
-        </w:rPr>
-        <w:t xml:space="preserve">possibile utilizzare framework quali bootstrap e JS</w:t>
-      </w:r>
-    </w:p>
-    <w:p>
-      <w:pPr>
-        <w:numPr>
-          <w:ilvl w:val="0"/>
-          <w:numId w:val="7"/>
-        </w:numPr>
-        <w:ind w:left="720" w:hanging="360"/>
-        <w:rPr>
-          <w:u w:val="none"/>
-        </w:rPr>
-      </w:pPr>
-      <w:r>
-        <w:rPr>
-          <w:rtl w:val="0"/>
-        </w:rPr>
-        <w:t xml:space="preserve">PW rimane buono per sessione successiva qualora non si finisse in tempo</w:t>
-      </w:r>
-    </w:p>
-    <w:p>
-      <w:pPr>
-        <w:numPr>
-          <w:ilvl w:val="0"/>
-          <w:numId w:val="7"/>
-        </w:numPr>
-        <w:ind w:left="720" w:hanging="360"/>
-        <w:rPr>
-          <w:u w:val="none"/>
-        </w:rPr>
-      </w:pPr>
-      <w:r>
-        <w:rPr>
-          <w:rtl w:val="0"/>
-        </w:rPr>
-        <w:t xml:space="preserve">possibile contattare il professor Cavola e altri ma tempi e risposta non garantiti</w:t>
-      </w:r>
-    </w:p>
-    <w:p>
-      <w:pPr>
-        <w:numPr>
-          <w:ilvl w:val="0"/>
-          <w:numId w:val="7"/>
-        </w:numPr>
-        <w:ind w:left="720" w:hanging="360"/>
-        <w:rPr>
-          <w:u w:val="none"/>
-        </w:rPr>
-      </w:pPr>
-      <w:r>
-        <w:rPr>
-          <w:rtl w:val="0"/>
-        </w:rPr>
-        <w:t xml:space="preserve">possibile modificare la griglia del template</w:t>
-      </w:r>
-    </w:p>
-    <w:p>
-      <w:pPr>
-        <w:numPr>
-          <w:ilvl w:val="0"/>
-          <w:numId w:val="7"/>
-        </w:numPr>
-        <w:ind w:left="720" w:hanging="360"/>
-        <w:rPr>
-          <w:u w:val="none"/>
-        </w:rPr>
-      </w:pPr>
-      <w:r>
-        <w:rPr>
-          <w:rtl w:val="0"/>
-        </w:rPr>
-        <w:t xml:space="preserve">(non è prevista interazione studente/docente per il PW)</w:t>
-      </w:r>
-    </w:p>
-    <w:p>
-      <w:pPr>
-        <w:numPr>
-          <w:ilvl w:val="0"/>
-          <w:numId w:val="7"/>
-        </w:numPr>
-        <w:ind w:left="720" w:hanging="360"/>
-        <w:rPr>
-          <w:u w:val="none"/>
-        </w:rPr>
-      </w:pPr>
-      <w:r>
-        <w:rPr>
-          <w:rtl w:val="0"/>
-        </w:rPr>
-        <w:t xml:space="preserve">eventuali problemi burocratici da indirizzare a segreteria</w:t>
-      </w:r>
-    </w:p>
-    <w:p>
-      <w:pPr>
-        <w:numPr>
-          <w:ilvl w:val="0"/>
-          <w:numId w:val="7"/>
-        </w:numPr>
-        <w:ind w:left="720" w:hanging="360"/>
-        <w:rPr>
-          <w:u w:val="none"/>
-        </w:rPr>
-      </w:pPr>
-      <w:r>
-        <w:rPr>
-          <w:rtl w:val="0"/>
-        </w:rPr>
-        <w:t xml:space="preserve">La traccia è inerente all'obbligo per le aziende soprattutto europee di produrre quella che viene definita rendicontazione non finanziaria, in ambito dei tre pillar esg ovvero environment social governance</w:t>
-      </w:r>
-    </w:p>
-    <w:p>
-      <w:pPr>
-        <w:numPr>
-          <w:ilvl w:val="0"/>
-          <w:numId w:val="7"/>
-        </w:numPr>
-        <w:ind w:left="720" w:hanging="360"/>
-        <w:rPr>
-          <w:u w:val="none"/>
-        </w:rPr>
-      </w:pPr>
-      <w:r>
-        <w:rPr>
-          <w:rtl w:val="0"/>
-        </w:rPr>
-        <w:t xml:space="preserve">Occorre reperire il report di sostenibilità di un'azienda del settore secondario, facilmente accessibili dai siti aziendali e analizzare le metriche che di solito seguono un framework preciso che comprende rapporti sui dati sostenibili, informazioni per gli stakeholder eccetera, il contesto territoriale o globale, oltre che info sulla governance, ma anche ad esempio come azienda cerca di affrontare e superare alcuni gap quali il gender gap</w:t>
-      </w:r>
-    </w:p>
-    <w:p>
-      <w:pPr>
-        <w:numPr>
-          <w:ilvl w:val="0"/>
-          <w:numId w:val="7"/>
-        </w:numPr>
-        <w:ind w:left="720" w:hanging="360"/>
-        <w:rPr>
-          <w:u w:val="none"/>
-        </w:rPr>
-      </w:pPr>
-      <w:r>
-        <w:rPr>
-          <w:rtl w:val="0"/>
-        </w:rPr>
-        <w:t xml:space="preserve">Fare particolare attenzione ai commenti del codice, che siano ben fatti e personali</w:t>
-      </w:r>
-    </w:p>
-    <w:p>
-      <w:pPr>
-        <w:numPr>
-          <w:ilvl w:val="0"/>
-          <w:numId w:val="7"/>
-        </w:numPr>
-        <w:ind w:left="720" w:hanging="360"/>
-        <w:rPr>
-          <w:u w:val="none"/>
-        </w:rPr>
-      </w:pPr>
-      <w:r>
-        <w:rPr>
-          <w:rtl w:val="0"/>
-        </w:rPr>
-        <w:t xml:space="preserve">In qualche modo occorrerà replicare la pagina stessa da cui si è prelevato il report</w:t>
-      </w:r>
-    </w:p>
-    <w:p>
-      <w:pPr>
-        <w:numPr>
-          <w:ilvl w:val="0"/>
-          <w:numId w:val="7"/>
-        </w:numPr>
-        <w:ind w:left="720" w:hanging="360"/>
-        <w:rPr>
-          <w:u w:val="none"/>
-        </w:rPr>
-      </w:pPr>
-      <w:r>
-        <w:rPr>
-          <w:rtl w:val="0"/>
-        </w:rPr>
-        <w:t xml:space="preserve">Fare riferimento anche a storico altri anni e confronto</w:t>
-      </w:r>
-    </w:p>
-    <w:p>
-      <w:pPr>
-        <w:rPr/>
-      </w:pPr>
-      <w:r>
-        <w:rPr>
-          <w:rtl w:val="0"/>
-        </w:rPr>
-      </w:r>
-    </w:p>
-    <w:p>
-      <w:pPr>
-        <w:rPr/>
-      </w:pPr>
-      <w:r>
-        <w:rPr>
-          <w:rtl w:val="0"/>
-        </w:rPr>
-        <w:tab/>
-        <w:t xml:space="preserve">=&gt; </w:t>
-      </w:r>
-      <w:hyperlink r:id="rId17">
-        <w:r>
-          <w:rPr>
-            <w:color w:val="1155cc"/>
-            <w:u w:val="single"/>
-            <w:rtl w:val="0"/>
-          </w:rPr>
-          <w:t xml:space="preserve">https://www.lavazzagroup.com/it/la-sostenibilita/il-bilancio-di-sostenibilita.html</w:t>
-        </w:r>
-      </w:hyperlink>
-      <w:r>
-        <w:rPr>
-          <w:rtl w:val="0"/>
-        </w:rPr>
-      </w:r>
-    </w:p>
-    <w:p>
-      <w:pPr>
-        <w:rPr/>
-      </w:pPr>
-      <w:r>
-        <w:rPr>
-          <w:rtl w:val="0"/>
-        </w:rPr>
-        <w:br w:type="textWrapping"/>
-      </w:r>
-    </w:p>
-    <w:p>
-      <w:pPr>
-        <w:rPr/>
-      </w:pPr>
-      <w:r>
-        <w:rPr>
-          <w:rtl w:val="0"/>
-        </w:rPr>
-      </w:r>
-    </w:p>
-    <w:p>
-      <w:pPr>
-        <w:rPr/>
-      </w:pPr>
-      <w:r>
-        <w:rPr>
-          <w:rtl w:val="0"/>
-        </w:rPr>
-        <w:t xml:space="preserve">Didattiche interattive seguite:</w:t>
-      </w:r>
-    </w:p>
-    <w:p>
-      <w:pPr>
-        <w:rPr/>
-      </w:pPr>
-      <w:r>
-        <w:rPr>
-          <w:rtl w:val="0"/>
-        </w:rPr>
-      </w:r>
-    </w:p>
-    <w:p>
-      <w:pPr>
-        <w:rPr/>
-      </w:pPr>
-      <w:r>
-        <w:rPr>
-          <w:rtl w:val="0"/>
-        </w:rPr>
-        <w:t xml:space="preserve">11 aprile (sì, info generali stesura PW e sul template)</w:t>
-      </w:r>
-    </w:p>
-    <w:p>
-      <w:pPr>
-        <w:rPr/>
-      </w:pPr>
-      <w:r>
-        <w:rPr>
-          <w:rtl w:val="0"/>
-        </w:rPr>
-        <w:t xml:space="preserve">25 novembre (vuota)</w:t>
-      </w:r>
-    </w:p>
-    <w:p>
-      <w:pPr>
-        <w:rPr/>
-      </w:pPr>
-      <w:r>
-        <w:rPr>
-          <w:rtl w:val="0"/>
-        </w:rPr>
-        <w:t xml:space="preserve">30 ottobre (prima parte generica su template, poi parla delle 3 tracce specifiche, 3.1 da min 51:00)</w:t>
-      </w:r>
-    </w:p>
-    <w:p>
-      <w:pPr>
-        <w:rPr/>
-      </w:pPr>
-      <w:r>
-        <w:rPr>
-          <w:rtl w:val="0"/>
-        </w:rPr>
-        <w:t xml:space="preserve">18 luglio (sì, info interessanti sulla stesura, dopo intro info specifiche su 3.1, e Q&amp;A)</w:t>
-      </w:r>
-    </w:p>
-    <w:p>
-      <w:pPr>
-        <w:rPr/>
-      </w:pPr>
-      <w:r>
-        <w:rPr>
-          <w:rtl w:val="0"/>
-        </w:rPr>
-      </w:r>
-    </w:p>
-    <w:p>
-      <w:pPr>
-        <w:spacing w:after="240" w:before="240" w:lineRule="auto"/>
-        <w:ind w:left="0" w:right="600" w:firstLine="0"/>
-        <w:rPr/>
-      </w:pPr>
-      <w:r>
-        <w:rPr>
-          <w:rtl w:val="0"/>
-        </w:rPr>
-      </w:r>
-    </w:p>
-    <w:p>
-      <w:pPr>
         <w:spacing w:after="240" w:before="240" w:lineRule="auto"/>
         <w:rPr/>
       </w:pPr>
@@ -3464,10 +3754,10 @@
       </w:r>
     </w:p>
     <w:sectPr>
-      <w:footerReference r:id="rId18" w:type="default"/>
-      <w:footerReference r:id="rId19" w:type="even"/>
+      <w:footerReference r:id="rId26" w:type="default"/>
+      <w:footerReference r:id="rId27" w:type="even"/>
       <w:pgSz w:h="16840" w:w="11900" w:orient="portrait"/>
-      <w:pgMar w:bottom="1417.3228346456694" w:top="850.3937007874016" w:left="1133.8582677165355" w:right="566.9291338582677" w:header="566.9291338582677" w:footer="566.9291338582677"/>
+      <w:pgMar w:bottom="1247.2440944881891" w:top="850.3937007874016" w:left="1133.8582677165355" w:right="566.9291338582677" w:header="566.9291338582677" w:footer="566.9291338582677"/>
       <w:pgNumType w:start="1"/>
     </w:sectPr>
   </w:body>
@@ -3682,7 +3972,7 @@
     <w:lvl w:ilvl="0">
       <w:start w:val="1"/>
       <w:numFmt w:val="bullet"/>
-      <w:lvlText w:val="-"/>
+      <w:lvlText w:val="●"/>
       <w:lvlJc w:val="left"/>
       <w:pPr>
         <w:ind w:left="720" w:hanging="360"/>
@@ -3694,7 +3984,7 @@
     <w:lvl w:ilvl="1">
       <w:start w:val="1"/>
       <w:numFmt w:val="bullet"/>
-      <w:lvlText w:val="-"/>
+      <w:lvlText w:val="○"/>
       <w:lvlJc w:val="left"/>
       <w:pPr>
         <w:ind w:left="1440" w:hanging="360"/>
@@ -3706,7 +3996,7 @@
     <w:lvl w:ilvl="2">
       <w:start w:val="1"/>
       <w:numFmt w:val="bullet"/>
-      <w:lvlText w:val="-"/>
+      <w:lvlText w:val="■"/>
       <w:lvlJc w:val="left"/>
       <w:pPr>
         <w:ind w:left="2160" w:hanging="360"/>
@@ -3718,7 +4008,7 @@
     <w:lvl w:ilvl="3">
       <w:start w:val="1"/>
       <w:numFmt w:val="bullet"/>
-      <w:lvlText w:val="-"/>
+      <w:lvlText w:val="●"/>
       <w:lvlJc w:val="left"/>
       <w:pPr>
         <w:ind w:left="2880" w:hanging="360"/>
@@ -3730,7 +4020,7 @@
     <w:lvl w:ilvl="4">
       <w:start w:val="1"/>
       <w:numFmt w:val="bullet"/>
-      <w:lvlText w:val="-"/>
+      <w:lvlText w:val="○"/>
       <w:lvlJc w:val="left"/>
       <w:pPr>
         <w:ind w:left="3600" w:hanging="360"/>
@@ -3742,7 +4032,7 @@
     <w:lvl w:ilvl="5">
       <w:start w:val="1"/>
       <w:numFmt w:val="bullet"/>
-      <w:lvlText w:val="-"/>
+      <w:lvlText w:val="■"/>
       <w:lvlJc w:val="left"/>
       <w:pPr>
         <w:ind w:left="4320" w:hanging="360"/>
@@ -3754,7 +4044,7 @@
     <w:lvl w:ilvl="6">
       <w:start w:val="1"/>
       <w:numFmt w:val="bullet"/>
-      <w:lvlText w:val="-"/>
+      <w:lvlText w:val="●"/>
       <w:lvlJc w:val="left"/>
       <w:pPr>
         <w:ind w:left="5040" w:hanging="360"/>
@@ -3766,7 +4056,7 @@
     <w:lvl w:ilvl="7">
       <w:start w:val="1"/>
       <w:numFmt w:val="bullet"/>
-      <w:lvlText w:val="-"/>
+      <w:lvlText w:val="○"/>
       <w:lvlJc w:val="left"/>
       <w:pPr>
         <w:ind w:left="5760" w:hanging="360"/>
@@ -3778,7 +4068,7 @@
     <w:lvl w:ilvl="8">
       <w:start w:val="1"/>
       <w:numFmt w:val="bullet"/>
-      <w:lvlText w:val="-"/>
+      <w:lvlText w:val="■"/>
       <w:lvlJc w:val="left"/>
       <w:pPr>
         <w:ind w:left="6480" w:hanging="360"/>
@@ -4232,7 +4522,7 @@
     <w:lvl w:ilvl="0">
       <w:start w:val="1"/>
       <w:numFmt w:val="bullet"/>
-      <w:lvlText w:val="-"/>
+      <w:lvlText w:val="●"/>
       <w:lvlJc w:val="left"/>
       <w:pPr>
         <w:ind w:left="720" w:hanging="360"/>
@@ -4244,7 +4534,7 @@
     <w:lvl w:ilvl="1">
       <w:start w:val="1"/>
       <w:numFmt w:val="bullet"/>
-      <w:lvlText w:val="-"/>
+      <w:lvlText w:val="○"/>
       <w:lvlJc w:val="left"/>
       <w:pPr>
         <w:ind w:left="1440" w:hanging="360"/>
@@ -4256,7 +4546,7 @@
     <w:lvl w:ilvl="2">
       <w:start w:val="1"/>
       <w:numFmt w:val="bullet"/>
-      <w:lvlText w:val="-"/>
+      <w:lvlText w:val="■"/>
       <w:lvlJc w:val="left"/>
       <w:pPr>
         <w:ind w:left="2160" w:hanging="360"/>
@@ -4268,7 +4558,7 @@
     <w:lvl w:ilvl="3">
       <w:start w:val="1"/>
       <w:numFmt w:val="bullet"/>
-      <w:lvlText w:val="-"/>
+      <w:lvlText w:val="●"/>
       <w:lvlJc w:val="left"/>
       <w:pPr>
         <w:ind w:left="2880" w:hanging="360"/>
@@ -4280,7 +4570,7 @@
     <w:lvl w:ilvl="4">
       <w:start w:val="1"/>
       <w:numFmt w:val="bullet"/>
-      <w:lvlText w:val="-"/>
+      <w:lvlText w:val="○"/>
       <w:lvlJc w:val="left"/>
       <w:pPr>
         <w:ind w:left="3600" w:hanging="360"/>
@@ -4292,7 +4582,7 @@
     <w:lvl w:ilvl="5">
       <w:start w:val="1"/>
       <w:numFmt w:val="bullet"/>
-      <w:lvlText w:val="-"/>
+      <w:lvlText w:val="■"/>
       <w:lvlJc w:val="left"/>
       <w:pPr>
         <w:ind w:left="4320" w:hanging="360"/>
@@ -4304,7 +4594,7 @@
     <w:lvl w:ilvl="6">
       <w:start w:val="1"/>
       <w:numFmt w:val="bullet"/>
-      <w:lvlText w:val="-"/>
+      <w:lvlText w:val="●"/>
       <w:lvlJc w:val="left"/>
       <w:pPr>
         <w:ind w:left="5040" w:hanging="360"/>
@@ -4316,7 +4606,7 @@
     <w:lvl w:ilvl="7">
       <w:start w:val="1"/>
       <w:numFmt w:val="bullet"/>
-      <w:lvlText w:val="-"/>
+      <w:lvlText w:val="○"/>
       <w:lvlJc w:val="left"/>
       <w:pPr>
         <w:ind w:left="5760" w:hanging="360"/>
@@ -4328,7 +4618,7 @@
     <w:lvl w:ilvl="8">
       <w:start w:val="1"/>
       <w:numFmt w:val="bullet"/>
-      <w:lvlText w:val="-"/>
+      <w:lvlText w:val="■"/>
       <w:lvlJc w:val="left"/>
       <w:pPr>
         <w:ind w:left="6480" w:hanging="360"/>
@@ -4342,7 +4632,7 @@
     <w:lvl w:ilvl="0">
       <w:start w:val="1"/>
       <w:numFmt w:val="bullet"/>
-      <w:lvlText w:val="-"/>
+      <w:lvlText w:val="●"/>
       <w:lvlJc w:val="left"/>
       <w:pPr>
         <w:ind w:left="720" w:hanging="360"/>
@@ -4354,7 +4644,7 @@
     <w:lvl w:ilvl="1">
       <w:start w:val="1"/>
       <w:numFmt w:val="bullet"/>
-      <w:lvlText w:val="-"/>
+      <w:lvlText w:val="○"/>
       <w:lvlJc w:val="left"/>
       <w:pPr>
         <w:ind w:left="1440" w:hanging="360"/>
@@ -4366,7 +4656,7 @@
     <w:lvl w:ilvl="2">
       <w:start w:val="1"/>
       <w:numFmt w:val="bullet"/>
-      <w:lvlText w:val="-"/>
+      <w:lvlText w:val="■"/>
       <w:lvlJc w:val="left"/>
       <w:pPr>
         <w:ind w:left="2160" w:hanging="360"/>
@@ -4378,7 +4668,7 @@
     <w:lvl w:ilvl="3">
       <w:start w:val="1"/>
       <w:numFmt w:val="bullet"/>
-      <w:lvlText w:val="-"/>
+      <w:lvlText w:val="●"/>
       <w:lvlJc w:val="left"/>
       <w:pPr>
         <w:ind w:left="2880" w:hanging="360"/>
@@ -4390,7 +4680,7 @@
     <w:lvl w:ilvl="4">
       <w:start w:val="1"/>
       <w:numFmt w:val="bullet"/>
-      <w:lvlText w:val="-"/>
+      <w:lvlText w:val="○"/>
       <w:lvlJc w:val="left"/>
       <w:pPr>
         <w:ind w:left="3600" w:hanging="360"/>
@@ -4402,7 +4692,7 @@
     <w:lvl w:ilvl="5">
       <w:start w:val="1"/>
       <w:numFmt w:val="bullet"/>
-      <w:lvlText w:val="-"/>
+      <w:lvlText w:val="■"/>
       <w:lvlJc w:val="left"/>
       <w:pPr>
         <w:ind w:left="4320" w:hanging="360"/>
@@ -4414,7 +4704,7 @@
     <w:lvl w:ilvl="6">
       <w:start w:val="1"/>
       <w:numFmt w:val="bullet"/>
-      <w:lvlText w:val="-"/>
+      <w:lvlText w:val="●"/>
       <w:lvlJc w:val="left"/>
       <w:pPr>
         <w:ind w:left="5040" w:hanging="360"/>
@@ -4426,7 +4716,7 @@
     <w:lvl w:ilvl="7">
       <w:start w:val="1"/>
       <w:numFmt w:val="bullet"/>
-      <w:lvlText w:val="-"/>
+      <w:lvlText w:val="○"/>
       <w:lvlJc w:val="left"/>
       <w:pPr>
         <w:ind w:left="5760" w:hanging="360"/>
@@ -4438,7 +4728,7 @@
     <w:lvl w:ilvl="8">
       <w:start w:val="1"/>
       <w:numFmt w:val="bullet"/>
-      <w:lvlText w:val="-"/>
+      <w:lvlText w:val="■"/>
       <w:lvlJc w:val="left"/>
       <w:pPr>
         <w:ind w:left="6480" w:hanging="360"/>
@@ -4549,6 +4839,226 @@
       <w:start w:val="1"/>
       <w:numFmt w:val="bullet"/>
       <w:lvlText w:val="-"/>
+      <w:lvlJc w:val="left"/>
+      <w:pPr>
+        <w:ind w:left="6480" w:hanging="360"/>
+      </w:pPr>
+      <w:rPr>
+        <w:u w:val="none"/>
+      </w:rPr>
+    </w:lvl>
+  </w:abstractNum>
+  <w:abstractNum w:abstractNumId="10">
+    <w:lvl w:ilvl="0">
+      <w:start w:val="1"/>
+      <w:numFmt w:val="bullet"/>
+      <w:lvlText w:val="-"/>
+      <w:lvlJc w:val="left"/>
+      <w:pPr>
+        <w:ind w:left="720" w:hanging="360"/>
+      </w:pPr>
+      <w:rPr>
+        <w:u w:val="none"/>
+      </w:rPr>
+    </w:lvl>
+    <w:lvl w:ilvl="1">
+      <w:start w:val="1"/>
+      <w:numFmt w:val="bullet"/>
+      <w:lvlText w:val="-"/>
+      <w:lvlJc w:val="left"/>
+      <w:pPr>
+        <w:ind w:left="1440" w:hanging="360"/>
+      </w:pPr>
+      <w:rPr>
+        <w:u w:val="none"/>
+      </w:rPr>
+    </w:lvl>
+    <w:lvl w:ilvl="2">
+      <w:start w:val="1"/>
+      <w:numFmt w:val="bullet"/>
+      <w:lvlText w:val="-"/>
+      <w:lvlJc w:val="left"/>
+      <w:pPr>
+        <w:ind w:left="2160" w:hanging="360"/>
+      </w:pPr>
+      <w:rPr>
+        <w:u w:val="none"/>
+      </w:rPr>
+    </w:lvl>
+    <w:lvl w:ilvl="3">
+      <w:start w:val="1"/>
+      <w:numFmt w:val="bullet"/>
+      <w:lvlText w:val="-"/>
+      <w:lvlJc w:val="left"/>
+      <w:pPr>
+        <w:ind w:left="2880" w:hanging="360"/>
+      </w:pPr>
+      <w:rPr>
+        <w:u w:val="none"/>
+      </w:rPr>
+    </w:lvl>
+    <w:lvl w:ilvl="4">
+      <w:start w:val="1"/>
+      <w:numFmt w:val="bullet"/>
+      <w:lvlText w:val="-"/>
+      <w:lvlJc w:val="left"/>
+      <w:pPr>
+        <w:ind w:left="3600" w:hanging="360"/>
+      </w:pPr>
+      <w:rPr>
+        <w:u w:val="none"/>
+      </w:rPr>
+    </w:lvl>
+    <w:lvl w:ilvl="5">
+      <w:start w:val="1"/>
+      <w:numFmt w:val="bullet"/>
+      <w:lvlText w:val="-"/>
+      <w:lvlJc w:val="left"/>
+      <w:pPr>
+        <w:ind w:left="4320" w:hanging="360"/>
+      </w:pPr>
+      <w:rPr>
+        <w:u w:val="none"/>
+      </w:rPr>
+    </w:lvl>
+    <w:lvl w:ilvl="6">
+      <w:start w:val="1"/>
+      <w:numFmt w:val="bullet"/>
+      <w:lvlText w:val="-"/>
+      <w:lvlJc w:val="left"/>
+      <w:pPr>
+        <w:ind w:left="5040" w:hanging="360"/>
+      </w:pPr>
+      <w:rPr>
+        <w:u w:val="none"/>
+      </w:rPr>
+    </w:lvl>
+    <w:lvl w:ilvl="7">
+      <w:start w:val="1"/>
+      <w:numFmt w:val="bullet"/>
+      <w:lvlText w:val="-"/>
+      <w:lvlJc w:val="left"/>
+      <w:pPr>
+        <w:ind w:left="5760" w:hanging="360"/>
+      </w:pPr>
+      <w:rPr>
+        <w:u w:val="none"/>
+      </w:rPr>
+    </w:lvl>
+    <w:lvl w:ilvl="8">
+      <w:start w:val="1"/>
+      <w:numFmt w:val="bullet"/>
+      <w:lvlText w:val="-"/>
+      <w:lvlJc w:val="left"/>
+      <w:pPr>
+        <w:ind w:left="6480" w:hanging="360"/>
+      </w:pPr>
+      <w:rPr>
+        <w:u w:val="none"/>
+      </w:rPr>
+    </w:lvl>
+  </w:abstractNum>
+  <w:abstractNum w:abstractNumId="11">
+    <w:lvl w:ilvl="0">
+      <w:start w:val="1"/>
+      <w:numFmt w:val="bullet"/>
+      <w:lvlText w:val="●"/>
+      <w:lvlJc w:val="left"/>
+      <w:pPr>
+        <w:ind w:left="720" w:hanging="360"/>
+      </w:pPr>
+      <w:rPr>
+        <w:u w:val="none"/>
+      </w:rPr>
+    </w:lvl>
+    <w:lvl w:ilvl="1">
+      <w:start w:val="1"/>
+      <w:numFmt w:val="bullet"/>
+      <w:lvlText w:val="○"/>
+      <w:lvlJc w:val="left"/>
+      <w:pPr>
+        <w:ind w:left="1440" w:hanging="360"/>
+      </w:pPr>
+      <w:rPr>
+        <w:u w:val="none"/>
+      </w:rPr>
+    </w:lvl>
+    <w:lvl w:ilvl="2">
+      <w:start w:val="1"/>
+      <w:numFmt w:val="bullet"/>
+      <w:lvlText w:val="■"/>
+      <w:lvlJc w:val="left"/>
+      <w:pPr>
+        <w:ind w:left="2160" w:hanging="360"/>
+      </w:pPr>
+      <w:rPr>
+        <w:u w:val="none"/>
+      </w:rPr>
+    </w:lvl>
+    <w:lvl w:ilvl="3">
+      <w:start w:val="1"/>
+      <w:numFmt w:val="bullet"/>
+      <w:lvlText w:val="●"/>
+      <w:lvlJc w:val="left"/>
+      <w:pPr>
+        <w:ind w:left="2880" w:hanging="360"/>
+      </w:pPr>
+      <w:rPr>
+        <w:u w:val="none"/>
+      </w:rPr>
+    </w:lvl>
+    <w:lvl w:ilvl="4">
+      <w:start w:val="1"/>
+      <w:numFmt w:val="bullet"/>
+      <w:lvlText w:val="○"/>
+      <w:lvlJc w:val="left"/>
+      <w:pPr>
+        <w:ind w:left="3600" w:hanging="360"/>
+      </w:pPr>
+      <w:rPr>
+        <w:u w:val="none"/>
+      </w:rPr>
+    </w:lvl>
+    <w:lvl w:ilvl="5">
+      <w:start w:val="1"/>
+      <w:numFmt w:val="bullet"/>
+      <w:lvlText w:val="■"/>
+      <w:lvlJc w:val="left"/>
+      <w:pPr>
+        <w:ind w:left="4320" w:hanging="360"/>
+      </w:pPr>
+      <w:rPr>
+        <w:u w:val="none"/>
+      </w:rPr>
+    </w:lvl>
+    <w:lvl w:ilvl="6">
+      <w:start w:val="1"/>
+      <w:numFmt w:val="bullet"/>
+      <w:lvlText w:val="●"/>
+      <w:lvlJc w:val="left"/>
+      <w:pPr>
+        <w:ind w:left="5040" w:hanging="360"/>
+      </w:pPr>
+      <w:rPr>
+        <w:u w:val="none"/>
+      </w:rPr>
+    </w:lvl>
+    <w:lvl w:ilvl="7">
+      <w:start w:val="1"/>
+      <w:numFmt w:val="bullet"/>
+      <w:lvlText w:val="○"/>
+      <w:lvlJc w:val="left"/>
+      <w:pPr>
+        <w:ind w:left="5760" w:hanging="360"/>
+      </w:pPr>
+      <w:rPr>
+        <w:u w:val="none"/>
+      </w:rPr>
+    </w:lvl>
+    <w:lvl w:ilvl="8">
+      <w:start w:val="1"/>
+      <w:numFmt w:val="bullet"/>
+      <w:lvlText w:val="■"/>
       <w:lvlJc w:val="left"/>
       <w:pPr>
         <w:ind w:left="6480" w:hanging="360"/>
@@ -4584,6 +5094,12 @@
   </w:num>
   <w:num w:numId="9">
     <w:abstractNumId w:val="9"/>
+  </w:num>
+  <w:num w:numId="10">
+    <w:abstractNumId w:val="10"/>
+  </w:num>
+  <w:num w:numId="11">
+    <w:abstractNumId w:val="11"/>
   </w:num>
 </w:numbering>
 </file>
@@ -4706,7 +5222,8 @@
     <w:pPr>
       <w:keepNext w:val="1"/>
       <w:keepLines w:val="1"/>
-      <w:spacing w:after="80" w:before="240" w:line="240" w:lineRule="auto"/>
+      <w:spacing w:after="80" w:before="480" w:line="240" w:lineRule="auto"/>
+      <w:jc w:val="both"/>
     </w:pPr>
     <w:rPr>
       <w:b w:val="1"/>

--- a/docs/PW-1741297793 Tesi Giacomo Urbinati.docx
+++ b/docs/PW-1741297793 Tesi Giacomo Urbinati.docx
@@ -48,7 +48,7 @@
           </w:tcPr>
           <w:p>
             <w:pPr>
-              <w:spacing w:line="240" w:lineRule="auto"/>
+              <w:spacing w:line="276" w:lineRule="auto"/>
               <w:ind w:firstLine="0"/>
               <w:jc w:val="center"/>
               <w:rPr/>
@@ -61,12 +61,12 @@
                 <wp:inline distB="0" distT="0" distL="0" distR="0">
                   <wp:extent cx="728345" cy="571500"/>
                   <wp:effectExtent b="0" l="0" r="0" t="0"/>
-                  <wp:docPr id="9" name="image6.png"/>
+                  <wp:docPr id="11" name="image10.png"/>
                   <a:graphic>
                     <a:graphicData uri="http://schemas.openxmlformats.org/drawingml/2006/picture">
                       <pic:pic>
                         <pic:nvPicPr>
-                          <pic:cNvPr id="0" name="image6.png"/>
+                          <pic:cNvPr id="0" name="image10.png"/>
                           <pic:cNvPicPr preferRelativeResize="0"/>
                         </pic:nvPicPr>
                         <pic:blipFill>
@@ -541,7 +541,7 @@
           </w:tcPr>
           <w:p>
             <w:pPr>
-              <w:spacing w:line="276" w:lineRule="auto"/>
+              <w:spacing w:after="320" w:before="240" w:line="276" w:lineRule="auto"/>
               <w:rPr>
                 <w:b w:val="1"/>
               </w:rPr>
@@ -564,14 +564,20 @@
           </w:tcPr>
           <w:p>
             <w:pPr>
-              <w:spacing w:line="276" w:lineRule="auto"/>
-              <w:rPr/>
-            </w:pPr>
-            <w:r>
-              <w:rPr>
-                <w:rtl w:val="0"/>
-              </w:rPr>
-              <w:t xml:space="preserve">Analisi e interfaccia web per il report di sostenibilità di Lavazza S.p.A.</w:t>
+              <w:spacing w:after="320" w:before="240" w:line="276" w:lineRule="auto"/>
+              <w:rPr/>
+            </w:pPr>
+            <w:r>
+              <w:rPr>
+                <w:rtl w:val="0"/>
+              </w:rPr>
+              <w:t xml:space="preserve">Progettazione di un’</w:t>
+            </w:r>
+            <w:r>
+              <w:rPr>
+                <w:rtl w:val="0"/>
+              </w:rPr>
+              <w:t xml:space="preserve">interfaccia web per i report di sostenibilità: il caso Lavazza S.p.A.</w:t>
             </w:r>
           </w:p>
         </w:tc>
@@ -598,8 +604,10 @@
             </w:pPr>
             <w:r>
               <w:rPr>
-                <w:rtl w:val="0"/>
-              </w:rPr>
+                <w:b w:val="1"/>
+                <w:rtl w:val="0"/>
+              </w:rPr>
+              <w:t xml:space="preserve">Repo Progetto Web</w:t>
             </w:r>
           </w:p>
         </w:tc>
@@ -615,6 +623,16 @@
               <w:spacing w:line="276" w:lineRule="auto"/>
               <w:rPr/>
             </w:pPr>
+            <w:hyperlink r:id="rId7">
+              <w:r>
+                <w:rPr>
+                  <w:color w:val="1155cc"/>
+                  <w:u w:val="single"/>
+                  <w:rtl w:val="0"/>
+                </w:rPr>
+                <w:t xml:space="preserve">https://github.com/iakizz/pw-1741297793</w:t>
+              </w:r>
+            </w:hyperlink>
             <w:r>
               <w:rPr>
                 <w:rtl w:val="0"/>
@@ -648,65 +666,6 @@
                 <w:b w:val="1"/>
                 <w:rtl w:val="0"/>
               </w:rPr>
-              <w:t xml:space="preserve">Repo Progetto Web</w:t>
-            </w:r>
-          </w:p>
-        </w:tc>
-        <w:tc>
-          <w:tcPr>
-            <w:tcMar>
-              <w:left w:w="0.0" w:type="dxa"/>
-              <w:right w:w="0.0" w:type="dxa"/>
-            </w:tcMar>
-          </w:tcPr>
-          <w:p>
-            <w:pPr>
-              <w:spacing w:line="276" w:lineRule="auto"/>
-              <w:rPr/>
-            </w:pPr>
-            <w:hyperlink r:id="rId7">
-              <w:r>
-                <w:rPr>
-                  <w:color w:val="1155cc"/>
-                  <w:u w:val="single"/>
-                  <w:rtl w:val="0"/>
-                </w:rPr>
-                <w:t xml:space="preserve">https://github.com/iakizz/pw-1741297793</w:t>
-              </w:r>
-            </w:hyperlink>
-            <w:r>
-              <w:rPr>
-                <w:rtl w:val="0"/>
-              </w:rPr>
-            </w:r>
-          </w:p>
-        </w:tc>
-      </w:tr>
-      <w:tr>
-        <w:trPr>
-          <w:cantSplit w:val="0"/>
-          <w:trHeight w:val="453.5433070866142" w:hRule="atLeast"/>
-          <w:tblHeader w:val="0"/>
-        </w:trPr>
-        <w:tc>
-          <w:tcPr>
-            <w:tcMar>
-              <w:left w:w="0.0" w:type="dxa"/>
-              <w:right w:w="0.0" w:type="dxa"/>
-            </w:tcMar>
-          </w:tcPr>
-          <w:p>
-            <w:pPr>
-              <w:spacing w:line="276" w:lineRule="auto"/>
-              <w:rPr>
-                <w:b w:val="1"/>
-              </w:rPr>
-            </w:pPr>
-            <w:r>
-              <w:rPr>
-                <w:b w:val="1"/>
-                <w:rtl w:val="0"/>
-              </w:rPr>
               <w:t xml:space="preserve">Anteprima Progetto Web</w:t>
             </w:r>
           </w:p>
@@ -769,7 +728,286 @@
           <w:p>
             <w:pPr>
               <w:pStyle w:val="Title"/>
-              <w:spacing w:after="80" w:before="480" w:lineRule="auto"/>
+              <w:rPr/>
+            </w:pPr>
+            <w:bookmarkStart w:colFirst="0" w:colLast="0" w:name="_8luwhnnebhkr" w:id="1"/>
+            <w:bookmarkEnd w:id="1"/>
+            <w:r>
+              <w:rPr>
+                <w:rtl w:val="0"/>
+              </w:rPr>
+              <w:t xml:space="preserve">SOMMARIO</w:t>
+            </w:r>
+          </w:p>
+          <w:p>
+            <w:pPr>
+              <w:pStyle w:val="Heading3"/>
+              <w:spacing w:line="360" w:lineRule="auto"/>
+              <w:rPr/>
+            </w:pPr>
+            <w:bookmarkStart w:colFirst="0" w:colLast="0" w:name="_aprhpqsu8nr1" w:id="2"/>
+            <w:bookmarkEnd w:id="2"/>
+            <w:r>
+              <w:rPr>
+                <w:rtl w:val="0"/>
+              </w:rPr>
+              <w:t xml:space="preserve">PARTE PRIMA - DESCRIZIONE DEL PROCESSO</w:t>
+            </w:r>
+          </w:p>
+          <w:sdt>
+            <w:sdtPr>
+              <w:id w:val="834517066"/>
+              <w:docPartObj>
+                <w:docPartGallery w:val="Table of Contents"/>
+                <w:docPartUnique w:val="1"/>
+              </w:docPartObj>
+            </w:sdtPr>
+            <w:sdtContent>
+              <w:p>
+                <w:pPr>
+                  <w:widowControl w:val="0"/>
+                  <w:tabs>
+                    <w:tab w:val="right" w:leader="dot" w:pos="12000"/>
+                  </w:tabs>
+                  <w:spacing w:before="60" w:line="360" w:lineRule="auto"/>
+                  <w:rPr>
+                    <w:b w:val="1"/>
+                  </w:rPr>
+                </w:pPr>
+                <w:r>
+                  <w:fldChar w:fldCharType="begin"/>
+                  <w:instrText xml:space="preserve"> TOC \h \u \z \t "Heading 1,1,Heading 2,2,Heading 3,3,Heading 4,4,Heading 5,5,Heading 6,6,"</w:instrText>
+                  <w:fldChar w:fldCharType="separate"/>
+                </w:r>
+                <w:hyperlink w:anchor="_ogqf2zbn3nw8">
+                  <w:r>
+                    <w:rPr>
+                      <w:rtl w:val="0"/>
+                    </w:rPr>
+                    <w:t xml:space="preserve">Utilizzo delle conoscenze e abilità derivate dal processo di studio</w:t>
+                    <w:tab/>
+                    <w:t xml:space="preserve">2</w:t>
+                  </w:r>
+                </w:hyperlink>
+                <w:r>
+                  <w:rPr>
+                    <w:rtl w:val="0"/>
+                  </w:rPr>
+                </w:r>
+              </w:p>
+              <w:p>
+                <w:pPr>
+                  <w:widowControl w:val="0"/>
+                  <w:tabs>
+                    <w:tab w:val="right" w:leader="dot" w:pos="12000"/>
+                  </w:tabs>
+                  <w:spacing w:before="60" w:line="360" w:lineRule="auto"/>
+                  <w:rPr>
+                    <w:b w:val="1"/>
+                  </w:rPr>
+                </w:pPr>
+                <w:hyperlink w:anchor="_p20f0ry0ndew">
+                  <w:r>
+                    <w:rPr>
+                      <w:rtl w:val="0"/>
+                    </w:rPr>
+                    <w:t xml:space="preserve">Fasi di lavoro e relativi tempi di implementazione per la predisposizione dell’elaborato</w:t>
+                    <w:tab/>
+                    <w:t xml:space="preserve">2</w:t>
+                  </w:r>
+                </w:hyperlink>
+                <w:r>
+                  <w:rPr>
+                    <w:rtl w:val="0"/>
+                  </w:rPr>
+                </w:r>
+              </w:p>
+              <w:p>
+                <w:pPr>
+                  <w:widowControl w:val="0"/>
+                  <w:tabs>
+                    <w:tab w:val="right" w:leader="dot" w:pos="12000"/>
+                  </w:tabs>
+                  <w:spacing w:before="60" w:line="360" w:lineRule="auto"/>
+                  <w:rPr>
+                    <w:b w:val="1"/>
+                  </w:rPr>
+                </w:pPr>
+                <w:hyperlink w:anchor="_g8f973wi6uk6">
+                  <w:r>
+                    <w:rPr>
+                      <w:rtl w:val="0"/>
+                    </w:rPr>
+                    <w:t xml:space="preserve">Risorse e strumenti impiegati</w:t>
+                    <w:tab/>
+                    <w:t xml:space="preserve">5</w:t>
+                  </w:r>
+                </w:hyperlink>
+                <w:r>
+                  <w:rPr>
+                    <w:rtl w:val="0"/>
+                  </w:rPr>
+                </w:r>
+              </w:p>
+              <w:p>
+                <w:pPr>
+                  <w:pStyle w:val="Heading3"/>
+                  <w:spacing w:line="360" w:lineRule="auto"/>
+                  <w:rPr/>
+                </w:pPr>
+                <w:bookmarkStart w:colFirst="0" w:colLast="0" w:name="_6r82qxdh3m19" w:id="3"/>
+                <w:bookmarkEnd w:id="3"/>
+                <w:r>
+                  <w:rPr>
+                    <w:rtl w:val="0"/>
+                  </w:rPr>
+                  <w:t xml:space="preserve">PARTE SECONDA - PREDISPOSIZIONE DELL’ELABORATO</w:t>
+                </w:r>
+              </w:p>
+              <w:p>
+                <w:pPr>
+                  <w:widowControl w:val="0"/>
+                  <w:tabs>
+                    <w:tab w:val="right" w:leader="dot" w:pos="12000"/>
+                  </w:tabs>
+                  <w:spacing w:before="60" w:line="360" w:lineRule="auto"/>
+                  <w:rPr>
+                    <w:b w:val="1"/>
+                  </w:rPr>
+                </w:pPr>
+                <w:hyperlink w:anchor="_24jech9ytx6i">
+                  <w:r>
+                    <w:rPr>
+                      <w:rtl w:val="0"/>
+                    </w:rPr>
+                    <w:t xml:space="preserve">Obiettivi del progetto</w:t>
+                    <w:tab/>
+                    <w:t xml:space="preserve">7</w:t>
+                  </w:r>
+                </w:hyperlink>
+                <w:r>
+                  <w:rPr>
+                    <w:rtl w:val="0"/>
+                  </w:rPr>
+                </w:r>
+              </w:p>
+              <w:p>
+                <w:pPr>
+                  <w:widowControl w:val="0"/>
+                  <w:tabs>
+                    <w:tab w:val="right" w:leader="dot" w:pos="12000"/>
+                  </w:tabs>
+                  <w:spacing w:before="60" w:line="360" w:lineRule="auto"/>
+                  <w:rPr>
+                    <w:b w:val="1"/>
+                  </w:rPr>
+                </w:pPr>
+                <w:hyperlink w:anchor="_6f1hhitxeg7o">
+                  <w:r>
+                    <w:rPr>
+                      <w:rtl w:val="0"/>
+                    </w:rPr>
+                    <w:t xml:space="preserve">Contestualizzazione</w:t>
+                    <w:tab/>
+                    <w:t xml:space="preserve">7</w:t>
+                  </w:r>
+                </w:hyperlink>
+                <w:r>
+                  <w:rPr>
+                    <w:rtl w:val="0"/>
+                  </w:rPr>
+                </w:r>
+              </w:p>
+              <w:p>
+                <w:pPr>
+                  <w:widowControl w:val="0"/>
+                  <w:tabs>
+                    <w:tab w:val="right" w:leader="dot" w:pos="12000"/>
+                  </w:tabs>
+                  <w:spacing w:before="60" w:line="360" w:lineRule="auto"/>
+                  <w:rPr>
+                    <w:b w:val="1"/>
+                  </w:rPr>
+                </w:pPr>
+                <w:hyperlink w:anchor="_6qsage60yaxh">
+                  <w:r>
+                    <w:rPr>
+                      <w:rtl w:val="0"/>
+                    </w:rPr>
+                    <w:t xml:space="preserve">Descrizione dei principali aspetti progettuali</w:t>
+                    <w:tab/>
+                    <w:t xml:space="preserve">8</w:t>
+                  </w:r>
+                </w:hyperlink>
+                <w:r>
+                  <w:rPr>
+                    <w:rtl w:val="0"/>
+                  </w:rPr>
+                </w:r>
+              </w:p>
+              <w:p>
+                <w:pPr>
+                  <w:widowControl w:val="0"/>
+                  <w:tabs>
+                    <w:tab w:val="right" w:leader="dot" w:pos="12000"/>
+                  </w:tabs>
+                  <w:spacing w:before="60" w:line="360" w:lineRule="auto"/>
+                  <w:rPr>
+                    <w:b w:val="1"/>
+                  </w:rPr>
+                </w:pPr>
+                <w:hyperlink w:anchor="_w8yz229b7xve">
+                  <w:r>
+                    <w:rPr>
+                      <w:rtl w:val="0"/>
+                    </w:rPr>
+                    <w:t xml:space="preserve">Campi di applicazione</w:t>
+                    <w:tab/>
+                    <w:t xml:space="preserve">9</w:t>
+                  </w:r>
+                </w:hyperlink>
+                <w:r>
+                  <w:rPr>
+                    <w:rtl w:val="0"/>
+                  </w:rPr>
+                </w:r>
+              </w:p>
+              <w:p>
+                <w:pPr>
+                  <w:widowControl w:val="0"/>
+                  <w:tabs>
+                    <w:tab w:val="right" w:leader="dot" w:pos="12000"/>
+                  </w:tabs>
+                  <w:spacing w:before="60" w:line="360" w:lineRule="auto"/>
+                  <w:rPr>
+                    <w:b w:val="1"/>
+                  </w:rPr>
+                </w:pPr>
+                <w:hyperlink w:anchor="_16l4r7e4hb9f">
+                  <w:r>
+                    <w:rPr>
+                      <w:rtl w:val="0"/>
+                    </w:rPr>
+                    <w:t xml:space="preserve">Valutazione dei risultati</w:t>
+                    <w:tab/>
+                    <w:t xml:space="preserve">9</w:t>
+                  </w:r>
+                </w:hyperlink>
+                <w:r>
+                  <w:rPr>
+                    <w:rtl w:val="0"/>
+                  </w:rPr>
+                </w:r>
+                <w:r>
+                  <w:fldChar w:fldCharType="end"/>
+                </w:r>
+              </w:p>
+            </w:sdtContent>
+          </w:sdt>
+          <w:p>
+            <w:pPr>
+              <w:pStyle w:val="Title"/>
+              <w:spacing w:after="80" w:before="480" w:line="360" w:lineRule="auto"/>
               <w:jc w:val="both"/>
               <w:rPr>
                 <w:b w:val="1"/>
@@ -777,8 +1015,8 @@
                 <w:szCs w:val="28"/>
               </w:rPr>
             </w:pPr>
-            <w:bookmarkStart w:colFirst="0" w:colLast="0" w:name="_puwotjypa8ih" w:id="1"/>
-            <w:bookmarkEnd w:id="1"/>
+            <w:bookmarkStart w:colFirst="0" w:colLast="0" w:name="_puwotjypa8ih" w:id="4"/>
+            <w:bookmarkEnd w:id="4"/>
             <w:r>
               <w:rPr>
                 <w:rtl w:val="0"/>
@@ -809,12 +1047,12 @@
           <w:p>
             <w:pPr>
               <w:pStyle w:val="Heading3"/>
-              <w:spacing w:after="160" w:before="320" w:lineRule="auto"/>
-              <w:jc w:val="both"/>
-              <w:rPr/>
-            </w:pPr>
-            <w:bookmarkStart w:colFirst="0" w:colLast="0" w:name="_ogqf2zbn3nw8" w:id="2"/>
-            <w:bookmarkEnd w:id="2"/>
+              <w:spacing w:after="160" w:before="320" w:line="276" w:lineRule="auto"/>
+              <w:jc w:val="both"/>
+              <w:rPr/>
+            </w:pPr>
+            <w:bookmarkStart w:colFirst="0" w:colLast="0" w:name="_ogqf2zbn3nw8" w:id="5"/>
+            <w:bookmarkEnd w:id="5"/>
             <w:r>
               <w:rPr>
                 <w:rtl w:val="0"/>
@@ -824,7 +1062,7 @@
           </w:p>
           <w:p>
             <w:pPr>
-              <w:spacing w:line="240" w:lineRule="auto"/>
+              <w:spacing w:line="276" w:lineRule="auto"/>
               <w:ind w:left="0" w:firstLine="0"/>
               <w:jc w:val="both"/>
               <w:rPr/>
@@ -833,12 +1071,12 @@
               <w:rPr>
                 <w:rtl w:val="0"/>
               </w:rPr>
-              <w:t xml:space="preserve">A partire dalle meno recenti, lo studio di materie come Diritto ed Economia intrapreso durante la frequentazione della Scuola Secondaria Superiore presso un Istituto Tecnico Commerciale, hanno contribuito a fornire le basi per comprendere il contesto della traccia e la capacità di effettuare l’analisi di un report aziendale.</w:t>
-            </w:r>
-          </w:p>
-          <w:p>
-            <w:pPr>
-              <w:spacing w:line="240" w:lineRule="auto"/>
+              <w:t xml:space="preserve">Il punto di partenza per iniziare lo sviluppo del project work è stato comprendere la richiesta della traccia proposta e valutare quali fossero le nozioni necessarie per poterlo sviluppare. Al fine di comprenderne il contesto e valutare cosa significhi effettuare l’analisi di un report aziendale, sono tornate utili le conoscenze maturate durante la frequentazione della Scuola Secondaria Superiore presso un Istituto Tecnico Commerciale, grazie a materie quali Diritto ed Economia.</w:t>
+            </w:r>
+          </w:p>
+          <w:p>
+            <w:pPr>
+              <w:spacing w:line="276" w:lineRule="auto"/>
               <w:ind w:left="0" w:firstLine="0"/>
               <w:jc w:val="both"/>
               <w:rPr/>
@@ -851,7 +1089,7 @@
           </w:p>
           <w:p>
             <w:pPr>
-              <w:spacing w:line="240" w:lineRule="auto"/>
+              <w:spacing w:line="276" w:lineRule="auto"/>
               <w:ind w:left="0" w:firstLine="0"/>
               <w:jc w:val="both"/>
               <w:rPr/>
@@ -865,7 +1103,7 @@
           </w:p>
           <w:p>
             <w:pPr>
-              <w:spacing w:line="240" w:lineRule="auto"/>
+              <w:spacing w:line="276" w:lineRule="auto"/>
               <w:ind w:left="0" w:firstLine="0"/>
               <w:jc w:val="both"/>
               <w:rPr/>
@@ -878,7 +1116,7 @@
           </w:p>
           <w:p>
             <w:pPr>
-              <w:spacing w:line="240" w:lineRule="auto"/>
+              <w:spacing w:line="276" w:lineRule="auto"/>
               <w:ind w:left="0" w:firstLine="0"/>
               <w:jc w:val="both"/>
               <w:rPr/>
@@ -892,7 +1130,7 @@
           </w:p>
           <w:p>
             <w:pPr>
-              <w:spacing w:line="240" w:lineRule="auto"/>
+              <w:spacing w:line="276" w:lineRule="auto"/>
               <w:ind w:left="0" w:firstLine="0"/>
               <w:jc w:val="both"/>
               <w:rPr/>
@@ -905,7 +1143,7 @@
           </w:p>
           <w:p>
             <w:pPr>
-              <w:spacing w:line="240" w:lineRule="auto"/>
+              <w:spacing w:line="276" w:lineRule="auto"/>
               <w:ind w:left="0" w:firstLine="0"/>
               <w:jc w:val="both"/>
               <w:rPr/>
@@ -919,7 +1157,7 @@
           </w:p>
           <w:p>
             <w:pPr>
-              <w:spacing w:line="240" w:lineRule="auto"/>
+              <w:spacing w:line="276" w:lineRule="auto"/>
               <w:ind w:left="0" w:firstLine="0"/>
               <w:jc w:val="both"/>
               <w:rPr/>
@@ -933,7 +1171,7 @@
           </w:p>
           <w:p>
             <w:pPr>
-              <w:spacing w:line="240" w:lineRule="auto"/>
+              <w:spacing w:line="276" w:lineRule="auto"/>
               <w:ind w:left="0" w:firstLine="0"/>
               <w:jc w:val="both"/>
               <w:rPr/>
@@ -946,7 +1184,7 @@
           </w:p>
           <w:p>
             <w:pPr>
-              <w:spacing w:line="240" w:lineRule="auto"/>
+              <w:spacing w:line="276" w:lineRule="auto"/>
               <w:jc w:val="both"/>
               <w:rPr/>
             </w:pPr>
@@ -975,13 +1213,14 @@
           <w:p>
             <w:pPr>
               <w:pStyle w:val="Heading3"/>
+              <w:spacing w:line="276" w:lineRule="auto"/>
               <w:rPr>
                 <w:sz w:val="24"/>
                 <w:szCs w:val="24"/>
               </w:rPr>
             </w:pPr>
-            <w:bookmarkStart w:colFirst="0" w:colLast="0" w:name="_p20f0ry0ndew" w:id="3"/>
-            <w:bookmarkEnd w:id="3"/>
+            <w:bookmarkStart w:colFirst="0" w:colLast="0" w:name="_p20f0ry0ndew" w:id="6"/>
+            <w:bookmarkEnd w:id="6"/>
             <w:r>
               <w:rPr>
                 <w:rtl w:val="0"/>
@@ -996,7 +1235,7 @@
           </w:p>
           <w:p>
             <w:pPr>
-              <w:spacing w:line="240" w:lineRule="auto"/>
+              <w:spacing w:line="276" w:lineRule="auto"/>
               <w:jc w:val="both"/>
               <w:rPr/>
             </w:pPr>
@@ -1009,7 +1248,7 @@
           </w:p>
           <w:p>
             <w:pPr>
-              <w:spacing w:line="240" w:lineRule="auto"/>
+              <w:spacing w:line="276" w:lineRule="auto"/>
               <w:jc w:val="both"/>
               <w:rPr/>
             </w:pPr>
@@ -1023,9 +1262,9 @@
             <w:pPr>
               <w:numPr>
                 <w:ilvl w:val="0"/>
-                <w:numId w:val="3"/>
+                <w:numId w:val="5"/>
               </w:numPr>
-              <w:spacing w:line="240" w:lineRule="auto"/>
+              <w:spacing w:line="276" w:lineRule="auto"/>
               <w:ind w:left="720" w:hanging="360"/>
               <w:jc w:val="both"/>
               <w:rPr>
@@ -1051,7 +1290,7 @@
           </w:p>
           <w:p>
             <w:pPr>
-              <w:spacing w:line="240" w:lineRule="auto"/>
+              <w:spacing w:line="276" w:lineRule="auto"/>
               <w:ind w:left="720" w:firstLine="0"/>
               <w:jc w:val="both"/>
               <w:rPr/>
@@ -1071,9 +1310,9 @@
             <w:pPr>
               <w:numPr>
                 <w:ilvl w:val="1"/>
-                <w:numId w:val="3"/>
+                <w:numId w:val="5"/>
               </w:numPr>
-              <w:spacing w:line="240" w:lineRule="auto"/>
+              <w:spacing w:line="276" w:lineRule="auto"/>
               <w:ind w:left="1440" w:hanging="360"/>
               <w:jc w:val="both"/>
               <w:rPr>
@@ -1092,9 +1331,9 @@
             <w:pPr>
               <w:numPr>
                 <w:ilvl w:val="1"/>
-                <w:numId w:val="3"/>
+                <w:numId w:val="5"/>
               </w:numPr>
-              <w:spacing w:line="240" w:lineRule="auto"/>
+              <w:spacing w:line="276" w:lineRule="auto"/>
               <w:ind w:left="1440" w:hanging="360"/>
               <w:jc w:val="both"/>
               <w:rPr>
@@ -1113,9 +1352,9 @@
             <w:pPr>
               <w:numPr>
                 <w:ilvl w:val="1"/>
-                <w:numId w:val="3"/>
+                <w:numId w:val="5"/>
               </w:numPr>
-              <w:spacing w:line="240" w:lineRule="auto"/>
+              <w:spacing w:line="276" w:lineRule="auto"/>
               <w:ind w:left="1440" w:hanging="360"/>
               <w:jc w:val="both"/>
               <w:rPr>
@@ -1134,9 +1373,9 @@
             <w:pPr>
               <w:numPr>
                 <w:ilvl w:val="1"/>
-                <w:numId w:val="3"/>
+                <w:numId w:val="5"/>
               </w:numPr>
-              <w:spacing w:line="240" w:lineRule="auto"/>
+              <w:spacing w:line="276" w:lineRule="auto"/>
               <w:ind w:left="1440" w:hanging="360"/>
               <w:jc w:val="both"/>
             </w:pPr>
@@ -1149,7 +1388,7 @@
           </w:p>
           <w:p>
             <w:pPr>
-              <w:spacing w:line="240" w:lineRule="auto"/>
+              <w:spacing w:line="276" w:lineRule="auto"/>
               <w:ind w:left="1440" w:firstLine="0"/>
               <w:jc w:val="both"/>
               <w:rPr/>
@@ -1162,7 +1401,7 @@
           </w:p>
           <w:p>
             <w:pPr>
-              <w:spacing w:line="240" w:lineRule="auto"/>
+              <w:spacing w:line="276" w:lineRule="auto"/>
               <w:ind w:left="720" w:firstLine="0"/>
               <w:jc w:val="both"/>
               <w:rPr/>
@@ -1176,7 +1415,7 @@
           </w:p>
           <w:p>
             <w:pPr>
-              <w:spacing w:line="240" w:lineRule="auto"/>
+              <w:spacing w:line="276" w:lineRule="auto"/>
               <w:ind w:left="720" w:firstLine="0"/>
               <w:jc w:val="both"/>
               <w:rPr/>
@@ -1189,7 +1428,7 @@
           </w:p>
           <w:p>
             <w:pPr>
-              <w:spacing w:line="240" w:lineRule="auto"/>
+              <w:spacing w:line="276" w:lineRule="auto"/>
               <w:ind w:left="720" w:firstLine="0"/>
               <w:jc w:val="both"/>
               <w:rPr/>
@@ -1203,7 +1442,7 @@
           </w:p>
           <w:p>
             <w:pPr>
-              <w:spacing w:line="240" w:lineRule="auto"/>
+              <w:spacing w:line="276" w:lineRule="auto"/>
               <w:ind w:left="720" w:firstLine="0"/>
               <w:jc w:val="both"/>
               <w:rPr/>
@@ -1216,7 +1455,7 @@
           </w:p>
           <w:p>
             <w:pPr>
-              <w:spacing w:line="240" w:lineRule="auto"/>
+              <w:spacing w:line="276" w:lineRule="auto"/>
               <w:ind w:left="720" w:firstLine="0"/>
               <w:jc w:val="both"/>
               <w:rPr/>
@@ -1243,7 +1482,7 @@
           </w:p>
           <w:p>
             <w:pPr>
-              <w:spacing w:line="240" w:lineRule="auto"/>
+              <w:spacing w:line="276" w:lineRule="auto"/>
               <w:ind w:left="720" w:firstLine="0"/>
               <w:jc w:val="both"/>
               <w:rPr/>
@@ -1256,27 +1495,22 @@
           </w:p>
           <w:p>
             <w:pPr>
-              <w:spacing w:line="240" w:lineRule="auto"/>
-              <w:ind w:left="720" w:firstLine="0"/>
-              <w:jc w:val="center"/>
-              <w:rPr>
-                <w:color w:val="666666"/>
-                <w:sz w:val="16"/>
-                <w:szCs w:val="16"/>
-              </w:rPr>
+              <w:spacing w:line="276" w:lineRule="auto"/>
+              <w:jc w:val="right"/>
+              <w:rPr/>
             </w:pPr>
             <w:r>
               <w:rPr/>
               <w:drawing>
                 <wp:inline distB="114300" distT="114300" distL="114300" distR="114300">
-                  <wp:extent cx="5773933" cy="4330450"/>
+                  <wp:extent cx="5748546" cy="3369837"/>
                   <wp:effectExtent b="0" l="0" r="0" t="0"/>
-                  <wp:docPr id="8" name="image10.png"/>
+                  <wp:docPr id="3" name="image3.png"/>
                   <a:graphic>
                     <a:graphicData uri="http://schemas.openxmlformats.org/drawingml/2006/picture">
                       <pic:pic>
                         <pic:nvPicPr>
-                          <pic:cNvPr id="0" name="image10.png"/>
+                          <pic:cNvPr id="0" name="image3.png"/>
                           <pic:cNvPicPr preferRelativeResize="0"/>
                         </pic:nvPicPr>
                         <pic:blipFill>
@@ -1289,7 +1523,7 @@
                         <pic:spPr>
                           <a:xfrm>
                             <a:off x="0" y="0"/>
-                            <a:ext cx="5773933" cy="4330450"/>
+                            <a:ext cx="5748546" cy="3369837"/>
                           </a:xfrm>
                           <a:prstGeom prst="rect"/>
                           <a:ln/>
@@ -1304,13 +1538,23 @@
               <w:rPr>
                 <w:rtl w:val="0"/>
               </w:rPr>
-              <w:br w:type="textWrapping"/>
-            </w:r>
-            <w:r>
+            </w:r>
+          </w:p>
+          <w:p>
+            <w:pPr>
+              <w:spacing w:line="276" w:lineRule="auto"/>
+              <w:jc w:val="center"/>
               <w:rPr>
                 <w:color w:val="666666"/>
                 <w:sz w:val="16"/>
                 <w:szCs w:val="16"/>
+              </w:rPr>
+            </w:pPr>
+            <w:r>
+              <w:rPr>
+                <w:color w:val="666666"/>
+                <w:sz w:val="16"/>
+                <w:szCs w:val="16"/>
                 <w:rtl w:val="0"/>
               </w:rPr>
               <w:t xml:space="preserve">(Fig. 1)</w:t>
@@ -1318,7 +1562,7 @@
           </w:p>
           <w:p>
             <w:pPr>
-              <w:spacing w:line="240" w:lineRule="auto"/>
+              <w:spacing w:line="276" w:lineRule="auto"/>
               <w:ind w:left="720" w:firstLine="0"/>
               <w:jc w:val="both"/>
               <w:rPr/>
@@ -1331,7 +1575,7 @@
           </w:p>
           <w:p>
             <w:pPr>
-              <w:spacing w:line="240" w:lineRule="auto"/>
+              <w:spacing w:line="276" w:lineRule="auto"/>
               <w:ind w:left="720" w:firstLine="0"/>
               <w:jc w:val="both"/>
               <w:rPr/>
@@ -1348,9 +1592,9 @@
             <w:pPr>
               <w:numPr>
                 <w:ilvl w:val="0"/>
-                <w:numId w:val="3"/>
+                <w:numId w:val="5"/>
               </w:numPr>
-              <w:spacing w:line="240" w:lineRule="auto"/>
+              <w:spacing w:line="276" w:lineRule="auto"/>
               <w:ind w:left="720" w:hanging="360"/>
               <w:jc w:val="both"/>
               <w:rPr>
@@ -1377,9 +1621,9 @@
             <w:pPr>
               <w:numPr>
                 <w:ilvl w:val="1"/>
-                <w:numId w:val="3"/>
+                <w:numId w:val="5"/>
               </w:numPr>
-              <w:spacing w:line="240" w:lineRule="auto"/>
+              <w:spacing w:line="276" w:lineRule="auto"/>
               <w:ind w:left="1440" w:hanging="360"/>
               <w:jc w:val="both"/>
               <w:rPr>
@@ -1398,9 +1642,9 @@
             <w:pPr>
               <w:numPr>
                 <w:ilvl w:val="1"/>
-                <w:numId w:val="3"/>
+                <w:numId w:val="5"/>
               </w:numPr>
-              <w:spacing w:line="240" w:lineRule="auto"/>
+              <w:spacing w:line="276" w:lineRule="auto"/>
               <w:ind w:left="1440" w:hanging="360"/>
               <w:jc w:val="both"/>
               <w:rPr>
@@ -1417,7 +1661,7 @@
           </w:p>
           <w:p>
             <w:pPr>
-              <w:spacing w:line="240" w:lineRule="auto"/>
+              <w:spacing w:line="276" w:lineRule="auto"/>
               <w:ind w:left="720" w:firstLine="0"/>
               <w:jc w:val="both"/>
               <w:rPr/>
@@ -1452,7 +1696,7 @@
               <w:rPr>
                 <w:rtl w:val="0"/>
               </w:rPr>
-              <w:t xml:space="preserve"> che permette la contestuale pubblicazione della pagina sviluppata in modo che il progetto sia realmente navigabile.</w:t>
+              <w:t xml:space="preserve"> che permette la contestuale pubblicazione della pagina sviluppata in modo da poter offrire anche una versione “live” realmente navigabile della pagina web.</w:t>
               <w:br w:type="textWrapping"/>
               <w:br w:type="textWrapping"/>
               <w:t xml:space="preserve">Per questa fase sono state necessarie solo poche ore, visto che fortunatamente avevo già avuto esperienza di questa piattaforma.</w:t>
@@ -1463,9 +1707,9 @@
             <w:pPr>
               <w:numPr>
                 <w:ilvl w:val="0"/>
-                <w:numId w:val="3"/>
+                <w:numId w:val="5"/>
               </w:numPr>
-              <w:spacing w:line="240" w:lineRule="auto"/>
+              <w:spacing w:line="276" w:lineRule="auto"/>
               <w:ind w:left="720" w:hanging="360"/>
               <w:jc w:val="both"/>
               <w:rPr>
@@ -1477,7 +1721,7 @@
                 <w:b w:val="1"/>
                 <w:rtl w:val="0"/>
               </w:rPr>
-              <w:t xml:space="preserve">Redazione del documento di analisi di bilancio</w:t>
+              <w:t xml:space="preserve">Individuazione, selezione ed elaborazione dei contenuti</w:t>
             </w:r>
             <w:r>
               <w:rPr>
@@ -1492,9 +1736,9 @@
             <w:pPr>
               <w:numPr>
                 <w:ilvl w:val="1"/>
-                <w:numId w:val="3"/>
+                <w:numId w:val="5"/>
               </w:numPr>
-              <w:spacing w:line="240" w:lineRule="auto"/>
+              <w:spacing w:line="276" w:lineRule="auto"/>
               <w:ind w:left="1440" w:hanging="360"/>
               <w:jc w:val="both"/>
               <w:rPr>
@@ -1513,9 +1757,9 @@
             <w:pPr>
               <w:numPr>
                 <w:ilvl w:val="1"/>
-                <w:numId w:val="3"/>
+                <w:numId w:val="5"/>
               </w:numPr>
-              <w:spacing w:line="240" w:lineRule="auto"/>
+              <w:spacing w:line="276" w:lineRule="auto"/>
               <w:ind w:left="1440" w:hanging="360"/>
               <w:jc w:val="both"/>
               <w:rPr>
@@ -1534,9 +1778,9 @@
             <w:pPr>
               <w:numPr>
                 <w:ilvl w:val="1"/>
-                <w:numId w:val="3"/>
+                <w:numId w:val="5"/>
               </w:numPr>
-              <w:spacing w:line="240" w:lineRule="auto"/>
+              <w:spacing w:line="276" w:lineRule="auto"/>
               <w:ind w:left="1440" w:hanging="360"/>
               <w:jc w:val="both"/>
               <w:rPr>
@@ -1555,9 +1799,9 @@
             <w:pPr>
               <w:numPr>
                 <w:ilvl w:val="1"/>
-                <w:numId w:val="3"/>
+                <w:numId w:val="5"/>
               </w:numPr>
-              <w:spacing w:line="240" w:lineRule="auto"/>
+              <w:spacing w:line="276" w:lineRule="auto"/>
               <w:ind w:left="1440" w:hanging="360"/>
               <w:jc w:val="both"/>
               <w:rPr>
@@ -1573,7 +1817,7 @@
           </w:p>
           <w:p>
             <w:pPr>
-              <w:spacing w:line="240" w:lineRule="auto"/>
+              <w:spacing w:line="276" w:lineRule="auto"/>
               <w:ind w:left="720" w:firstLine="0"/>
               <w:jc w:val="both"/>
               <w:rPr/>
@@ -1583,7 +1827,7 @@
                 <w:rtl w:val="0"/>
               </w:rPr>
               <w:br w:type="textWrapping"/>
-              <w:t xml:space="preserve">Per questa attività sono state necessarie circa due/tre settimane</w:t>
+              <w:t xml:space="preserve">Per questa attività sono state necessarie circa due/tre settimane.</w:t>
               <w:br w:type="textWrapping"/>
             </w:r>
           </w:p>
@@ -1591,9 +1835,9 @@
             <w:pPr>
               <w:numPr>
                 <w:ilvl w:val="0"/>
-                <w:numId w:val="3"/>
+                <w:numId w:val="5"/>
               </w:numPr>
-              <w:spacing w:line="240" w:lineRule="auto"/>
+              <w:spacing w:line="276" w:lineRule="auto"/>
               <w:ind w:left="720" w:hanging="360"/>
               <w:jc w:val="both"/>
               <w:rPr>
@@ -1612,10 +1856,38 @@
                 <w:rtl w:val="0"/>
               </w:rPr>
               <w:br w:type="textWrapping"/>
-              <w:t xml:space="preserve">Bla bla</w:t>
+              <w:t xml:space="preserve">Il passaggio successivo è stato quello della implementazione pratica della pagina web.</w:t>
+            </w:r>
+          </w:p>
+          <w:p>
+            <w:pPr>
+              <w:spacing w:line="276" w:lineRule="auto"/>
+              <w:ind w:left="720" w:firstLine="0"/>
+              <w:jc w:val="both"/>
+              <w:rPr/>
+            </w:pPr>
+            <w:r>
+              <w:rPr>
+                <w:rtl w:val="0"/>
+              </w:rPr>
+              <w:t xml:space="preserve">Lo sviluppo è passato attraverso diverse fasi che saranno descritte in dettaglio e comprendono la scelta del framework, la scelta dell’ambiente di sviluppo e la scelta dei tool necessari.</w:t>
+            </w:r>
+          </w:p>
+          <w:p>
+            <w:pPr>
+              <w:spacing w:line="276" w:lineRule="auto"/>
+              <w:ind w:left="720" w:firstLine="0"/>
+              <w:jc w:val="both"/>
+              <w:rPr/>
+            </w:pPr>
+            <w:r>
+              <w:rPr>
+                <w:rtl w:val="0"/>
+              </w:rPr>
+              <w:t xml:space="preserve">Fatto ciò, mi sono potuto dedicare alla scrittura del codice vera e propria. La maggiore difficoltà è stata l’individuare un progetto grafico semplice ma di impatto e predisporre il layout iniziale della pagina con la definizione del design system.</w:t>
               <w:br w:type="textWrapping"/>
               <w:br w:type="textWrapping"/>
-              <w:t xml:space="preserve">Per questa attività sono state necessarie circa due settimane</w:t>
+              <w:t xml:space="preserve">Per questa attività sono state necessarie circa due settimane.</w:t>
             </w:r>
           </w:p>
         </w:tc>
@@ -1636,11 +1908,12 @@
           <w:p>
             <w:pPr>
               <w:pStyle w:val="Heading3"/>
-              <w:jc w:val="both"/>
-              <w:rPr/>
-            </w:pPr>
-            <w:bookmarkStart w:colFirst="0" w:colLast="0" w:name="_g8f973wi6uk6" w:id="4"/>
-            <w:bookmarkEnd w:id="4"/>
+              <w:spacing w:line="276" w:lineRule="auto"/>
+              <w:jc w:val="both"/>
+              <w:rPr/>
+            </w:pPr>
+            <w:bookmarkStart w:colFirst="0" w:colLast="0" w:name="_g8f973wi6uk6" w:id="7"/>
+            <w:bookmarkEnd w:id="7"/>
             <w:r>
               <w:rPr>
                 <w:rtl w:val="0"/>
@@ -1650,7 +1923,7 @@
           </w:p>
           <w:p>
             <w:pPr>
-              <w:spacing w:line="240" w:lineRule="auto"/>
+              <w:spacing w:line="276" w:lineRule="auto"/>
               <w:jc w:val="both"/>
               <w:rPr/>
             </w:pPr>
@@ -1663,7 +1936,7 @@
           </w:p>
           <w:p>
             <w:pPr>
-              <w:spacing w:line="240" w:lineRule="auto"/>
+              <w:spacing w:line="276" w:lineRule="auto"/>
               <w:jc w:val="both"/>
               <w:rPr/>
             </w:pPr>
@@ -1677,9 +1950,9 @@
             <w:pPr>
               <w:numPr>
                 <w:ilvl w:val="0"/>
-                <w:numId w:val="2"/>
+                <w:numId w:val="3"/>
               </w:numPr>
-              <w:spacing w:line="240" w:lineRule="auto"/>
+              <w:spacing w:line="276" w:lineRule="auto"/>
               <w:ind w:left="720" w:hanging="360"/>
               <w:jc w:val="both"/>
               <w:rPr>
@@ -1724,9 +1997,9 @@
             <w:pPr>
               <w:numPr>
                 <w:ilvl w:val="0"/>
-                <w:numId w:val="2"/>
+                <w:numId w:val="3"/>
               </w:numPr>
-              <w:spacing w:line="240" w:lineRule="auto"/>
+              <w:spacing w:line="276" w:lineRule="auto"/>
               <w:ind w:left="720" w:hanging="360"/>
               <w:jc w:val="both"/>
               <w:rPr>
@@ -1766,9 +2039,9 @@
             <w:pPr>
               <w:numPr>
                 <w:ilvl w:val="0"/>
-                <w:numId w:val="2"/>
+                <w:numId w:val="3"/>
               </w:numPr>
-              <w:spacing w:line="240" w:lineRule="auto"/>
+              <w:spacing w:line="276" w:lineRule="auto"/>
               <w:ind w:left="720" w:hanging="360"/>
               <w:jc w:val="both"/>
             </w:pPr>
@@ -1805,9 +2078,9 @@
             <w:pPr>
               <w:numPr>
                 <w:ilvl w:val="0"/>
-                <w:numId w:val="2"/>
+                <w:numId w:val="3"/>
               </w:numPr>
-              <w:spacing w:line="240" w:lineRule="auto"/>
+              <w:spacing w:line="276" w:lineRule="auto"/>
               <w:ind w:left="720" w:hanging="360"/>
               <w:jc w:val="both"/>
               <w:rPr>
@@ -1847,9 +2120,9 @@
             <w:pPr>
               <w:numPr>
                 <w:ilvl w:val="0"/>
-                <w:numId w:val="2"/>
+                <w:numId w:val="3"/>
               </w:numPr>
-              <w:spacing w:line="240" w:lineRule="auto"/>
+              <w:spacing w:line="276" w:lineRule="auto"/>
               <w:ind w:left="720" w:hanging="360"/>
               <w:jc w:val="both"/>
               <w:rPr>
@@ -1889,9 +2162,9 @@
             <w:pPr>
               <w:numPr>
                 <w:ilvl w:val="0"/>
-                <w:numId w:val="2"/>
+                <w:numId w:val="3"/>
               </w:numPr>
-              <w:spacing w:line="240" w:lineRule="auto"/>
+              <w:spacing w:line="276" w:lineRule="auto"/>
               <w:ind w:left="720" w:hanging="360"/>
               <w:jc w:val="both"/>
               <w:rPr>
@@ -1923,19 +2196,19 @@
           </w:p>
           <w:p>
             <w:pPr>
-              <w:spacing w:line="240" w:lineRule="auto"/>
-              <w:jc w:val="both"/>
-              <w:rPr/>
-            </w:pPr>
-            <w:r>
-              <w:rPr>
-                <w:rtl w:val="0"/>
-              </w:rPr>
-            </w:r>
-          </w:p>
-          <w:p>
-            <w:pPr>
-              <w:spacing w:line="240" w:lineRule="auto"/>
+              <w:spacing w:line="276" w:lineRule="auto"/>
+              <w:jc w:val="both"/>
+              <w:rPr/>
+            </w:pPr>
+            <w:r>
+              <w:rPr>
+                <w:rtl w:val="0"/>
+              </w:rPr>
+            </w:r>
+          </w:p>
+          <w:p>
+            <w:pPr>
+              <w:spacing w:line="276" w:lineRule="auto"/>
               <w:jc w:val="both"/>
               <w:rPr/>
             </w:pPr>
@@ -1948,7 +2221,7 @@
           </w:p>
           <w:p>
             <w:pPr>
-              <w:spacing w:line="240" w:lineRule="auto"/>
+              <w:spacing w:line="276" w:lineRule="auto"/>
               <w:jc w:val="both"/>
               <w:rPr/>
             </w:pPr>
@@ -1961,32 +2234,45 @@
           </w:p>
           <w:p>
             <w:pPr>
-              <w:spacing w:line="240" w:lineRule="auto"/>
-              <w:jc w:val="both"/>
-              <w:rPr/>
-            </w:pPr>
-            <w:r>
-              <w:rPr>
-                <w:rtl w:val="0"/>
-              </w:rPr>
-              <w:t xml:space="preserve">Dato che è uno strumento che conosco piuttosto bene dato che l’ho usato in alcuni progetti lavorativi, ho scelto quindi Tailwind, che non è una semplice libreria ma un vero e proprio framework.</w:t>
-            </w:r>
-          </w:p>
-          <w:p>
-            <w:pPr>
-              <w:spacing w:line="240" w:lineRule="auto"/>
-              <w:jc w:val="both"/>
-              <w:rPr/>
-            </w:pPr>
-            <w:r>
-              <w:rPr>
-                <w:rtl w:val="0"/>
-              </w:rPr>
-            </w:r>
-          </w:p>
-          <w:p>
-            <w:pPr>
-              <w:spacing w:line="240" w:lineRule="auto"/>
+              <w:spacing w:line="276" w:lineRule="auto"/>
+              <w:jc w:val="both"/>
+              <w:rPr/>
+            </w:pPr>
+            <w:r>
+              <w:rPr>
+                <w:rtl w:val="0"/>
+              </w:rPr>
+              <w:t xml:space="preserve">Dato che è uno strumento che conosco piuttosto bene dato che l’ho usato in alcuni progetti lavorativi, ho scelto quindi </w:t>
+            </w:r>
+            <w:r>
+              <w:rPr>
+                <w:b w:val="1"/>
+                <w:rtl w:val="0"/>
+              </w:rPr>
+              <w:t xml:space="preserve">Tailwind</w:t>
+            </w:r>
+            <w:r>
+              <w:rPr>
+                <w:rtl w:val="0"/>
+              </w:rPr>
+              <w:t xml:space="preserve">, che non è una semplice libreria ma un vero e proprio framework.</w:t>
+            </w:r>
+          </w:p>
+          <w:p>
+            <w:pPr>
+              <w:spacing w:line="276" w:lineRule="auto"/>
+              <w:jc w:val="both"/>
+              <w:rPr/>
+            </w:pPr>
+            <w:r>
+              <w:rPr>
+                <w:rtl w:val="0"/>
+              </w:rPr>
+            </w:r>
+          </w:p>
+          <w:p>
+            <w:pPr>
+              <w:spacing w:line="276" w:lineRule="auto"/>
               <w:jc w:val="both"/>
               <w:rPr/>
             </w:pPr>
@@ -1999,7 +2285,7 @@
           </w:p>
           <w:p>
             <w:pPr>
-              <w:spacing w:line="240" w:lineRule="auto"/>
+              <w:spacing w:line="276" w:lineRule="auto"/>
               <w:jc w:val="both"/>
               <w:rPr/>
             </w:pPr>
@@ -2013,9 +2299,9 @@
             <w:pPr>
               <w:numPr>
                 <w:ilvl w:val="0"/>
-                <w:numId w:val="8"/>
+                <w:numId w:val="11"/>
               </w:numPr>
-              <w:spacing w:line="240" w:lineRule="auto"/>
+              <w:spacing w:line="276" w:lineRule="auto"/>
               <w:ind w:left="720" w:hanging="360"/>
               <w:jc w:val="both"/>
               <w:rPr>
@@ -2034,9 +2320,9 @@
             <w:pPr>
               <w:numPr>
                 <w:ilvl w:val="0"/>
-                <w:numId w:val="8"/>
+                <w:numId w:val="11"/>
               </w:numPr>
-              <w:spacing w:line="240" w:lineRule="auto"/>
+              <w:spacing w:line="276" w:lineRule="auto"/>
               <w:ind w:left="720" w:hanging="360"/>
               <w:jc w:val="both"/>
               <w:rPr>
@@ -2055,9 +2341,9 @@
             <w:pPr>
               <w:numPr>
                 <w:ilvl w:val="0"/>
-                <w:numId w:val="8"/>
+                <w:numId w:val="11"/>
               </w:numPr>
-              <w:spacing w:line="240" w:lineRule="auto"/>
+              <w:spacing w:line="276" w:lineRule="auto"/>
               <w:ind w:left="720" w:hanging="360"/>
               <w:jc w:val="both"/>
               <w:rPr>
@@ -2075,7 +2361,7 @@
           </w:p>
           <w:p>
             <w:pPr>
-              <w:spacing w:line="240" w:lineRule="auto"/>
+              <w:spacing w:line="276" w:lineRule="auto"/>
               <w:ind w:left="720" w:firstLine="0"/>
               <w:jc w:val="both"/>
               <w:rPr/>
@@ -2090,9 +2376,9 @@
             <w:pPr>
               <w:numPr>
                 <w:ilvl w:val="0"/>
-                <w:numId w:val="8"/>
+                <w:numId w:val="11"/>
               </w:numPr>
-              <w:spacing w:line="240" w:lineRule="auto"/>
+              <w:spacing w:line="276" w:lineRule="auto"/>
               <w:ind w:left="720" w:hanging="360"/>
               <w:jc w:val="both"/>
               <w:rPr>
@@ -2144,9 +2430,9 @@
             <w:pPr>
               <w:numPr>
                 <w:ilvl w:val="0"/>
-                <w:numId w:val="8"/>
+                <w:numId w:val="11"/>
               </w:numPr>
-              <w:spacing w:line="240" w:lineRule="auto"/>
+              <w:spacing w:line="276" w:lineRule="auto"/>
               <w:ind w:left="720" w:hanging="360"/>
               <w:jc w:val="both"/>
               <w:rPr>
@@ -2164,19 +2450,19 @@
           </w:p>
           <w:p>
             <w:pPr>
-              <w:spacing w:line="240" w:lineRule="auto"/>
-              <w:jc w:val="both"/>
-              <w:rPr/>
-            </w:pPr>
-            <w:r>
-              <w:rPr>
-                <w:rtl w:val="0"/>
-              </w:rPr>
-            </w:r>
-          </w:p>
-          <w:p>
-            <w:pPr>
-              <w:spacing w:line="240" w:lineRule="auto"/>
+              <w:spacing w:line="276" w:lineRule="auto"/>
+              <w:jc w:val="both"/>
+              <w:rPr/>
+            </w:pPr>
+            <w:r>
+              <w:rPr>
+                <w:rtl w:val="0"/>
+              </w:rPr>
+            </w:r>
+          </w:p>
+          <w:p>
+            <w:pPr>
+              <w:spacing w:line="276" w:lineRule="auto"/>
               <w:jc w:val="both"/>
               <w:rPr/>
             </w:pPr>
@@ -2192,9 +2478,9 @@
             <w:pPr>
               <w:numPr>
                 <w:ilvl w:val="0"/>
-                <w:numId w:val="11"/>
+                <w:numId w:val="14"/>
               </w:numPr>
-              <w:spacing w:line="240" w:lineRule="auto"/>
+              <w:spacing w:line="276" w:lineRule="auto"/>
               <w:ind w:left="720" w:hanging="360"/>
               <w:jc w:val="both"/>
               <w:rPr>
@@ -2213,9 +2499,9 @@
             <w:pPr>
               <w:numPr>
                 <w:ilvl w:val="0"/>
-                <w:numId w:val="11"/>
+                <w:numId w:val="14"/>
               </w:numPr>
-              <w:spacing w:line="240" w:lineRule="auto"/>
+              <w:spacing w:line="276" w:lineRule="auto"/>
               <w:ind w:left="720" w:hanging="360"/>
               <w:jc w:val="both"/>
               <w:rPr>
@@ -2231,7 +2517,7 @@
           </w:p>
           <w:p>
             <w:pPr>
-              <w:spacing w:line="240" w:lineRule="auto"/>
+              <w:spacing w:line="276" w:lineRule="auto"/>
               <w:ind w:left="0" w:firstLine="0"/>
               <w:jc w:val="both"/>
               <w:rPr/>
@@ -2244,7 +2530,7 @@
           </w:p>
           <w:p>
             <w:pPr>
-              <w:spacing w:line="240" w:lineRule="auto"/>
+              <w:spacing w:line="276" w:lineRule="auto"/>
               <w:ind w:left="0" w:firstLine="0"/>
               <w:jc w:val="both"/>
               <w:rPr/>
@@ -2261,9 +2547,9 @@
             <w:pPr>
               <w:numPr>
                 <w:ilvl w:val="0"/>
-                <w:numId w:val="7"/>
+                <w:numId w:val="8"/>
               </w:numPr>
-              <w:spacing w:line="240" w:lineRule="auto"/>
+              <w:spacing w:line="276" w:lineRule="auto"/>
               <w:ind w:left="720" w:hanging="360"/>
               <w:jc w:val="both"/>
               <w:rPr>
@@ -2282,9 +2568,9 @@
             <w:pPr>
               <w:numPr>
                 <w:ilvl w:val="0"/>
-                <w:numId w:val="7"/>
+                <w:numId w:val="8"/>
               </w:numPr>
-              <w:spacing w:line="240" w:lineRule="auto"/>
+              <w:spacing w:line="276" w:lineRule="auto"/>
               <w:ind w:left="720" w:hanging="360"/>
               <w:jc w:val="both"/>
               <w:rPr>
@@ -2303,9 +2589,9 @@
             <w:pPr>
               <w:numPr>
                 <w:ilvl w:val="0"/>
-                <w:numId w:val="7"/>
+                <w:numId w:val="8"/>
               </w:numPr>
-              <w:spacing w:line="240" w:lineRule="auto"/>
+              <w:spacing w:line="276" w:lineRule="auto"/>
               <w:ind w:left="720" w:hanging="360"/>
               <w:jc w:val="both"/>
               <w:rPr>
@@ -2324,9 +2610,9 @@
             <w:pPr>
               <w:numPr>
                 <w:ilvl w:val="0"/>
-                <w:numId w:val="7"/>
+                <w:numId w:val="8"/>
               </w:numPr>
-              <w:spacing w:line="240" w:lineRule="auto"/>
+              <w:spacing w:line="276" w:lineRule="auto"/>
               <w:ind w:left="720" w:hanging="360"/>
               <w:jc w:val="both"/>
               <w:rPr>
@@ -2342,7 +2628,7 @@
           </w:p>
           <w:p>
             <w:pPr>
-              <w:spacing w:line="240" w:lineRule="auto"/>
+              <w:spacing w:line="276" w:lineRule="auto"/>
               <w:ind w:left="720" w:firstLine="0"/>
               <w:jc w:val="both"/>
               <w:rPr/>
@@ -2355,7 +2641,7 @@
           </w:p>
           <w:p>
             <w:pPr>
-              <w:spacing w:line="240" w:lineRule="auto"/>
+              <w:spacing w:line="276" w:lineRule="auto"/>
               <w:ind w:left="0" w:firstLine="0"/>
               <w:jc w:val="both"/>
               <w:rPr/>
@@ -2364,7 +2650,1906 @@
               <w:rPr>
                 <w:rtl w:val="0"/>
               </w:rPr>
-              <w:t xml:space="preserve">In questo ambito sono intervenute altre valutazioni, ovvero si poteva introdurre una complessità eccessiva. Per cui ho optato per una soluzione ibrida, che consiste nel caricare Tailwind da CDN ma con le variabili CSS, combinando i vantaggi di entrambi gli approcci. Dal punto di vista delle prestazioni, la minore efficienza rispetto alla versione compilata non dovrebbe incidere significativamente, mentre la versione vanilla di Tailwind consente maggiore controllo ed uno sviluppo più semplice.</w:t>
+              <w:t xml:space="preserve">In questo ambito sono intervenute altre valutazioni, ovvero si poteva introdurre una complessità eccessiva. Per cui ho optato per una soluzione ibrida, che consiste nel caricare Tailwind senza la sovrastruttura di Vite [da CDN ma con le variabili CSS], combinando i vantaggi di entrambi gli approcci. Dal punto di vista delle prestazioni, la minore efficienza rispetto alla versione compilata non dovrebbe incidere significativamente, mentre la versione vanilla di Tailwind consente maggiore controllo ed uno sviluppo più semplice.</w:t>
+            </w:r>
+          </w:p>
+          <w:p>
+            <w:pPr>
+              <w:spacing w:line="276" w:lineRule="auto"/>
+              <w:ind w:left="0" w:firstLine="0"/>
+              <w:jc w:val="both"/>
+              <w:rPr/>
+            </w:pPr>
+            <w:r>
+              <w:rPr>
+                <w:rtl w:val="0"/>
+              </w:rPr>
+              <w:t xml:space="preserve">Tailwind è attualmente disponibile alla versione 4.1: </w:t>
+            </w:r>
+            <w:hyperlink r:id="rId18">
+              <w:r>
+                <w:rPr>
+                  <w:color w:val="1155cc"/>
+                  <w:u w:val="single"/>
+                  <w:rtl w:val="0"/>
+                </w:rPr>
+                <w:t xml:space="preserve">https://tailwindcss.com/</w:t>
+              </w:r>
+            </w:hyperlink>
+            <w:r>
+              <w:rPr>
+                <w:rtl w:val="0"/>
+              </w:rPr>
+              <w:t xml:space="preserve">.</w:t>
+            </w:r>
+          </w:p>
+          <w:p>
+            <w:pPr>
+              <w:spacing w:line="276" w:lineRule="auto"/>
+              <w:ind w:left="0" w:firstLine="0"/>
+              <w:jc w:val="both"/>
+              <w:rPr/>
+            </w:pPr>
+            <w:r>
+              <w:rPr>
+                <w:rtl w:val="0"/>
+              </w:rPr>
+            </w:r>
+          </w:p>
+          <w:p>
+            <w:pPr>
+              <w:jc w:val="both"/>
+              <w:rPr/>
+            </w:pPr>
+            <w:r>
+              <w:rPr>
+                <w:rtl w:val="0"/>
+              </w:rPr>
+              <w:t xml:space="preserve">Per l’integrazione di Tailwind, occorre l’ambiente Node.js ed il relativo servizio npm (Node Package Manager) per la gestione delle dipendenze. (comando npm install)</w:t>
+            </w:r>
+            <w:r>
+              <w:rPr>
+                <w:rtl w:val="0"/>
+              </w:rPr>
+            </w:r>
+          </w:p>
+          <w:p>
+            <w:pPr>
+              <w:jc w:val="both"/>
+              <w:rPr/>
+            </w:pPr>
+            <w:r>
+              <w:rPr>
+                <w:rtl w:val="0"/>
+              </w:rPr>
+              <w:t xml:space="preserve">Per compilare i file CSS, utilizzo uno script definito nel file package.json che si basa su PostCSS (sviolinata su vantaggi, variabili, temi ecc) che trasforma i file sorgenti (/src/input.css che a sua volta include reset.css) nell’output compilato e minimizzato in /public/css/output.css. In più, file styles.css per definizioni custom extra al di fuori della compilazione (lascio sempre questa possibilità per cambiamenti “al volo” in produzione) in cui si possono usare le variabili esportate nel </w:t>
+            </w:r>
+            <w:hyperlink r:id="rId19">
+              <w:r>
+                <w:rPr>
+                  <w:color w:val="1155cc"/>
+                  <w:u w:val="single"/>
+                  <w:rtl w:val="0"/>
+                </w:rPr>
+                <w:t xml:space="preserve">tailwind.config.js</w:t>
+              </w:r>
+            </w:hyperlink>
+            <w:r>
+              <w:rPr>
+                <w:rtl w:val="0"/>
+              </w:rPr>
+            </w:r>
+          </w:p>
+          <w:p>
+            <w:pPr>
+              <w:jc w:val="both"/>
+              <w:rPr/>
+            </w:pPr>
+            <w:r>
+              <w:rPr>
+                <w:rtl w:val="0"/>
+              </w:rPr>
+            </w:r>
+          </w:p>
+          <w:p>
+            <w:pPr>
+              <w:jc w:val="both"/>
+              <w:rPr/>
+            </w:pPr>
+            <w:r>
+              <w:rPr>
+                <w:rtl w:val="0"/>
+              </w:rPr>
+              <w:t xml:space="preserve">Node.js fornisce l’ambiente runtime per eseguire gli strumenti di build.</w:t>
+            </w:r>
+          </w:p>
+          <w:p>
+            <w:pPr>
+              <w:jc w:val="both"/>
+              <w:rPr/>
+            </w:pPr>
+            <w:r>
+              <w:rPr>
+                <w:rtl w:val="0"/>
+              </w:rPr>
+            </w:r>
+          </w:p>
+          <w:p>
+            <w:pPr>
+              <w:jc w:val="both"/>
+              <w:rPr/>
+            </w:pPr>
+            <w:r>
+              <w:rPr>
+                <w:rtl w:val="0"/>
+              </w:rPr>
+              <w:t xml:space="preserve">Tailwind viene compilato dinamicamente, leggendo la configurazione da tailwind.config.js, che definisce temi, breakpoint, estensioni personalizzate, ecc.</w:t>
+            </w:r>
+          </w:p>
+          <w:p>
+            <w:pPr>
+              <w:jc w:val="both"/>
+              <w:rPr/>
+            </w:pPr>
+            <w:r>
+              <w:rPr>
+                <w:rtl w:val="0"/>
+              </w:rPr>
+            </w:r>
+          </w:p>
+          <w:p>
+            <w:pPr>
+              <w:jc w:val="both"/>
+              <w:rPr/>
+            </w:pPr>
+            <w:r>
+              <w:rPr>
+                <w:rtl w:val="0"/>
+              </w:rPr>
+              <w:t xml:space="preserve">Il processo di compilazione esclude automaticamente le classi inutilizzate in fase di produzione, migliorando le performance grazie alla funzionalità di purge.</w:t>
+            </w:r>
+          </w:p>
+          <w:p>
+            <w:pPr>
+              <w:jc w:val="both"/>
+              <w:rPr/>
+            </w:pPr>
+            <w:r>
+              <w:rPr>
+                <w:rtl w:val="0"/>
+              </w:rPr>
+            </w:r>
+          </w:p>
+          <w:p>
+            <w:pPr>
+              <w:jc w:val="both"/>
+              <w:rPr/>
+            </w:pPr>
+            <w:r>
+              <w:rPr>
+                <w:rtl w:val="0"/>
+              </w:rPr>
+              <w:t xml:space="preserve">https://css-tricks.com/snippets/css/a-guide-to-flexbox/</w:t>
+            </w:r>
+          </w:p>
+          <w:p>
+            <w:pPr>
+              <w:jc w:val="both"/>
+              <w:rPr/>
+            </w:pPr>
+            <w:r>
+              <w:rPr>
+                <w:rtl w:val="0"/>
+              </w:rPr>
+            </w:r>
+          </w:p>
+          <w:p>
+            <w:pPr>
+              <w:jc w:val="both"/>
+              <w:rPr/>
+            </w:pPr>
+            <w:r>
+              <w:rPr>
+                <w:rtl w:val="0"/>
+              </w:rPr>
+              <w:t xml:space="preserve">Passaggi:</w:t>
+            </w:r>
+          </w:p>
+          <w:p>
+            <w:pPr>
+              <w:jc w:val="both"/>
+              <w:rPr/>
+            </w:pPr>
+            <w:r>
+              <w:rPr>
+                <w:rtl w:val="0"/>
+              </w:rPr>
+              <w:t xml:space="preserve">npm install =&gt; node_modules</w:t>
+            </w:r>
+          </w:p>
+          <w:p>
+            <w:pPr>
+              <w:jc w:val="both"/>
+              <w:rPr/>
+            </w:pPr>
+            <w:r>
+              <w:rPr>
+                <w:rtl w:val="0"/>
+              </w:rPr>
+              <w:t xml:space="preserve">Per browser auto refresh</w:t>
+            </w:r>
+          </w:p>
+          <w:p>
+            <w:pPr>
+              <w:jc w:val="both"/>
+              <w:rPr/>
+            </w:pPr>
+            <w:r>
+              <w:rPr>
+                <w:rtl w:val="0"/>
+              </w:rPr>
+              <w:t xml:space="preserve">npm install --save-dev live-server</w:t>
+            </w:r>
+          </w:p>
+          <w:p>
+            <w:pPr>
+              <w:jc w:val="both"/>
+              <w:rPr/>
+            </w:pPr>
+            <w:r>
+              <w:rPr>
+                <w:rtl w:val="0"/>
+              </w:rPr>
+              <w:t xml:space="preserve">npm install --save-dev concurrently</w:t>
+            </w:r>
+          </w:p>
+          <w:p>
+            <w:pPr>
+              <w:jc w:val="both"/>
+              <w:rPr/>
+            </w:pPr>
+            <w:r>
+              <w:rPr>
+                <w:rtl w:val="0"/>
+              </w:rPr>
+            </w:r>
+          </w:p>
+          <w:p>
+            <w:pPr>
+              <w:jc w:val="both"/>
+              <w:rPr/>
+            </w:pPr>
+            <w:r>
+              <w:rPr>
+                <w:rtl w:val="0"/>
+              </w:rPr>
+              <w:t xml:space="preserve">Per elementi aggiuntivi, nel mio caso modulo archivio report</w:t>
+            </w:r>
+          </w:p>
+          <w:p>
+            <w:pPr>
+              <w:jc w:val="both"/>
+              <w:rPr/>
+            </w:pPr>
+            <w:r>
+              <w:rPr>
+                <w:rtl w:val="0"/>
+              </w:rPr>
+              <w:t xml:space="preserve">(Three tiers with logos and feature comparison) - in alternativa, includere </w:t>
+            </w:r>
+            <w:r>
+              <w:rPr>
+                <w:rFonts w:ascii="Courier New" w:cs="Courier New" w:eastAsia="Courier New" w:hAnsi="Courier New"/>
+                <w:i w:val="1"/>
+                <w:sz w:val="21"/>
+                <w:szCs w:val="21"/>
+                <w:rtl w:val="0"/>
+              </w:rPr>
+              <w:t xml:space="preserve">&lt;!-- &lt;script src="https://cdn.jsdelivr.net/npm/@tailwindplus/elements@1" type="module"&gt;&lt;/script&gt; --&gt;</w:t>
+            </w:r>
+            <w:r>
+              <w:rPr>
+                <w:rtl w:val="0"/>
+              </w:rPr>
+            </w:r>
+          </w:p>
+          <w:p>
+            <w:pPr>
+              <w:jc w:val="both"/>
+              <w:rPr/>
+            </w:pPr>
+            <w:r>
+              <w:rPr>
+                <w:rtl w:val="0"/>
+              </w:rPr>
+              <w:t xml:space="preserve">npm install @tailwindplus/elements</w:t>
+            </w:r>
+          </w:p>
+          <w:p>
+            <w:pPr>
+              <w:jc w:val="both"/>
+              <w:rPr/>
+            </w:pPr>
+            <w:r>
+              <w:rPr>
+                <w:rtl w:val="0"/>
+              </w:rPr>
+            </w:r>
+          </w:p>
+          <w:p>
+            <w:pPr>
+              <w:jc w:val="both"/>
+              <w:rPr/>
+            </w:pPr>
+            <w:r>
+              <w:rPr>
+                <w:rtl w:val="0"/>
+              </w:rPr>
+              <w:t xml:space="preserve">aggiunti script per build e dev con live server:</w:t>
+            </w:r>
+          </w:p>
+          <w:p>
+            <w:pPr>
+              <w:jc w:val="both"/>
+              <w:rPr/>
+            </w:pPr>
+            <w:r>
+              <w:rPr>
+                <w:rtl w:val="0"/>
+              </w:rPr>
+              <w:t xml:space="preserve">"scripts": {</w:t>
+            </w:r>
+          </w:p>
+          <w:p>
+            <w:pPr>
+              <w:jc w:val="both"/>
+              <w:rPr/>
+            </w:pPr>
+            <w:r>
+              <w:rPr>
+                <w:rtl w:val="0"/>
+              </w:rPr>
+              <w:t xml:space="preserve">  "css": "npx tailwindcss -i ./src/input.css -o ./public/assets/css/output.css --minify --watch",</w:t>
+            </w:r>
+          </w:p>
+          <w:p>
+            <w:pPr>
+              <w:jc w:val="both"/>
+              <w:rPr/>
+            </w:pPr>
+            <w:r>
+              <w:rPr>
+                <w:rtl w:val="0"/>
+              </w:rPr>
+              <w:t xml:space="preserve">  "build": "npx tailwindcss -i ./src/input.css -o ./public/assets/css/output.css --minify",</w:t>
+            </w:r>
+          </w:p>
+          <w:p>
+            <w:pPr>
+              <w:jc w:val="both"/>
+              <w:rPr/>
+            </w:pPr>
+            <w:r>
+              <w:rPr>
+                <w:rtl w:val="0"/>
+              </w:rPr>
+              <w:t xml:space="preserve">  "dev": "concurrently \"npm run css\" \"live-server public --port=3000 --open=index.html\""</w:t>
+            </w:r>
+          </w:p>
+          <w:p>
+            <w:pPr>
+              <w:jc w:val="both"/>
+              <w:rPr/>
+            </w:pPr>
+            <w:r>
+              <w:rPr>
+                <w:rtl w:val="0"/>
+              </w:rPr>
+              <w:t xml:space="preserve">}</w:t>
+            </w:r>
+          </w:p>
+          <w:p>
+            <w:pPr>
+              <w:jc w:val="both"/>
+              <w:rPr/>
+            </w:pPr>
+            <w:r>
+              <w:rPr>
+                <w:rtl w:val="0"/>
+              </w:rPr>
+            </w:r>
+          </w:p>
+          <w:p>
+            <w:pPr>
+              <w:jc w:val="both"/>
+              <w:rPr/>
+            </w:pPr>
+            <w:r>
+              <w:rPr>
+                <w:rtl w:val="0"/>
+              </w:rPr>
+              <w:t xml:space="preserve">Con monitor abbastanza grande, si possono tenere aperte contemporaneamente ed affiancate l’ide per lo sviluppo del codice ed il browser che si aggiorna automaticamente al salvataggio, con grande risparmio di tempo</w:t>
+            </w:r>
+          </w:p>
+          <w:p>
+            <w:pPr>
+              <w:jc w:val="both"/>
+              <w:rPr/>
+            </w:pPr>
+            <w:r>
+              <w:rPr>
+                <w:rtl w:val="0"/>
+              </w:rPr>
+            </w:r>
+          </w:p>
+          <w:p>
+            <w:pPr>
+              <w:numPr>
+                <w:ilvl w:val="0"/>
+                <w:numId w:val="10"/>
+              </w:numPr>
+              <w:ind w:left="720" w:hanging="360"/>
+              <w:jc w:val="both"/>
+              <w:rPr>
+                <w:u w:val="none"/>
+              </w:rPr>
+            </w:pPr>
+            <w:r>
+              <w:rPr>
+                <w:rtl w:val="0"/>
+              </w:rPr>
+              <w:t xml:space="preserve">differenza @layer components e @layer base in input.css</w:t>
+            </w:r>
+          </w:p>
+          <w:p>
+            <w:pPr>
+              <w:jc w:val="both"/>
+              <w:rPr/>
+            </w:pPr>
+            <w:r>
+              <w:rPr>
+                <w:rtl w:val="0"/>
+              </w:rPr>
+            </w:r>
+          </w:p>
+          <w:p>
+            <w:pPr>
+              <w:shd w:fill="1f1f1f" w:val="clear"/>
+              <w:spacing w:line="360" w:lineRule="auto"/>
+              <w:jc w:val="both"/>
+              <w:rPr>
+                <w:rFonts w:ascii="Courier New" w:cs="Courier New" w:eastAsia="Courier New" w:hAnsi="Courier New"/>
+                <w:color w:val="cccccc"/>
+                <w:sz w:val="20"/>
+                <w:szCs w:val="20"/>
+              </w:rPr>
+            </w:pPr>
+            <w:r>
+              <w:rPr>
+                <w:rFonts w:ascii="Courier New" w:cs="Courier New" w:eastAsia="Courier New" w:hAnsi="Courier New"/>
+                <w:color w:val="cccccc"/>
+                <w:sz w:val="20"/>
+                <w:szCs w:val="20"/>
+                <w:rtl w:val="0"/>
+              </w:rPr>
+              <w:t xml:space="preserve">public/</w:t>
+            </w:r>
+          </w:p>
+          <w:p>
+            <w:pPr>
+              <w:shd w:fill="1f1f1f" w:val="clear"/>
+              <w:spacing w:line="360" w:lineRule="auto"/>
+              <w:jc w:val="both"/>
+              <w:rPr>
+                <w:rFonts w:ascii="Courier New" w:cs="Courier New" w:eastAsia="Courier New" w:hAnsi="Courier New"/>
+                <w:color w:val="cccccc"/>
+                <w:sz w:val="20"/>
+                <w:szCs w:val="20"/>
+              </w:rPr>
+            </w:pPr>
+            <w:r>
+              <w:rPr>
+                <w:rFonts w:ascii="Courier New" w:cs="Courier New" w:eastAsia="Courier New" w:hAnsi="Courier New"/>
+                <w:color w:val="cccccc"/>
+                <w:sz w:val="20"/>
+                <w:szCs w:val="20"/>
+                <w:rtl w:val="0"/>
+              </w:rPr>
+              <w:t xml:space="preserve">├── assets/</w:t>
+            </w:r>
+          </w:p>
+          <w:p>
+            <w:pPr>
+              <w:shd w:fill="1f1f1f" w:val="clear"/>
+              <w:spacing w:line="360" w:lineRule="auto"/>
+              <w:jc w:val="both"/>
+              <w:rPr>
+                <w:rFonts w:ascii="Courier New" w:cs="Courier New" w:eastAsia="Courier New" w:hAnsi="Courier New"/>
+                <w:color w:val="cccccc"/>
+                <w:sz w:val="20"/>
+                <w:szCs w:val="20"/>
+              </w:rPr>
+            </w:pPr>
+            <w:r>
+              <w:rPr>
+                <w:rFonts w:ascii="Courier New" w:cs="Courier New" w:eastAsia="Courier New" w:hAnsi="Courier New"/>
+                <w:color w:val="cccccc"/>
+                <w:sz w:val="20"/>
+                <w:szCs w:val="20"/>
+                <w:rtl w:val="0"/>
+              </w:rPr>
+              <w:t xml:space="preserve">│   ├── css/</w:t>
+            </w:r>
+          </w:p>
+          <w:p>
+            <w:pPr>
+              <w:shd w:fill="1f1f1f" w:val="clear"/>
+              <w:spacing w:line="360" w:lineRule="auto"/>
+              <w:jc w:val="both"/>
+              <w:rPr>
+                <w:rFonts w:ascii="Courier New" w:cs="Courier New" w:eastAsia="Courier New" w:hAnsi="Courier New"/>
+                <w:color w:val="cccccc"/>
+                <w:sz w:val="20"/>
+                <w:szCs w:val="20"/>
+              </w:rPr>
+            </w:pPr>
+            <w:r>
+              <w:rPr>
+                <w:rFonts w:ascii="Courier New" w:cs="Courier New" w:eastAsia="Courier New" w:hAnsi="Courier New"/>
+                <w:color w:val="cccccc"/>
+                <w:sz w:val="20"/>
+                <w:szCs w:val="20"/>
+                <w:rtl w:val="0"/>
+              </w:rPr>
+              <w:t xml:space="preserve">│   │   output.css</w:t>
+            </w:r>
+          </w:p>
+          <w:p>
+            <w:pPr>
+              <w:shd w:fill="1f1f1f" w:val="clear"/>
+              <w:spacing w:line="360" w:lineRule="auto"/>
+              <w:jc w:val="both"/>
+              <w:rPr>
+                <w:rFonts w:ascii="Courier New" w:cs="Courier New" w:eastAsia="Courier New" w:hAnsi="Courier New"/>
+                <w:color w:val="cccccc"/>
+                <w:sz w:val="20"/>
+                <w:szCs w:val="20"/>
+              </w:rPr>
+            </w:pPr>
+            <w:r>
+              <w:rPr>
+                <w:rFonts w:ascii="Courier New" w:cs="Courier New" w:eastAsia="Courier New" w:hAnsi="Courier New"/>
+                <w:color w:val="cccccc"/>
+                <w:sz w:val="20"/>
+                <w:szCs w:val="20"/>
+                <w:rtl w:val="0"/>
+              </w:rPr>
+              <w:t xml:space="preserve">│   │   styles.css</w:t>
+            </w:r>
+          </w:p>
+          <w:p>
+            <w:pPr>
+              <w:shd w:fill="1f1f1f" w:val="clear"/>
+              <w:spacing w:line="360" w:lineRule="auto"/>
+              <w:jc w:val="both"/>
+              <w:rPr>
+                <w:rFonts w:ascii="Courier New" w:cs="Courier New" w:eastAsia="Courier New" w:hAnsi="Courier New"/>
+                <w:color w:val="cccccc"/>
+                <w:sz w:val="20"/>
+                <w:szCs w:val="20"/>
+              </w:rPr>
+            </w:pPr>
+            <w:r>
+              <w:rPr>
+                <w:rFonts w:ascii="Courier New" w:cs="Courier New" w:eastAsia="Courier New" w:hAnsi="Courier New"/>
+                <w:color w:val="cccccc"/>
+                <w:sz w:val="20"/>
+                <w:szCs w:val="20"/>
+                <w:rtl w:val="0"/>
+              </w:rPr>
+              <w:t xml:space="preserve">│   ├── js/</w:t>
+            </w:r>
+          </w:p>
+          <w:p>
+            <w:pPr>
+              <w:shd w:fill="1f1f1f" w:val="clear"/>
+              <w:spacing w:line="360" w:lineRule="auto"/>
+              <w:jc w:val="both"/>
+              <w:rPr>
+                <w:rFonts w:ascii="Courier New" w:cs="Courier New" w:eastAsia="Courier New" w:hAnsi="Courier New"/>
+                <w:color w:val="cccccc"/>
+                <w:sz w:val="20"/>
+                <w:szCs w:val="20"/>
+              </w:rPr>
+            </w:pPr>
+            <w:r>
+              <w:rPr>
+                <w:rFonts w:ascii="Courier New" w:cs="Courier New" w:eastAsia="Courier New" w:hAnsi="Courier New"/>
+                <w:color w:val="cccccc"/>
+                <w:sz w:val="20"/>
+                <w:szCs w:val="20"/>
+                <w:rtl w:val="0"/>
+              </w:rPr>
+              <w:t xml:space="preserve">│   │   navbar.js</w:t>
+            </w:r>
+          </w:p>
+          <w:p>
+            <w:pPr>
+              <w:shd w:fill="1f1f1f" w:val="clear"/>
+              <w:spacing w:line="360" w:lineRule="auto"/>
+              <w:jc w:val="both"/>
+              <w:rPr>
+                <w:rFonts w:ascii="Courier New" w:cs="Courier New" w:eastAsia="Courier New" w:hAnsi="Courier New"/>
+                <w:color w:val="cccccc"/>
+                <w:sz w:val="20"/>
+                <w:szCs w:val="20"/>
+              </w:rPr>
+            </w:pPr>
+            <w:r>
+              <w:rPr>
+                <w:rFonts w:ascii="Courier New" w:cs="Courier New" w:eastAsia="Courier New" w:hAnsi="Courier New"/>
+                <w:color w:val="cccccc"/>
+                <w:sz w:val="20"/>
+                <w:szCs w:val="20"/>
+                <w:rtl w:val="0"/>
+              </w:rPr>
+              <w:t xml:space="preserve">│   │   scripts.js</w:t>
+            </w:r>
+          </w:p>
+          <w:p>
+            <w:pPr>
+              <w:shd w:fill="1f1f1f" w:val="clear"/>
+              <w:spacing w:line="360" w:lineRule="auto"/>
+              <w:jc w:val="both"/>
+              <w:rPr>
+                <w:rFonts w:ascii="Courier New" w:cs="Courier New" w:eastAsia="Courier New" w:hAnsi="Courier New"/>
+                <w:color w:val="cccccc"/>
+                <w:sz w:val="20"/>
+                <w:szCs w:val="20"/>
+              </w:rPr>
+            </w:pPr>
+            <w:r>
+              <w:rPr>
+                <w:rFonts w:ascii="Courier New" w:cs="Courier New" w:eastAsia="Courier New" w:hAnsi="Courier New"/>
+                <w:color w:val="cccccc"/>
+                <w:sz w:val="20"/>
+                <w:szCs w:val="20"/>
+                <w:rtl w:val="0"/>
+              </w:rPr>
+              <w:t xml:space="preserve">│   └── img/</w:t>
+            </w:r>
+          </w:p>
+          <w:p>
+            <w:pPr>
+              <w:shd w:fill="1f1f1f" w:val="clear"/>
+              <w:spacing w:line="360" w:lineRule="auto"/>
+              <w:jc w:val="both"/>
+              <w:rPr>
+                <w:rFonts w:ascii="Courier New" w:cs="Courier New" w:eastAsia="Courier New" w:hAnsi="Courier New"/>
+                <w:color w:val="cccccc"/>
+                <w:sz w:val="20"/>
+                <w:szCs w:val="20"/>
+              </w:rPr>
+            </w:pPr>
+            <w:r>
+              <w:rPr>
+                <w:rFonts w:ascii="Courier New" w:cs="Courier New" w:eastAsia="Courier New" w:hAnsi="Courier New"/>
+                <w:color w:val="cccccc"/>
+                <w:sz w:val="20"/>
+                <w:szCs w:val="20"/>
+                <w:rtl w:val="0"/>
+              </w:rPr>
+              <w:t xml:space="preserve">│       favicon.ico</w:t>
+            </w:r>
+          </w:p>
+          <w:p>
+            <w:pPr>
+              <w:shd w:fill="1f1f1f" w:val="clear"/>
+              <w:spacing w:line="360" w:lineRule="auto"/>
+              <w:jc w:val="both"/>
+              <w:rPr>
+                <w:rFonts w:ascii="Courier New" w:cs="Courier New" w:eastAsia="Courier New" w:hAnsi="Courier New"/>
+                <w:color w:val="cccccc"/>
+                <w:sz w:val="20"/>
+                <w:szCs w:val="20"/>
+              </w:rPr>
+            </w:pPr>
+            <w:r>
+              <w:rPr>
+                <w:rFonts w:ascii="Courier New" w:cs="Courier New" w:eastAsia="Courier New" w:hAnsi="Courier New"/>
+                <w:color w:val="cccccc"/>
+                <w:sz w:val="20"/>
+                <w:szCs w:val="20"/>
+                <w:rtl w:val="0"/>
+              </w:rPr>
+              <w:t xml:space="preserve">│       logo.png</w:t>
+            </w:r>
+          </w:p>
+          <w:p>
+            <w:pPr>
+              <w:shd w:fill="1f1f1f" w:val="clear"/>
+              <w:spacing w:line="360" w:lineRule="auto"/>
+              <w:jc w:val="both"/>
+              <w:rPr>
+                <w:rFonts w:ascii="Courier New" w:cs="Courier New" w:eastAsia="Courier New" w:hAnsi="Courier New"/>
+                <w:color w:val="cccccc"/>
+                <w:sz w:val="20"/>
+                <w:szCs w:val="20"/>
+              </w:rPr>
+            </w:pPr>
+            <w:r>
+              <w:rPr>
+                <w:rFonts w:ascii="Courier New" w:cs="Courier New" w:eastAsia="Courier New" w:hAnsi="Courier New"/>
+                <w:color w:val="cccccc"/>
+                <w:sz w:val="20"/>
+                <w:szCs w:val="20"/>
+                <w:rtl w:val="0"/>
+              </w:rPr>
+              <w:t xml:space="preserve">├── index.html</w:t>
+            </w:r>
+          </w:p>
+          <w:p>
+            <w:pPr>
+              <w:shd w:fill="1f1f1f" w:val="clear"/>
+              <w:spacing w:line="360" w:lineRule="auto"/>
+              <w:jc w:val="both"/>
+              <w:rPr>
+                <w:rFonts w:ascii="Courier New" w:cs="Courier New" w:eastAsia="Courier New" w:hAnsi="Courier New"/>
+                <w:color w:val="cccccc"/>
+                <w:sz w:val="20"/>
+                <w:szCs w:val="20"/>
+              </w:rPr>
+            </w:pPr>
+            <w:r>
+              <w:rPr>
+                <w:rtl w:val="0"/>
+              </w:rPr>
+            </w:r>
+          </w:p>
+          <w:p>
+            <w:pPr>
+              <w:shd w:fill="1f1f1f" w:val="clear"/>
+              <w:spacing w:line="360" w:lineRule="auto"/>
+              <w:jc w:val="both"/>
+              <w:rPr>
+                <w:rFonts w:ascii="Courier New" w:cs="Courier New" w:eastAsia="Courier New" w:hAnsi="Courier New"/>
+                <w:color w:val="cccccc"/>
+                <w:sz w:val="20"/>
+                <w:szCs w:val="20"/>
+              </w:rPr>
+            </w:pPr>
+            <w:r>
+              <w:rPr>
+                <w:rFonts w:ascii="Courier New" w:cs="Courier New" w:eastAsia="Courier New" w:hAnsi="Courier New"/>
+                <w:color w:val="cccccc"/>
+                <w:sz w:val="20"/>
+                <w:szCs w:val="20"/>
+                <w:rtl w:val="0"/>
+              </w:rPr>
+              <w:t xml:space="preserve">src/</w:t>
+            </w:r>
+          </w:p>
+          <w:p>
+            <w:pPr>
+              <w:shd w:fill="1f1f1f" w:val="clear"/>
+              <w:spacing w:line="360" w:lineRule="auto"/>
+              <w:jc w:val="both"/>
+              <w:rPr>
+                <w:rFonts w:ascii="Courier New" w:cs="Courier New" w:eastAsia="Courier New" w:hAnsi="Courier New"/>
+                <w:color w:val="cccccc"/>
+                <w:sz w:val="20"/>
+                <w:szCs w:val="20"/>
+              </w:rPr>
+            </w:pPr>
+            <w:r>
+              <w:rPr>
+                <w:rFonts w:ascii="Courier New" w:cs="Courier New" w:eastAsia="Courier New" w:hAnsi="Courier New"/>
+                <w:color w:val="cccccc"/>
+                <w:sz w:val="20"/>
+                <w:szCs w:val="20"/>
+                <w:rtl w:val="0"/>
+              </w:rPr>
+              <w:t xml:space="preserve">├── input.css</w:t>
+            </w:r>
+          </w:p>
+          <w:p>
+            <w:pPr>
+              <w:shd w:fill="1f1f1f" w:val="clear"/>
+              <w:spacing w:line="360" w:lineRule="auto"/>
+              <w:jc w:val="both"/>
+              <w:rPr>
+                <w:rFonts w:ascii="Courier New" w:cs="Courier New" w:eastAsia="Courier New" w:hAnsi="Courier New"/>
+                <w:color w:val="cccccc"/>
+                <w:sz w:val="20"/>
+                <w:szCs w:val="20"/>
+              </w:rPr>
+            </w:pPr>
+            <w:r>
+              <w:rPr>
+                <w:rFonts w:ascii="Courier New" w:cs="Courier New" w:eastAsia="Courier New" w:hAnsi="Courier New"/>
+                <w:color w:val="cccccc"/>
+                <w:sz w:val="20"/>
+                <w:szCs w:val="20"/>
+                <w:rtl w:val="0"/>
+              </w:rPr>
+              <w:t xml:space="preserve">├── reset.css</w:t>
+            </w:r>
+          </w:p>
+          <w:p>
+            <w:pPr>
+              <w:shd w:fill="1f1f1f" w:val="clear"/>
+              <w:spacing w:line="360" w:lineRule="auto"/>
+              <w:jc w:val="both"/>
+              <w:rPr>
+                <w:rFonts w:ascii="Courier New" w:cs="Courier New" w:eastAsia="Courier New" w:hAnsi="Courier New"/>
+                <w:color w:val="cccccc"/>
+                <w:sz w:val="20"/>
+                <w:szCs w:val="20"/>
+              </w:rPr>
+            </w:pPr>
+            <w:r>
+              <w:rPr>
+                <w:rFonts w:ascii="Courier New" w:cs="Courier New" w:eastAsia="Courier New" w:hAnsi="Courier New"/>
+                <w:color w:val="cccccc"/>
+                <w:sz w:val="20"/>
+                <w:szCs w:val="20"/>
+                <w:rtl w:val="0"/>
+              </w:rPr>
+              <w:t xml:space="preserve">└── typography.css</w:t>
+            </w:r>
+          </w:p>
+          <w:p>
+            <w:pPr>
+              <w:shd w:fill="1f1f1f" w:val="clear"/>
+              <w:spacing w:line="360" w:lineRule="auto"/>
+              <w:jc w:val="both"/>
+              <w:rPr>
+                <w:rFonts w:ascii="Courier New" w:cs="Courier New" w:eastAsia="Courier New" w:hAnsi="Courier New"/>
+                <w:color w:val="cccccc"/>
+                <w:sz w:val="20"/>
+                <w:szCs w:val="20"/>
+              </w:rPr>
+            </w:pPr>
+            <w:r>
+              <w:rPr>
+                <w:rtl w:val="0"/>
+              </w:rPr>
+            </w:r>
+          </w:p>
+          <w:p>
+            <w:pPr>
+              <w:shd w:fill="1f1f1f" w:val="clear"/>
+              <w:spacing w:line="360" w:lineRule="auto"/>
+              <w:jc w:val="both"/>
+              <w:rPr>
+                <w:rFonts w:ascii="Courier New" w:cs="Courier New" w:eastAsia="Courier New" w:hAnsi="Courier New"/>
+                <w:color w:val="cccccc"/>
+                <w:sz w:val="20"/>
+                <w:szCs w:val="20"/>
+              </w:rPr>
+            </w:pPr>
+            <w:r>
+              <w:rPr>
+                <w:rFonts w:ascii="Courier New" w:cs="Courier New" w:eastAsia="Courier New" w:hAnsi="Courier New"/>
+                <w:color w:val="cccccc"/>
+                <w:sz w:val="20"/>
+                <w:szCs w:val="20"/>
+                <w:rtl w:val="0"/>
+              </w:rPr>
+              <w:t xml:space="preserve">.gitignore </w:t>
+            </w:r>
+          </w:p>
+          <w:p>
+            <w:pPr>
+              <w:shd w:fill="1f1f1f" w:val="clear"/>
+              <w:spacing w:line="360" w:lineRule="auto"/>
+              <w:jc w:val="both"/>
+              <w:rPr>
+                <w:rFonts w:ascii="Courier New" w:cs="Courier New" w:eastAsia="Courier New" w:hAnsi="Courier New"/>
+                <w:color w:val="cccccc"/>
+                <w:sz w:val="20"/>
+                <w:szCs w:val="20"/>
+              </w:rPr>
+            </w:pPr>
+            <w:r>
+              <w:rPr>
+                <w:rFonts w:ascii="Courier New" w:cs="Courier New" w:eastAsia="Courier New" w:hAnsi="Courier New"/>
+                <w:color w:val="cccccc"/>
+                <w:sz w:val="20"/>
+                <w:szCs w:val="20"/>
+                <w:rtl w:val="0"/>
+              </w:rPr>
+              <w:t xml:space="preserve">LICENSE </w:t>
+            </w:r>
+          </w:p>
+          <w:p>
+            <w:pPr>
+              <w:shd w:fill="1f1f1f" w:val="clear"/>
+              <w:spacing w:line="360" w:lineRule="auto"/>
+              <w:jc w:val="both"/>
+              <w:rPr>
+                <w:rFonts w:ascii="Courier New" w:cs="Courier New" w:eastAsia="Courier New" w:hAnsi="Courier New"/>
+                <w:color w:val="cccccc"/>
+                <w:sz w:val="20"/>
+                <w:szCs w:val="20"/>
+              </w:rPr>
+            </w:pPr>
+            <w:r>
+              <w:rPr>
+                <w:rFonts w:ascii="Courier New" w:cs="Courier New" w:eastAsia="Courier New" w:hAnsi="Courier New"/>
+                <w:color w:val="cccccc"/>
+                <w:sz w:val="20"/>
+                <w:szCs w:val="20"/>
+                <w:rtl w:val="0"/>
+              </w:rPr>
+              <w:t xml:space="preserve">package-lock.json </w:t>
+            </w:r>
+          </w:p>
+          <w:p>
+            <w:pPr>
+              <w:shd w:fill="1f1f1f" w:val="clear"/>
+              <w:spacing w:line="360" w:lineRule="auto"/>
+              <w:jc w:val="both"/>
+              <w:rPr>
+                <w:rFonts w:ascii="Courier New" w:cs="Courier New" w:eastAsia="Courier New" w:hAnsi="Courier New"/>
+                <w:color w:val="cccccc"/>
+                <w:sz w:val="20"/>
+                <w:szCs w:val="20"/>
+              </w:rPr>
+            </w:pPr>
+            <w:r>
+              <w:rPr>
+                <w:rFonts w:ascii="Courier New" w:cs="Courier New" w:eastAsia="Courier New" w:hAnsi="Courier New"/>
+                <w:color w:val="cccccc"/>
+                <w:sz w:val="20"/>
+                <w:szCs w:val="20"/>
+                <w:rtl w:val="0"/>
+              </w:rPr>
+              <w:t xml:space="preserve">package.json </w:t>
+            </w:r>
+          </w:p>
+          <w:p>
+            <w:pPr>
+              <w:shd w:fill="1f1f1f" w:val="clear"/>
+              <w:spacing w:line="360" w:lineRule="auto"/>
+              <w:jc w:val="both"/>
+              <w:rPr>
+                <w:rFonts w:ascii="Courier New" w:cs="Courier New" w:eastAsia="Courier New" w:hAnsi="Courier New"/>
+                <w:color w:val="cccccc"/>
+                <w:sz w:val="20"/>
+                <w:szCs w:val="20"/>
+              </w:rPr>
+            </w:pPr>
+            <w:r>
+              <w:rPr>
+                <w:rFonts w:ascii="Courier New" w:cs="Courier New" w:eastAsia="Courier New" w:hAnsi="Courier New"/>
+                <w:color w:val="cccccc"/>
+                <w:sz w:val="20"/>
+                <w:szCs w:val="20"/>
+                <w:rtl w:val="0"/>
+              </w:rPr>
+              <w:t xml:space="preserve">README.md </w:t>
+            </w:r>
+          </w:p>
+          <w:p>
+            <w:pPr>
+              <w:shd w:fill="1f1f1f" w:val="clear"/>
+              <w:spacing w:line="360" w:lineRule="auto"/>
+              <w:jc w:val="both"/>
+              <w:rPr>
+                <w:rFonts w:ascii="Courier New" w:cs="Courier New" w:eastAsia="Courier New" w:hAnsi="Courier New"/>
+                <w:color w:val="cccccc"/>
+                <w:sz w:val="20"/>
+                <w:szCs w:val="20"/>
+              </w:rPr>
+            </w:pPr>
+            <w:r>
+              <w:rPr>
+                <w:rFonts w:ascii="Courier New" w:cs="Courier New" w:eastAsia="Courier New" w:hAnsi="Courier New"/>
+                <w:color w:val="cccccc"/>
+                <w:sz w:val="20"/>
+                <w:szCs w:val="20"/>
+                <w:rtl w:val="0"/>
+              </w:rPr>
+              <w:t xml:space="preserve">tailwind.config.js</w:t>
+            </w:r>
+          </w:p>
+          <w:p>
+            <w:pPr>
+              <w:jc w:val="both"/>
+              <w:rPr/>
+            </w:pPr>
+            <w:r>
+              <w:rPr>
+                <w:rtl w:val="0"/>
+              </w:rPr>
+            </w:r>
+          </w:p>
+          <w:p>
+            <w:pPr>
+              <w:jc w:val="both"/>
+              <w:rPr/>
+            </w:pPr>
+            <w:r>
+              <w:rPr>
+                <w:rtl w:val="0"/>
+              </w:rPr>
+            </w:r>
+          </w:p>
+          <w:p>
+            <w:pPr>
+              <w:spacing w:line="276" w:lineRule="auto"/>
+              <w:ind w:left="0" w:firstLine="0"/>
+              <w:jc w:val="both"/>
+              <w:rPr/>
+            </w:pPr>
+            <w:r>
+              <w:rPr>
+                <w:rtl w:val="0"/>
+              </w:rPr>
+              <w:t xml:space="preserve">  </w:t>
+            </w:r>
+          </w:p>
+          <w:p>
+            <w:pPr>
+              <w:spacing w:line="276" w:lineRule="auto"/>
+              <w:ind w:left="0" w:firstLine="0"/>
+              <w:jc w:val="both"/>
+              <w:rPr/>
+            </w:pPr>
+            <w:r>
+              <w:rPr>
+                <w:rtl w:val="0"/>
+              </w:rPr>
+            </w:r>
+          </w:p>
+          <w:p>
+            <w:pPr>
+              <w:numPr>
+                <w:ilvl w:val="0"/>
+                <w:numId w:val="9"/>
+              </w:numPr>
+              <w:spacing w:line="276" w:lineRule="auto"/>
+              <w:ind w:left="720" w:hanging="360"/>
+              <w:jc w:val="both"/>
+              <w:rPr>
+                <w:u w:val="none"/>
+              </w:rPr>
+            </w:pPr>
+            <w:r>
+              <w:rPr>
+                <w:rtl w:val="0"/>
+              </w:rPr>
+              <w:t xml:space="preserve">Ispirato a sito Corporate nella struttura semplice, colori primari che richiamano toni della natura, piante, green.</w:t>
+            </w:r>
+          </w:p>
+          <w:p>
+            <w:pPr>
+              <w:numPr>
+                <w:ilvl w:val="0"/>
+                <w:numId w:val="9"/>
+              </w:numPr>
+              <w:spacing w:line="276" w:lineRule="auto"/>
+              <w:ind w:left="720" w:hanging="360"/>
+              <w:jc w:val="both"/>
+              <w:rPr>
+                <w:u w:val="none"/>
+              </w:rPr>
+            </w:pPr>
+            <w:r>
+              <w:rPr>
+                <w:rtl w:val="0"/>
+              </w:rPr>
+              <w:t xml:space="preserve">Partire da scelta del container (boxed centrato)</w:t>
+            </w:r>
+          </w:p>
+          <w:p>
+            <w:pPr>
+              <w:numPr>
+                <w:ilvl w:val="0"/>
+                <w:numId w:val="9"/>
+              </w:numPr>
+              <w:spacing w:line="276" w:lineRule="auto"/>
+              <w:ind w:left="720" w:hanging="360"/>
+              <w:jc w:val="both"/>
+              <w:rPr>
+                <w:u w:val="none"/>
+              </w:rPr>
+            </w:pPr>
+            <w:hyperlink r:id="rId20">
+              <w:r>
+                <w:rPr>
+                  <w:color w:val="1155cc"/>
+                  <w:u w:val="single"/>
+                  <w:rtl w:val="0"/>
+                </w:rPr>
+                <w:t xml:space="preserve">https://tailblocks.cc/</w:t>
+              </w:r>
+            </w:hyperlink>
+            <w:r>
+              <w:rPr>
+                <w:rtl w:val="0"/>
+              </w:rPr>
+            </w:r>
+          </w:p>
+          <w:p>
+            <w:pPr>
+              <w:numPr>
+                <w:ilvl w:val="0"/>
+                <w:numId w:val="9"/>
+              </w:numPr>
+              <w:spacing w:line="276" w:lineRule="auto"/>
+              <w:ind w:left="720" w:hanging="360"/>
+              <w:jc w:val="both"/>
+              <w:rPr>
+                <w:u w:val="none"/>
+              </w:rPr>
+            </w:pPr>
+            <w:hyperlink r:id="rId21">
+              <w:r>
+                <w:rPr>
+                  <w:color w:val="1155cc"/>
+                  <w:u w:val="single"/>
+                  <w:rtl w:val="0"/>
+                </w:rPr>
+                <w:t xml:space="preserve">https://tailwindcss.com/plus</w:t>
+              </w:r>
+            </w:hyperlink>
+            <w:r>
+              <w:rPr>
+                <w:rtl w:val="0"/>
+              </w:rPr>
+              <w:t xml:space="preserve"> (ex tailwindui)</w:t>
+            </w:r>
+          </w:p>
+          <w:p>
+            <w:pPr>
+              <w:numPr>
+                <w:ilvl w:val="0"/>
+                <w:numId w:val="9"/>
+              </w:numPr>
+              <w:ind w:left="720" w:hanging="360"/>
+              <w:jc w:val="both"/>
+            </w:pPr>
+            <w:r>
+              <w:rPr>
+                <w:rtl w:val="0"/>
+              </w:rPr>
+              <w:t xml:space="preserve">A TailwindCSS Starter Template:??? forse meglio di no</w:t>
+            </w:r>
+          </w:p>
+          <w:p>
+            <w:pPr>
+              <w:spacing w:line="276" w:lineRule="auto"/>
+              <w:ind w:left="720" w:firstLine="0"/>
+              <w:jc w:val="both"/>
+              <w:rPr/>
+            </w:pPr>
+            <w:r>
+              <w:rPr>
+                <w:rtl w:val="0"/>
+              </w:rPr>
+              <w:t xml:space="preserve">https://github.com/abrahamebij/tailwind-boilerplate</w:t>
+            </w:r>
+          </w:p>
+          <w:p>
+            <w:pPr>
+              <w:numPr>
+                <w:ilvl w:val="0"/>
+                <w:numId w:val="9"/>
+              </w:numPr>
+              <w:ind w:left="720" w:hanging="360"/>
+              <w:jc w:val="both"/>
+            </w:pPr>
+            <w:r>
+              <w:rPr>
+                <w:rtl w:val="0"/>
+              </w:rPr>
+              <w:t xml:space="preserve">You reuse the same group of utility classes in many places: DRY (Don't Repeat Yourself) principle defining the classes and PostCSS</w:t>
+            </w:r>
+          </w:p>
+          <w:p>
+            <w:pPr>
+              <w:numPr>
+                <w:ilvl w:val="0"/>
+                <w:numId w:val="9"/>
+              </w:numPr>
+              <w:ind w:left="720" w:hanging="360"/>
+              <w:jc w:val="both"/>
+              <w:rPr>
+                <w:u w:val="none"/>
+              </w:rPr>
+            </w:pPr>
+            <w:r>
+              <w:rPr>
+                <w:rtl w:val="0"/>
+              </w:rPr>
+              <w:t xml:space="preserve">incluso src/styles/reset.css</w:t>
+            </w:r>
+          </w:p>
+          <w:p>
+            <w:pPr>
+              <w:numPr>
+                <w:ilvl w:val="0"/>
+                <w:numId w:val="9"/>
+              </w:numPr>
+              <w:ind w:left="720" w:hanging="360"/>
+              <w:jc w:val="both"/>
+            </w:pPr>
+            <w:r>
+              <w:rPr>
+                <w:rtl w:val="0"/>
+              </w:rPr>
+              <w:t xml:space="preserve">CREDITS e ATTRIBUTION</w:t>
+            </w:r>
+          </w:p>
+          <w:p>
+            <w:pPr>
+              <w:numPr>
+                <w:ilvl w:val="0"/>
+                <w:numId w:val="9"/>
+              </w:numPr>
+              <w:ind w:left="720" w:hanging="360"/>
+              <w:jc w:val="both"/>
+              <w:rPr>
+                <w:b w:val="1"/>
+              </w:rPr>
+            </w:pPr>
+            <w:r>
+              <w:rPr>
+                <w:b w:val="1"/>
+                <w:rtl w:val="0"/>
+              </w:rPr>
+              <w:t xml:space="preserve">Altre risorse e crediti:</w:t>
+            </w:r>
+          </w:p>
+          <w:p>
+            <w:pPr>
+              <w:numPr>
+                <w:ilvl w:val="0"/>
+                <w:numId w:val="9"/>
+              </w:numPr>
+              <w:ind w:left="720" w:hanging="360"/>
+              <w:jc w:val="both"/>
+              <w:rPr/>
+            </w:pPr>
+            <w:r>
+              <w:rPr>
+                <w:rtl w:val="0"/>
+              </w:rPr>
+              <w:t xml:space="preserve">https://icolorpalette.com/color?q=AFC84A</w:t>
+            </w:r>
+          </w:p>
+          <w:p>
+            <w:pPr>
+              <w:numPr>
+                <w:ilvl w:val="0"/>
+                <w:numId w:val="9"/>
+              </w:numPr>
+              <w:ind w:left="720" w:hanging="360"/>
+              <w:jc w:val="both"/>
+              <w:rPr>
+                <w:u w:val="none"/>
+              </w:rPr>
+            </w:pPr>
+            <w:r>
+              <w:rPr>
+                <w:rtl w:val="0"/>
+              </w:rPr>
+              <w:t xml:space="preserve">https://icons8.com/icons/set/coffee</w:t>
+            </w:r>
+          </w:p>
+          <w:p>
+            <w:pPr>
+              <w:numPr>
+                <w:ilvl w:val="0"/>
+                <w:numId w:val="9"/>
+              </w:numPr>
+              <w:ind w:left="720" w:hanging="360"/>
+              <w:jc w:val="both"/>
+              <w:rPr>
+                <w:u w:val="none"/>
+              </w:rPr>
+            </w:pPr>
+            <w:hyperlink r:id="rId22">
+              <w:r>
+                <w:rPr>
+                  <w:color w:val="1155cc"/>
+                  <w:u w:val="single"/>
+                  <w:rtl w:val="0"/>
+                </w:rPr>
+                <w:t xml:space="preserve">https://favicon.io/favicon-converter/</w:t>
+              </w:r>
+            </w:hyperlink>
+            <w:r>
+              <w:rPr>
+                <w:rtl w:val="0"/>
+              </w:rPr>
+            </w:r>
+          </w:p>
+          <w:p>
+            <w:pPr>
+              <w:numPr>
+                <w:ilvl w:val="0"/>
+                <w:numId w:val="9"/>
+              </w:numPr>
+              <w:ind w:left="720" w:hanging="360"/>
+              <w:jc w:val="both"/>
+              <w:rPr>
+                <w:u w:val="none"/>
+              </w:rPr>
+            </w:pPr>
+            <w:r>
+              <w:rPr>
+                <w:rtl w:val="0"/>
+              </w:rPr>
+              <w:t xml:space="preserve">https://heroicons.com/solid</w:t>
+            </w:r>
+          </w:p>
+          <w:p>
+            <w:pPr>
+              <w:jc w:val="both"/>
+              <w:rPr/>
+            </w:pPr>
+            <w:r>
+              <w:rPr>
+                <w:rtl w:val="0"/>
+              </w:rPr>
+            </w:r>
+          </w:p>
+          <w:p>
+            <w:pPr>
+              <w:jc w:val="both"/>
+              <w:rPr/>
+            </w:pPr>
+            <w:r>
+              <w:rPr>
+                <w:color w:val="494949"/>
+                <w:sz w:val="21"/>
+                <w:szCs w:val="21"/>
+                <w:highlight w:val="white"/>
+                <w:rtl w:val="0"/>
+              </w:rPr>
+              <w:t xml:space="preserve">Crediti: tutte le immagini e i report provengono dal </w:t>
+            </w:r>
+            <w:hyperlink r:id="rId23">
+              <w:r>
+                <w:rPr>
+                  <w:color w:val="1155cc"/>
+                  <w:sz w:val="21"/>
+                  <w:szCs w:val="21"/>
+                  <w:highlight w:val="white"/>
+                  <w:u w:val="single"/>
+                  <w:rtl w:val="0"/>
+                </w:rPr>
+                <w:t xml:space="preserve">sito Corporate Lavazza</w:t>
+              </w:r>
+            </w:hyperlink>
+            <w:r>
+              <w:rPr>
+                <w:rtl w:val="0"/>
+              </w:rPr>
+            </w:r>
+          </w:p>
+          <w:p>
+            <w:pPr>
+              <w:jc w:val="both"/>
+              <w:rPr/>
+            </w:pPr>
+            <w:r>
+              <w:rPr>
+                <w:rtl w:val="0"/>
+              </w:rPr>
+            </w:r>
+          </w:p>
+          <w:p>
+            <w:pPr>
+              <w:jc w:val="both"/>
+              <w:rPr/>
+            </w:pPr>
+            <w:r>
+              <w:rPr>
+                <w:rtl w:val="0"/>
+              </w:rPr>
+              <w:t xml:space="preserve">inserire report performance lighthouse</w:t>
+            </w:r>
+          </w:p>
+          <w:p>
+            <w:pPr>
+              <w:jc w:val="both"/>
+              <w:rPr/>
+            </w:pPr>
+            <w:r>
+              <w:rPr>
+                <w:rtl w:val="0"/>
+              </w:rPr>
+            </w:r>
+          </w:p>
+          <w:p>
+            <w:pPr>
+              <w:jc w:val="both"/>
+              <w:rPr/>
+            </w:pPr>
+            <w:r>
+              <w:rPr>
+                <w:rtl w:val="0"/>
+              </w:rPr>
+              <w:t xml:space="preserve">&lt;!--</w:t>
+            </w:r>
+          </w:p>
+          <w:p>
+            <w:pPr>
+              <w:jc w:val="both"/>
+              <w:rPr/>
+            </w:pPr>
+            <w:r>
+              <w:rPr>
+                <w:rtl w:val="0"/>
+              </w:rPr>
+              <w:t xml:space="preserve">NOTA:</w:t>
+            </w:r>
+          </w:p>
+          <w:p>
+            <w:pPr>
+              <w:jc w:val="both"/>
+              <w:rPr/>
+            </w:pPr>
+            <w:r>
+              <w:rPr>
+                <w:rtl w:val="0"/>
+              </w:rPr>
+              <w:t xml:space="preserve">- lo stile di base del tema</w:t>
+            </w:r>
+          </w:p>
+          <w:p>
+            <w:pPr>
+              <w:jc w:val="both"/>
+              <w:rPr/>
+            </w:pPr>
+            <w:r>
+              <w:rPr>
+                <w:rtl w:val="0"/>
+              </w:rPr>
+              <w:t xml:space="preserve">- la definizione dei colori</w:t>
+            </w:r>
+          </w:p>
+          <w:p>
+            <w:pPr>
+              <w:jc w:val="both"/>
+              <w:rPr/>
+            </w:pPr>
+            <w:r>
+              <w:rPr>
+                <w:rtl w:val="0"/>
+              </w:rPr>
+              <w:t xml:space="preserve">- la tipografia</w:t>
+            </w:r>
+          </w:p>
+          <w:p>
+            <w:pPr>
+              <w:jc w:val="both"/>
+              <w:rPr/>
+            </w:pPr>
+            <w:r>
+              <w:rPr>
+                <w:rtl w:val="0"/>
+              </w:rPr>
+              <w:t xml:space="preserve">- le classi di utilità</w:t>
+            </w:r>
+          </w:p>
+          <w:p>
+            <w:pPr>
+              <w:jc w:val="both"/>
+              <w:rPr/>
+            </w:pPr>
+            <w:r>
+              <w:rPr>
+                <w:rtl w:val="0"/>
+              </w:rPr>
+              <w:t xml:space="preserve">sono definite nel file tailwind.config.js contenuto nella root del progetto come da specifiche Tailwind</w:t>
+            </w:r>
+          </w:p>
+          <w:p>
+            <w:pPr>
+              <w:jc w:val="both"/>
+              <w:rPr/>
+            </w:pPr>
+            <w:r>
+              <w:rPr>
+                <w:rtl w:val="0"/>
+              </w:rPr>
+              <w:t xml:space="preserve"> --&gt;</w:t>
+            </w:r>
+          </w:p>
+          <w:p>
+            <w:pPr>
+              <w:jc w:val="both"/>
+              <w:rPr/>
+            </w:pPr>
+            <w:r>
+              <w:rPr>
+                <w:rtl w:val="0"/>
+              </w:rPr>
+            </w:r>
+          </w:p>
+          <w:p>
+            <w:pPr>
+              <w:jc w:val="both"/>
+              <w:rPr/>
+            </w:pPr>
+            <w:r>
+              <w:rPr>
+                <w:rtl w:val="0"/>
+              </w:rPr>
+              <w:t xml:space="preserve">Palette:</w:t>
+            </w:r>
+          </w:p>
+          <w:p>
+            <w:pPr>
+              <w:jc w:val="both"/>
+              <w:rPr/>
+            </w:pPr>
+            <w:r>
+              <w:rPr/>
+              <w:drawing>
+                <wp:inline distB="114300" distT="114300" distL="114300" distR="114300">
+                  <wp:extent cx="6248400" cy="6654800"/>
+                  <wp:effectExtent b="0" l="0" r="0" t="0"/>
+                  <wp:docPr id="2" name="image13.jpg"/>
+                  <a:graphic>
+                    <a:graphicData uri="http://schemas.openxmlformats.org/drawingml/2006/picture">
+                      <pic:pic>
+                        <pic:nvPicPr>
+                          <pic:cNvPr id="0" name="image13.jpg"/>
+                          <pic:cNvPicPr preferRelativeResize="0"/>
+                        </pic:nvPicPr>
+                        <pic:blipFill>
+                          <a:blip r:embed="rId24"/>
+                          <a:srcRect b="0" l="0" r="0" t="0"/>
+                          <a:stretch>
+                            <a:fillRect/>
+                          </a:stretch>
+                        </pic:blipFill>
+                        <pic:spPr>
+                          <a:xfrm>
+                            <a:off x="0" y="0"/>
+                            <a:ext cx="6248400" cy="6654800"/>
+                          </a:xfrm>
+                          <a:prstGeom prst="rect"/>
+                          <a:ln/>
+                        </pic:spPr>
+                      </pic:pic>
+                    </a:graphicData>
+                  </a:graphic>
+                </wp:inline>
+              </w:drawing>
+            </w:r>
+            <w:r>
+              <w:rPr>
+                <w:rtl w:val="0"/>
+              </w:rPr>
+            </w:r>
+          </w:p>
+          <w:p>
+            <w:pPr>
+              <w:spacing w:line="276" w:lineRule="auto"/>
+              <w:ind w:left="0" w:firstLine="0"/>
+              <w:jc w:val="both"/>
+              <w:rPr/>
+            </w:pPr>
+            <w:r>
+              <w:rPr>
+                <w:rtl w:val="0"/>
+              </w:rPr>
+            </w:r>
+          </w:p>
+          <w:p>
+            <w:pPr>
+              <w:spacing w:line="276" w:lineRule="auto"/>
+              <w:ind w:left="0" w:firstLine="0"/>
+              <w:jc w:val="both"/>
+              <w:rPr/>
+            </w:pPr>
+            <w:r>
+              <w:rPr>
+                <w:rtl w:val="0"/>
+              </w:rPr>
+              <w:t xml:space="preserve">Riguardo all’IDE, non ho avuto dubbi nell’utilizzare l’ambiente che utilizzo abitualmente, ovvero </w:t>
+            </w:r>
+            <w:r>
+              <w:rPr>
+                <w:b w:val="1"/>
+                <w:rtl w:val="0"/>
+              </w:rPr>
+              <w:t xml:space="preserve">Visual Studio Code</w:t>
+            </w:r>
+            <w:r>
+              <w:rPr>
+                <w:rtl w:val="0"/>
+              </w:rPr>
+              <w:t xml:space="preserve">, che fornisce non solo un editor di codice ma un ambiente integrato che credo sia ideale per la scrittura del codice sia HTML, che CSS e Javascript.</w:t>
+            </w:r>
+          </w:p>
+          <w:p>
+            <w:pPr>
+              <w:spacing w:line="276" w:lineRule="auto"/>
+              <w:ind w:left="0" w:firstLine="0"/>
+              <w:jc w:val="both"/>
+              <w:rPr/>
+            </w:pPr>
+            <w:r>
+              <w:rPr>
+                <w:rtl w:val="0"/>
+              </w:rPr>
+              <w:t xml:space="preserve">Le funzionalità integrate ed altre estensioni aggiuntive offrono una serie di facilitazioni che aiutano a scrivere in maniera ordinata e pulita e quindi a facilitare la manutenibilità. Mi riferisco ad esempio ai tool di:</w:t>
+            </w:r>
+          </w:p>
+          <w:p>
+            <w:pPr>
+              <w:spacing w:line="276" w:lineRule="auto"/>
+              <w:ind w:left="0" w:firstLine="0"/>
+              <w:jc w:val="both"/>
+              <w:rPr/>
+            </w:pPr>
+            <w:r>
+              <w:rPr>
+                <w:rtl w:val="0"/>
+              </w:rPr>
+            </w:r>
+          </w:p>
+          <w:p>
+            <w:pPr>
+              <w:numPr>
+                <w:ilvl w:val="0"/>
+                <w:numId w:val="2"/>
+              </w:numPr>
+              <w:spacing w:line="276" w:lineRule="auto"/>
+              <w:ind w:left="720" w:hanging="360"/>
+              <w:jc w:val="both"/>
+              <w:rPr>
+                <w:u w:val="none"/>
+              </w:rPr>
+            </w:pPr>
+            <w:r>
+              <w:rPr>
+                <w:rtl w:val="0"/>
+              </w:rPr>
+              <w:t xml:space="preserve">Formattazione ed indentazione automatica del codice, che trovo sia un aspetto da non sottovalutare.</w:t>
+              <w:br w:type="textWrapping"/>
+            </w:r>
+          </w:p>
+          <w:p>
+            <w:pPr>
+              <w:numPr>
+                <w:ilvl w:val="0"/>
+                <w:numId w:val="2"/>
+              </w:numPr>
+              <w:spacing w:line="276" w:lineRule="auto"/>
+              <w:ind w:left="720" w:hanging="360"/>
+              <w:jc w:val="both"/>
+              <w:rPr>
+                <w:u w:val="none"/>
+              </w:rPr>
+            </w:pPr>
+            <w:r>
+              <w:rPr>
+                <w:rtl w:val="0"/>
+              </w:rPr>
+              <w:t xml:space="preserve">Completamento automatico dei tag e controllo della correttezza sintattica della struttura gerarchica dell’HTML.</w:t>
+              <w:br w:type="textWrapping"/>
+            </w:r>
+          </w:p>
+          <w:p>
+            <w:pPr>
+              <w:numPr>
+                <w:ilvl w:val="0"/>
+                <w:numId w:val="2"/>
+              </w:numPr>
+              <w:spacing w:line="276" w:lineRule="auto"/>
+              <w:ind w:left="720" w:hanging="360"/>
+              <w:jc w:val="both"/>
+              <w:rPr>
+                <w:u w:val="none"/>
+              </w:rPr>
+            </w:pPr>
+            <w:r>
+              <w:rPr>
+                <w:rtl w:val="0"/>
+              </w:rPr>
+              <w:t xml:space="preserve">Suggerimento e verifica automatica della correttezza delle regole CSS</w:t>
+              <w:br w:type="textWrapping"/>
+            </w:r>
+          </w:p>
+          <w:p>
+            <w:pPr>
+              <w:numPr>
+                <w:ilvl w:val="0"/>
+                <w:numId w:val="2"/>
+              </w:numPr>
+              <w:spacing w:line="276" w:lineRule="auto"/>
+              <w:ind w:left="720" w:hanging="360"/>
+              <w:jc w:val="both"/>
+              <w:rPr>
+                <w:u w:val="none"/>
+              </w:rPr>
+            </w:pPr>
+            <w:r>
+              <w:rPr>
+                <w:rtl w:val="0"/>
+              </w:rPr>
+              <w:t xml:space="preserve">Segnalazione degli errori Javascript e delle variabili non utilizzate</w:t>
+            </w:r>
+          </w:p>
+          <w:p>
+            <w:pPr>
+              <w:spacing w:line="276" w:lineRule="auto"/>
+              <w:jc w:val="both"/>
+              <w:rPr/>
+            </w:pPr>
+            <w:r>
+              <w:rPr>
+                <w:rtl w:val="0"/>
+              </w:rPr>
+            </w:r>
+          </w:p>
+          <w:p>
+            <w:pPr>
+              <w:spacing w:line="276" w:lineRule="auto"/>
+              <w:jc w:val="both"/>
+              <w:rPr/>
+            </w:pPr>
+            <w:r>
+              <w:rPr>
+                <w:rtl w:val="0"/>
+              </w:rPr>
+              <w:t xml:space="preserve">Analisi Lighthouse:</w:t>
+            </w:r>
+          </w:p>
+          <w:p>
+            <w:pPr>
+              <w:spacing w:line="276" w:lineRule="auto"/>
+              <w:jc w:val="both"/>
+              <w:rPr/>
+            </w:pPr>
+            <w:r>
+              <w:rPr>
+                <w:rtl w:val="0"/>
+              </w:rPr>
+              <w:t xml:space="preserve">dato più rilevante per il tipo di contenuti è accessibilità, buona</w:t>
+            </w:r>
+          </w:p>
+          <w:p>
+            <w:pPr>
+              <w:spacing w:line="276" w:lineRule="auto"/>
+              <w:jc w:val="both"/>
+              <w:rPr/>
+            </w:pPr>
+            <w:r>
+              <w:rPr>
+                <w:rtl w:val="0"/>
+              </w:rPr>
+              <w:t xml:space="preserve">buoni risultati nel complesso, le ottimizzazioni di best practices coinvolgono impostazioni di sicurezza o lato server non praticabili o non rilevanti.</w:t>
+            </w:r>
+          </w:p>
+          <w:p>
+            <w:pPr>
+              <w:spacing w:line="276" w:lineRule="auto"/>
+              <w:jc w:val="both"/>
+              <w:rPr/>
+            </w:pPr>
+            <w:r>
+              <w:rPr>
+                <w:rtl w:val="0"/>
+              </w:rPr>
+              <w:t xml:space="preserve">anche compressione, minificazione e concat js non giustificato nè ottimizz img e srcset</w:t>
+            </w:r>
+          </w:p>
+          <w:p>
+            <w:pPr>
+              <w:spacing w:line="276" w:lineRule="auto"/>
+              <w:jc w:val="both"/>
+              <w:rPr/>
+            </w:pPr>
+            <w:r>
+              <w:rPr>
+                <w:rtl w:val="0"/>
+              </w:rPr>
+              <w:t xml:space="preserve">oppure dovuti alla natura della pagina (es segnalato alert nei link “vuoti” del footer</w:t>
+            </w:r>
+          </w:p>
+          <w:p>
+            <w:pPr>
+              <w:spacing w:line="276" w:lineRule="auto"/>
+              <w:jc w:val="both"/>
+              <w:rPr/>
+            </w:pPr>
+            <w:r>
+              <w:rPr>
+                <w:rtl w:val="0"/>
+              </w:rPr>
+            </w:r>
+          </w:p>
+          <w:p>
+            <w:pPr>
+              <w:spacing w:line="276" w:lineRule="auto"/>
+              <w:jc w:val="both"/>
+              <w:rPr/>
+            </w:pPr>
+            <w:r>
+              <w:rPr>
+                <w:rtl w:val="0"/>
+              </w:rPr>
+              <w:t xml:space="preserve">desktop</w:t>
+            </w:r>
+          </w:p>
+          <w:p>
+            <w:pPr>
+              <w:jc w:val="both"/>
+              <w:rPr/>
+            </w:pPr>
+            <w:r>
+              <w:rPr/>
+              <w:drawing>
+                <wp:inline distB="114300" distT="114300" distL="114300" distR="114300">
+                  <wp:extent cx="6248400" cy="4483100"/>
+                  <wp:effectExtent b="0" l="0" r="0" t="0"/>
+                  <wp:docPr id="4" name="image11.png"/>
+                  <a:graphic>
+                    <a:graphicData uri="http://schemas.openxmlformats.org/drawingml/2006/picture">
+                      <pic:pic>
+                        <pic:nvPicPr>
+                          <pic:cNvPr id="0" name="image11.png"/>
+                          <pic:cNvPicPr preferRelativeResize="0"/>
+                        </pic:nvPicPr>
+                        <pic:blipFill>
+                          <a:blip r:embed="rId25"/>
+                          <a:srcRect b="0" l="0" r="0" t="0"/>
+                          <a:stretch>
+                            <a:fillRect/>
+                          </a:stretch>
+                        </pic:blipFill>
+                        <pic:spPr>
+                          <a:xfrm>
+                            <a:off x="0" y="0"/>
+                            <a:ext cx="6248400" cy="4483100"/>
+                          </a:xfrm>
+                          <a:prstGeom prst="rect"/>
+                          <a:ln/>
+                        </pic:spPr>
+                      </pic:pic>
+                    </a:graphicData>
+                  </a:graphic>
+                </wp:inline>
+              </w:drawing>
+            </w:r>
+            <w:r>
+              <w:rPr>
+                <w:rtl w:val="0"/>
+              </w:rPr>
+            </w:r>
+          </w:p>
+          <w:p>
+            <w:pPr>
+              <w:jc w:val="both"/>
+              <w:rPr/>
+            </w:pPr>
+            <w:r>
+              <w:rPr>
+                <w:rtl w:val="0"/>
+              </w:rPr>
+            </w:r>
+          </w:p>
+          <w:p>
+            <w:pPr>
+              <w:spacing w:line="276" w:lineRule="auto"/>
+              <w:jc w:val="both"/>
+              <w:rPr/>
+            </w:pPr>
+            <w:r>
+              <w:rPr>
+                <w:rtl w:val="0"/>
+              </w:rPr>
+              <w:t xml:space="preserve">mobile</w:t>
             </w:r>
             <w:r>
               <w:rPr>
@@ -2391,12 +4576,92 @@
           <w:p>
             <w:pPr>
               <w:pStyle w:val="Title"/>
-              <w:spacing w:before="480" w:lineRule="auto"/>
-              <w:jc w:val="both"/>
-              <w:rPr/>
-            </w:pPr>
-            <w:bookmarkStart w:colFirst="0" w:colLast="0" w:name="_acig3ryl0p4p" w:id="5"/>
-            <w:bookmarkEnd w:id="5"/>
+              <w:spacing w:before="480" w:line="276" w:lineRule="auto"/>
+              <w:jc w:val="both"/>
+              <w:rPr/>
+            </w:pPr>
+            <w:bookmarkStart w:colFirst="0" w:colLast="0" w:name="_vjjcs5ldx21i" w:id="8"/>
+            <w:bookmarkEnd w:id="8"/>
+            <w:r>
+              <w:rPr/>
+              <w:drawing>
+                <wp:inline distB="114300" distT="114300" distL="114300" distR="114300">
+                  <wp:extent cx="6181725" cy="4943475"/>
+                  <wp:effectExtent b="0" l="0" r="0" t="0"/>
+                  <wp:docPr id="12" name="image6.png"/>
+                  <a:graphic>
+                    <a:graphicData uri="http://schemas.openxmlformats.org/drawingml/2006/picture">
+                      <pic:pic>
+                        <pic:nvPicPr>
+                          <pic:cNvPr id="0" name="image6.png"/>
+                          <pic:cNvPicPr preferRelativeResize="0"/>
+                        </pic:nvPicPr>
+                        <pic:blipFill>
+                          <a:blip r:embed="rId26"/>
+                          <a:srcRect b="0" l="0" r="0" t="0"/>
+                          <a:stretch>
+                            <a:fillRect/>
+                          </a:stretch>
+                        </pic:blipFill>
+                        <pic:spPr>
+                          <a:xfrm>
+                            <a:off x="0" y="0"/>
+                            <a:ext cx="6181725" cy="4943475"/>
+                          </a:xfrm>
+                          <a:prstGeom prst="rect"/>
+                          <a:ln/>
+                        </pic:spPr>
+                      </pic:pic>
+                    </a:graphicData>
+                  </a:graphic>
+                </wp:inline>
+              </w:drawing>
+            </w:r>
+            <w:r>
+              <w:rPr>
+                <w:rtl w:val="0"/>
+              </w:rPr>
+            </w:r>
+          </w:p>
+          <w:p>
+            <w:pPr>
+              <w:pStyle w:val="Title"/>
+              <w:spacing w:before="480" w:line="276" w:lineRule="auto"/>
+              <w:jc w:val="both"/>
+              <w:rPr/>
+            </w:pPr>
+            <w:bookmarkStart w:colFirst="0" w:colLast="0" w:name="_t7azy080n5s8" w:id="9"/>
+            <w:bookmarkEnd w:id="9"/>
+            <w:r>
+              <w:rPr>
+                <w:rtl w:val="0"/>
+              </w:rPr>
+            </w:r>
+          </w:p>
+          <w:p>
+            <w:pPr>
+              <w:pStyle w:val="Title"/>
+              <w:spacing w:before="480" w:line="276" w:lineRule="auto"/>
+              <w:jc w:val="both"/>
+              <w:rPr/>
+            </w:pPr>
+            <w:bookmarkStart w:colFirst="0" w:colLast="0" w:name="_euvp8ugix9t9" w:id="10"/>
+            <w:bookmarkEnd w:id="10"/>
+            <w:r>
+              <w:rPr>
+                <w:rtl w:val="0"/>
+              </w:rPr>
+            </w:r>
+          </w:p>
+          <w:p>
+            <w:pPr>
+              <w:pStyle w:val="Title"/>
+              <w:spacing w:before="480" w:line="276" w:lineRule="auto"/>
+              <w:jc w:val="both"/>
+              <w:rPr/>
+            </w:pPr>
+            <w:bookmarkStart w:colFirst="0" w:colLast="0" w:name="_acig3ryl0p4p" w:id="11"/>
+            <w:bookmarkEnd w:id="11"/>
             <w:r>
               <w:rPr>
                 <w:rtl w:val="0"/>
@@ -2422,11 +4687,12 @@
           <w:p>
             <w:pPr>
               <w:pStyle w:val="Heading3"/>
-              <w:jc w:val="both"/>
-              <w:rPr/>
-            </w:pPr>
-            <w:bookmarkStart w:colFirst="0" w:colLast="0" w:name="_24jech9ytx6i" w:id="6"/>
-            <w:bookmarkEnd w:id="6"/>
+              <w:spacing w:line="276" w:lineRule="auto"/>
+              <w:jc w:val="both"/>
+              <w:rPr/>
+            </w:pPr>
+            <w:bookmarkStart w:colFirst="0" w:colLast="0" w:name="_24jech9ytx6i" w:id="12"/>
+            <w:bookmarkEnd w:id="12"/>
             <w:r>
               <w:rPr>
                 <w:rtl w:val="0"/>
@@ -2438,9 +4704,9 @@
             <w:pPr>
               <w:numPr>
                 <w:ilvl w:val="0"/>
-                <w:numId w:val="6"/>
+                <w:numId w:val="7"/>
               </w:numPr>
-              <w:spacing w:line="240" w:lineRule="auto"/>
+              <w:spacing w:line="276" w:lineRule="auto"/>
               <w:ind w:left="720" w:hanging="360"/>
               <w:jc w:val="both"/>
               <w:rPr>
@@ -2459,7 +4725,7 @@
           </w:p>
           <w:p>
             <w:pPr>
-              <w:spacing w:line="240" w:lineRule="auto"/>
+              <w:spacing w:line="276" w:lineRule="auto"/>
               <w:jc w:val="both"/>
               <w:rPr>
                 <w:i w:val="1"/>
@@ -2477,9 +4743,9 @@
             <w:pPr>
               <w:numPr>
                 <w:ilvl w:val="0"/>
-                <w:numId w:val="10"/>
+                <w:numId w:val="13"/>
               </w:numPr>
-              <w:spacing w:line="240" w:lineRule="auto"/>
+              <w:spacing w:line="276" w:lineRule="auto"/>
               <w:ind w:left="720" w:hanging="360"/>
               <w:jc w:val="both"/>
               <w:rPr>
@@ -2496,19 +4762,19 @@
           </w:p>
           <w:p>
             <w:pPr>
-              <w:spacing w:line="240" w:lineRule="auto"/>
-              <w:jc w:val="both"/>
-              <w:rPr/>
-            </w:pPr>
-            <w:r>
-              <w:rPr>
-                <w:rtl w:val="0"/>
-              </w:rPr>
-            </w:r>
-          </w:p>
-          <w:p>
-            <w:pPr>
-              <w:spacing w:line="240" w:lineRule="auto"/>
+              <w:spacing w:line="276" w:lineRule="auto"/>
+              <w:jc w:val="both"/>
+              <w:rPr/>
+            </w:pPr>
+            <w:r>
+              <w:rPr>
+                <w:rtl w:val="0"/>
+              </w:rPr>
+            </w:r>
+          </w:p>
+          <w:p>
+            <w:pPr>
+              <w:spacing w:line="276" w:lineRule="auto"/>
               <w:jc w:val="both"/>
               <w:rPr/>
             </w:pPr>
@@ -2537,11 +4803,12 @@
           <w:p>
             <w:pPr>
               <w:pStyle w:val="Heading3"/>
-              <w:jc w:val="both"/>
-              <w:rPr/>
-            </w:pPr>
-            <w:bookmarkStart w:colFirst="0" w:colLast="0" w:name="_6f1hhitxeg7o" w:id="7"/>
-            <w:bookmarkEnd w:id="7"/>
+              <w:spacing w:line="276" w:lineRule="auto"/>
+              <w:jc w:val="both"/>
+              <w:rPr/>
+            </w:pPr>
+            <w:bookmarkStart w:colFirst="0" w:colLast="0" w:name="_6f1hhitxeg7o" w:id="13"/>
+            <w:bookmarkEnd w:id="13"/>
             <w:r>
               <w:rPr>
                 <w:rtl w:val="0"/>
@@ -2553,9 +4820,9 @@
             <w:pPr>
               <w:numPr>
                 <w:ilvl w:val="0"/>
-                <w:numId w:val="9"/>
+                <w:numId w:val="12"/>
               </w:numPr>
-              <w:spacing w:line="240" w:lineRule="auto"/>
+              <w:spacing w:line="276" w:lineRule="auto"/>
               <w:ind w:left="720" w:hanging="360"/>
               <w:jc w:val="both"/>
               <w:rPr>
@@ -2574,9 +4841,9 @@
             <w:pPr>
               <w:numPr>
                 <w:ilvl w:val="0"/>
-                <w:numId w:val="9"/>
+                <w:numId w:val="12"/>
               </w:numPr>
-              <w:spacing w:line="240" w:lineRule="auto"/>
+              <w:spacing w:line="276" w:lineRule="auto"/>
               <w:ind w:left="720" w:hanging="360"/>
               <w:jc w:val="both"/>
               <w:rPr>
@@ -2595,9 +4862,9 @@
             <w:pPr>
               <w:numPr>
                 <w:ilvl w:val="0"/>
-                <w:numId w:val="9"/>
+                <w:numId w:val="12"/>
               </w:numPr>
-              <w:spacing w:line="240" w:lineRule="auto"/>
+              <w:spacing w:line="276" w:lineRule="auto"/>
               <w:ind w:left="720" w:hanging="360"/>
               <w:jc w:val="both"/>
               <w:rPr>
@@ -2614,19 +4881,19 @@
           </w:p>
           <w:p>
             <w:pPr>
-              <w:spacing w:line="240" w:lineRule="auto"/>
-              <w:jc w:val="both"/>
-              <w:rPr/>
-            </w:pPr>
-            <w:r>
-              <w:rPr>
-                <w:rtl w:val="0"/>
-              </w:rPr>
-            </w:r>
-          </w:p>
-          <w:p>
-            <w:pPr>
-              <w:spacing w:line="240" w:lineRule="auto"/>
+              <w:spacing w:line="276" w:lineRule="auto"/>
+              <w:jc w:val="both"/>
+              <w:rPr/>
+            </w:pPr>
+            <w:r>
+              <w:rPr>
+                <w:rtl w:val="0"/>
+              </w:rPr>
+            </w:r>
+          </w:p>
+          <w:p>
+            <w:pPr>
+              <w:spacing w:line="276" w:lineRule="auto"/>
               <w:jc w:val="both"/>
               <w:rPr/>
             </w:pPr>
@@ -2639,7 +4906,7 @@
           </w:p>
           <w:p>
             <w:pPr>
-              <w:spacing w:line="240" w:lineRule="auto"/>
+              <w:spacing w:line="276" w:lineRule="auto"/>
               <w:jc w:val="both"/>
               <w:rPr/>
             </w:pPr>
@@ -2652,7 +4919,7 @@
           </w:p>
           <w:p>
             <w:pPr>
-              <w:spacing w:line="240" w:lineRule="auto"/>
+              <w:spacing w:line="276" w:lineRule="auto"/>
               <w:jc w:val="both"/>
               <w:rPr/>
             </w:pPr>
@@ -2665,7 +4932,7 @@
           </w:p>
           <w:p>
             <w:pPr>
-              <w:spacing w:line="240" w:lineRule="auto"/>
+              <w:spacing w:line="276" w:lineRule="auto"/>
               <w:jc w:val="both"/>
               <w:rPr/>
             </w:pPr>
@@ -2678,7 +4945,7 @@
           </w:p>
           <w:p>
             <w:pPr>
-              <w:spacing w:line="240" w:lineRule="auto"/>
+              <w:spacing w:line="276" w:lineRule="auto"/>
               <w:jc w:val="both"/>
               <w:rPr/>
             </w:pPr>
@@ -2691,7 +4958,7 @@
           </w:p>
           <w:p>
             <w:pPr>
-              <w:spacing w:line="240" w:lineRule="auto"/>
+              <w:spacing w:line="276" w:lineRule="auto"/>
               <w:jc w:val="both"/>
               <w:rPr/>
             </w:pPr>
@@ -2720,11 +4987,12 @@
           <w:p>
             <w:pPr>
               <w:pStyle w:val="Heading3"/>
-              <w:jc w:val="both"/>
-              <w:rPr/>
-            </w:pPr>
-            <w:bookmarkStart w:colFirst="0" w:colLast="0" w:name="_6qsage60yaxh" w:id="8"/>
-            <w:bookmarkEnd w:id="8"/>
+              <w:spacing w:line="276" w:lineRule="auto"/>
+              <w:jc w:val="both"/>
+              <w:rPr/>
+            </w:pPr>
+            <w:bookmarkStart w:colFirst="0" w:colLast="0" w:name="_6qsage60yaxh" w:id="14"/>
+            <w:bookmarkEnd w:id="14"/>
             <w:r>
               <w:rPr>
                 <w:rtl w:val="0"/>
@@ -2734,7 +5002,7 @@
           </w:p>
           <w:p>
             <w:pPr>
-              <w:spacing w:line="240" w:lineRule="auto"/>
+              <w:spacing w:line="276" w:lineRule="auto"/>
               <w:jc w:val="both"/>
               <w:rPr>
                 <w:i w:val="1"/>
@@ -2750,12 +5018,8 @@
           </w:p>
           <w:p>
             <w:pPr>
-              <w:numPr>
-                <w:ilvl w:val="0"/>
-                <w:numId w:val="5"/>
-              </w:numPr>
-              <w:spacing w:line="240" w:lineRule="auto"/>
-              <w:ind w:left="720" w:hanging="360"/>
+              <w:spacing w:line="276" w:lineRule="auto"/>
+              <w:ind w:left="720" w:firstLine="0"/>
               <w:jc w:val="both"/>
               <w:rPr>
                 <w:i w:val="1"/>
@@ -2763,10 +5027,8 @@
             </w:pPr>
             <w:r>
               <w:rPr>
-                <w:i w:val="1"/>
-                <w:rtl w:val="0"/>
-              </w:rPr>
-              <w:t xml:space="preserve">idea: sviluppato come page all-in-one come potrebbe essere realmente una landing aziendale aggiunta con i risultati di ogni anno</w:t>
+                <w:rtl w:val="0"/>
+              </w:rPr>
             </w:r>
           </w:p>
           <w:p>
@@ -2775,7 +5037,7 @@
                 <w:ilvl w:val="0"/>
                 <w:numId w:val="1"/>
               </w:numPr>
-              <w:spacing w:line="240" w:lineRule="auto"/>
+              <w:spacing w:line="276" w:lineRule="auto"/>
               <w:ind w:left="720" w:hanging="360"/>
               <w:jc w:val="both"/>
               <w:rPr>
@@ -2787,7 +5049,7 @@
                 <w:i w:val="1"/>
                 <w:rtl w:val="0"/>
               </w:rPr>
-              <w:t xml:space="preserve">codice da condividere tramite github o simili</w:t>
+              <w:t xml:space="preserve">apprezzato riferimento a sezioni particolari del codice o aggiunte/fix con screenshot dell’effetto ottenuto</w:t>
             </w:r>
           </w:p>
           <w:p>
@@ -2796,7 +5058,7 @@
                 <w:ilvl w:val="0"/>
                 <w:numId w:val="1"/>
               </w:numPr>
-              <w:spacing w:line="240" w:lineRule="auto"/>
+              <w:spacing w:line="276" w:lineRule="auto"/>
               <w:ind w:left="720" w:hanging="360"/>
               <w:jc w:val="both"/>
               <w:rPr>
@@ -2808,7 +5070,7 @@
                 <w:i w:val="1"/>
                 <w:rtl w:val="0"/>
               </w:rPr>
-              <w:t xml:space="preserve">commentare codice</w:t>
+              <w:t xml:space="preserve">breve resoconto della strutturazione della pagina con rif. a sezioni più interessanti</w:t>
             </w:r>
           </w:p>
           <w:p>
@@ -2817,7 +5079,7 @@
                 <w:ilvl w:val="0"/>
                 <w:numId w:val="1"/>
               </w:numPr>
-              <w:spacing w:line="240" w:lineRule="auto"/>
+              <w:spacing w:line="276" w:lineRule="auto"/>
               <w:ind w:left="720" w:hanging="360"/>
               <w:jc w:val="both"/>
               <w:rPr>
@@ -2829,7 +5091,7 @@
                 <w:i w:val="1"/>
                 <w:rtl w:val="0"/>
               </w:rPr>
-              <w:t xml:space="preserve">riferimento a best practices</w:t>
+              <w:t xml:space="preserve">link alla pagina web (è un di più)</w:t>
             </w:r>
           </w:p>
           <w:p>
@@ -2838,7 +5100,7 @@
                 <w:ilvl w:val="0"/>
                 <w:numId w:val="1"/>
               </w:numPr>
-              <w:spacing w:line="240" w:lineRule="auto"/>
+              <w:spacing w:line="276" w:lineRule="auto"/>
               <w:ind w:left="720" w:hanging="360"/>
               <w:jc w:val="both"/>
               <w:rPr>
@@ -2850,7 +5112,7 @@
                 <w:i w:val="1"/>
                 <w:rtl w:val="0"/>
               </w:rPr>
-              <w:t xml:space="preserve">tool per analisi accessibilità?</w:t>
+              <w:t xml:space="preserve">sezione storico</w:t>
             </w:r>
           </w:p>
           <w:p>
@@ -2859,7 +5121,7 @@
                 <w:ilvl w:val="0"/>
                 <w:numId w:val="1"/>
               </w:numPr>
-              <w:spacing w:line="240" w:lineRule="auto"/>
+              <w:spacing w:line="276" w:lineRule="auto"/>
               <w:ind w:left="720" w:hanging="360"/>
               <w:jc w:val="both"/>
               <w:rPr>
@@ -2871,128 +5133,368 @@
                 <w:i w:val="1"/>
                 <w:rtl w:val="0"/>
               </w:rPr>
-              <w:t xml:space="preserve">apprezzato riferimento a sezioni particolari del codice o aggiunte/fix con screenshot dell’effetto ottenuto</w:t>
+              <w:t xml:space="preserve">introduzione all’azienda del caso studio, al settore in cui opera, al contesto, alla organizzazione interna ecc</w:t>
+            </w:r>
+            <w:r>
+              <w:rPr>
+                <w:rtl w:val="0"/>
+              </w:rPr>
+            </w:r>
+          </w:p>
+          <w:p>
+            <w:pPr>
+              <w:spacing w:line="276" w:lineRule="auto"/>
+              <w:jc w:val="both"/>
+              <w:rPr/>
+            </w:pPr>
+            <w:r>
+              <w:rPr>
+                <w:rtl w:val="0"/>
+              </w:rPr>
+            </w:r>
+          </w:p>
+          <w:p>
+            <w:pPr>
+              <w:spacing w:line="276" w:lineRule="auto"/>
+              <w:jc w:val="both"/>
+              <w:rPr/>
+            </w:pPr>
+            <w:r>
+              <w:rPr>
+                <w:rtl w:val="0"/>
+              </w:rPr>
+              <w:t xml:space="preserve">Il lavoro è stato suddiviso in due fasi distinte: una prima fase di reperimento dei contenuti, raccolta dati, analisi dei dati stessi e decisione su quali di questi dati rappresentare nella pagina web; la seconda fase, inerente l’aspetto più tecnico e rivolto alla programmazione, è consistita nello sviluppo pratico della pagina web con la scrittura del codice HTML, CSS e Javascript.</w:t>
+            </w:r>
+          </w:p>
+          <w:p>
+            <w:pPr>
+              <w:spacing w:line="276" w:lineRule="auto"/>
+              <w:jc w:val="both"/>
+              <w:rPr/>
+            </w:pPr>
+            <w:r>
+              <w:rPr>
+                <w:rtl w:val="0"/>
+              </w:rPr>
+            </w:r>
+          </w:p>
+          <w:p>
+            <w:pPr>
+              <w:spacing w:line="276" w:lineRule="auto"/>
+              <w:jc w:val="both"/>
+              <w:rPr/>
+            </w:pPr>
+            <w:r>
+              <w:rPr>
+                <w:rtl w:val="0"/>
+              </w:rPr>
+              <w:t xml:space="preserve">- Riguardo alla sezione contenutistica, credo possa essere utile dare informazioni sull’azienda prescelta ed il settore in cui opera.</w:t>
+            </w:r>
+          </w:p>
+          <w:p>
+            <w:pPr>
+              <w:spacing w:line="276" w:lineRule="auto"/>
+              <w:jc w:val="both"/>
+              <w:rPr/>
+            </w:pPr>
+            <w:r>
+              <w:rPr>
+                <w:rtl w:val="0"/>
+              </w:rPr>
+            </w:r>
+          </w:p>
+          <w:p>
+            <w:pPr>
+              <w:spacing w:line="276" w:lineRule="auto"/>
+              <w:jc w:val="both"/>
+              <w:rPr/>
+            </w:pPr>
+            <w:r>
+              <w:rPr>
+                <w:rtl w:val="0"/>
+              </w:rPr>
+            </w:r>
+          </w:p>
+          <w:p>
+            <w:pPr>
+              <w:spacing w:line="276" w:lineRule="auto"/>
+              <w:jc w:val="both"/>
+              <w:rPr/>
+            </w:pPr>
+            <w:r>
+              <w:rPr>
+                <w:rtl w:val="0"/>
+              </w:rPr>
+              <w:t xml:space="preserve">Bla bla, link sopra ma anche </w:t>
+            </w:r>
+            <w:hyperlink r:id="rId27">
+              <w:r>
+                <w:rPr>
+                  <w:color w:val="1155cc"/>
+                  <w:u w:val="single"/>
+                  <w:rtl w:val="0"/>
+                </w:rPr>
+                <w:t xml:space="preserve">https://www.lavazzagroup.com/it/le-persone/diversity-and-inclusion.html</w:t>
+              </w:r>
+            </w:hyperlink>
+            <w:r>
+              <w:rPr>
+                <w:rtl w:val="0"/>
+              </w:rPr>
+            </w:r>
+          </w:p>
+          <w:p>
+            <w:pPr>
+              <w:spacing w:line="276" w:lineRule="auto"/>
+              <w:jc w:val="both"/>
+              <w:rPr/>
+            </w:pPr>
+            <w:r>
+              <w:rPr>
+                <w:rtl w:val="0"/>
+              </w:rPr>
+            </w:r>
+          </w:p>
+          <w:p>
+            <w:pPr>
+              <w:spacing w:line="276" w:lineRule="auto"/>
+              <w:jc w:val="both"/>
+              <w:rPr/>
+            </w:pPr>
+            <w:r>
+              <w:rPr>
+                <w:rtl w:val="0"/>
+              </w:rPr>
+            </w:r>
+          </w:p>
+          <w:p>
+            <w:pPr>
+              <w:jc w:val="both"/>
+              <w:rPr/>
+            </w:pPr>
+            <w:r>
+              <w:rPr>
+                <w:rtl w:val="0"/>
+              </w:rPr>
+              <w:t xml:space="preserve">- Riguardo alla sezione tecnica, avendo già individuato la piattaforma e gli strumenti da utilizzare, lo step successivo è stato quello di capire come utilizzarli, ovvero chiarire gli obiettivi progettuali, per poi passare alla scrittura del codice vera e propria.</w:t>
+            </w:r>
+          </w:p>
+          <w:p>
+            <w:pPr>
+              <w:spacing w:line="276" w:lineRule="auto"/>
+              <w:jc w:val="both"/>
+              <w:rPr/>
+            </w:pPr>
+            <w:r>
+              <w:rPr>
+                <w:rtl w:val="0"/>
+              </w:rPr>
+              <w:t xml:space="preserve">Ho pensato che il modo più efficace fosse quello di concepire il progetto web come una landing page, poiché ritengo sia il modello che sarebbe adottato nel mondo reale per esporre questo tipo di contenuto, grazie alla facilità di fruizione e manutenzione che offre. In particolare, ho deciso di adottare il modello della </w:t>
+            </w:r>
+            <w:r>
+              <w:rPr>
+                <w:b w:val="1"/>
+                <w:rtl w:val="0"/>
+              </w:rPr>
+              <w:t xml:space="preserve">all in one landing page</w:t>
+            </w:r>
+            <w:r>
+              <w:rPr>
+                <w:rtl w:val="0"/>
+              </w:rPr>
+              <w:t xml:space="preserve">, in cui tutti i contenuti sono all’interno di un’unica pagina le cui voci di menu sono ancore che riportano a sezioni interne della pagina stessa che scorre verticalmente.</w:t>
+            </w:r>
+          </w:p>
+          <w:p>
+            <w:pPr>
+              <w:spacing w:line="276" w:lineRule="auto"/>
+              <w:jc w:val="both"/>
+              <w:rPr/>
+            </w:pPr>
+            <w:r>
+              <w:rPr>
+                <w:rtl w:val="0"/>
+              </w:rPr>
+              <w:t xml:space="preserve">Di seguito, i punti che mi sono prefissato per ottenere un buon risultato:</w:t>
+            </w:r>
+          </w:p>
+          <w:p>
+            <w:pPr>
+              <w:spacing w:line="276" w:lineRule="auto"/>
+              <w:jc w:val="both"/>
+              <w:rPr/>
+            </w:pPr>
+            <w:r>
+              <w:rPr>
+                <w:rtl w:val="0"/>
+              </w:rPr>
             </w:r>
           </w:p>
           <w:p>
             <w:pPr>
               <w:numPr>
                 <w:ilvl w:val="0"/>
-                <w:numId w:val="1"/>
+                <w:numId w:val="4"/>
               </w:numPr>
-              <w:spacing w:line="240" w:lineRule="auto"/>
               <w:ind w:left="720" w:hanging="360"/>
               <w:jc w:val="both"/>
-              <w:rPr>
-                <w:i w:val="1"/>
-              </w:rPr>
-            </w:pPr>
-            <w:r>
-              <w:rPr>
-                <w:i w:val="1"/>
-                <w:rtl w:val="0"/>
-              </w:rPr>
-              <w:t xml:space="preserve">breve resoconto della strutturazione della pagina con rif. a sezioni più interessanti</w:t>
+            </w:pPr>
+            <w:r>
+              <w:rPr>
+                <w:rtl w:val="0"/>
+              </w:rPr>
+              <w:t xml:space="preserve">Utilizzare HTML semantico per fornire una buona struttura che favorisca sia la leggibilità del codice che l’indicizzazione da parte dei motori di ricerca, e ricordare di utilizzare i metadati.</w:t>
+              <w:br w:type="textWrapping"/>
             </w:r>
           </w:p>
           <w:p>
             <w:pPr>
               <w:numPr>
                 <w:ilvl w:val="0"/>
-                <w:numId w:val="1"/>
+                <w:numId w:val="4"/>
               </w:numPr>
-              <w:spacing w:line="240" w:lineRule="auto"/>
               <w:ind w:left="720" w:hanging="360"/>
               <w:jc w:val="both"/>
-              <w:rPr>
-                <w:i w:val="1"/>
-              </w:rPr>
-            </w:pPr>
-            <w:r>
-              <w:rPr>
-                <w:i w:val="1"/>
-                <w:rtl w:val="0"/>
-              </w:rPr>
-              <w:t xml:space="preserve">link alla pagina web (è un di più)</w:t>
+            </w:pPr>
+            <w:r>
+              <w:rPr>
+                <w:rtl w:val="0"/>
+              </w:rPr>
+              <w:t xml:space="preserve">Implementare una struttura gerarchica delle sezioni e dei titoli.</w:t>
+              <w:br w:type="textWrapping"/>
             </w:r>
           </w:p>
           <w:p>
             <w:pPr>
               <w:numPr>
                 <w:ilvl w:val="0"/>
-                <w:numId w:val="1"/>
+                <w:numId w:val="4"/>
               </w:numPr>
-              <w:spacing w:line="240" w:lineRule="auto"/>
               <w:ind w:left="720" w:hanging="360"/>
               <w:jc w:val="both"/>
-              <w:rPr>
-                <w:i w:val="1"/>
-              </w:rPr>
-            </w:pPr>
-            <w:r>
-              <w:rPr>
-                <w:i w:val="1"/>
-                <w:rtl w:val="0"/>
-              </w:rPr>
-              <w:t xml:space="preserve">sezione storico</w:t>
+            </w:pPr>
+            <w:r>
+              <w:rPr>
+                <w:rtl w:val="0"/>
+              </w:rPr>
+              <w:t xml:space="preserve">Suddividere il CSS in sezioni distinte ricordando di applicare il reset dello stile di base</w:t>
+              <w:br w:type="textWrapping"/>
             </w:r>
           </w:p>
           <w:p>
             <w:pPr>
               <w:numPr>
                 <w:ilvl w:val="0"/>
-                <w:numId w:val="1"/>
+                <w:numId w:val="4"/>
               </w:numPr>
-              <w:spacing w:line="240" w:lineRule="auto"/>
               <w:ind w:left="720" w:hanging="360"/>
               <w:jc w:val="both"/>
-              <w:rPr>
-                <w:i w:val="1"/>
-              </w:rPr>
-            </w:pPr>
-            <w:r>
-              <w:rPr>
-                <w:i w:val="1"/>
-                <w:rtl w:val="0"/>
-              </w:rPr>
-              <w:t xml:space="preserve">introduzione all’azienda del caso studio, al settore in cui opera, al contesto, alla organizzazione interna ecc</w:t>
-            </w:r>
-          </w:p>
-          <w:p>
-            <w:pPr>
-              <w:spacing w:line="240" w:lineRule="auto"/>
-              <w:jc w:val="both"/>
-              <w:rPr/>
-            </w:pPr>
-            <w:r>
-              <w:rPr>
-                <w:rtl w:val="0"/>
-              </w:rPr>
-            </w:r>
-          </w:p>
-          <w:p>
-            <w:pPr>
-              <w:spacing w:line="240" w:lineRule="auto"/>
-              <w:jc w:val="both"/>
-              <w:rPr/>
-            </w:pPr>
-            <w:r>
-              <w:rPr>
-                <w:rtl w:val="0"/>
-              </w:rPr>
-              <w:t xml:space="preserve">Bla bla</w:t>
-            </w:r>
-          </w:p>
-          <w:p>
-            <w:pPr>
-              <w:spacing w:line="240" w:lineRule="auto"/>
-              <w:jc w:val="both"/>
-              <w:rPr/>
-            </w:pPr>
-            <w:r>
-              <w:rPr>
-                <w:rtl w:val="0"/>
-              </w:rPr>
+            </w:pPr>
+            <w:r>
+              <w:rPr>
+                <w:rtl w:val="0"/>
+              </w:rPr>
+              <w:t xml:space="preserve">Definire classi custom riutilizzabili per evitare ripetizioni e, se conveniente, definire un tema tramite le funzionalità di </w:t>
+            </w:r>
+            <w:r>
+              <w:rPr>
+                <w:rtl w:val="0"/>
+              </w:rPr>
+              <w:t xml:space="preserve">tailwind.config.js</w:t>
+            </w:r>
+            <w:r>
+              <w:rPr>
+                <w:rtl w:val="0"/>
+              </w:rPr>
+              <w:t xml:space="preserve"> per centralizzare la tipografia.</w:t>
+              <w:br w:type="textWrapping"/>
+            </w:r>
+          </w:p>
+          <w:p>
+            <w:pPr>
+              <w:numPr>
+                <w:ilvl w:val="0"/>
+                <w:numId w:val="4"/>
+              </w:numPr>
+              <w:ind w:left="720" w:hanging="360"/>
+              <w:jc w:val="both"/>
+            </w:pPr>
+            <w:r>
+              <w:rPr>
+                <w:rtl w:val="0"/>
+              </w:rPr>
+              <w:t xml:space="preserve">Ottimizzare CSS e JavaScript.</w:t>
+              <w:br w:type="textWrapping"/>
+            </w:r>
+          </w:p>
+          <w:p>
+            <w:pPr>
+              <w:numPr>
+                <w:ilvl w:val="0"/>
+                <w:numId w:val="4"/>
+              </w:numPr>
+              <w:ind w:left="720" w:hanging="360"/>
+              <w:jc w:val="both"/>
+            </w:pPr>
+            <w:r>
+              <w:rPr>
+                <w:rtl w:val="0"/>
+              </w:rPr>
+              <w:t xml:space="preserve">Usare Flexbox come grid system per partire già con un layout flessibile e responsive.</w:t>
+              <w:br w:type="textWrapping"/>
+            </w:r>
+          </w:p>
+          <w:p>
+            <w:pPr>
+              <w:numPr>
+                <w:ilvl w:val="0"/>
+                <w:numId w:val="4"/>
+              </w:numPr>
+              <w:ind w:left="720" w:hanging="360"/>
+              <w:jc w:val="both"/>
+              <w:rPr>
+                <w:u w:val="none"/>
+              </w:rPr>
+            </w:pPr>
+            <w:r>
+              <w:rPr>
+                <w:rtl w:val="0"/>
+              </w:rPr>
+              <w:t xml:space="preserve">Seguire uno sviluppo mobile-first.</w:t>
+              <w:br w:type="textWrapping"/>
+            </w:r>
+          </w:p>
+          <w:p>
+            <w:pPr>
+              <w:numPr>
+                <w:ilvl w:val="0"/>
+                <w:numId w:val="4"/>
+              </w:numPr>
+              <w:ind w:left="720" w:hanging="360"/>
+              <w:jc w:val="both"/>
+            </w:pPr>
+            <w:r>
+              <w:rPr>
+                <w:rtl w:val="0"/>
+              </w:rPr>
+              <w:t xml:space="preserve">Seguire i principi dell’accessibilità, tema particolarmente importante per questo tipo di contenuto. Nello specifico utilizzare font leggibili, colori con un buon contrasto, testi alternativi per le immagini.</w:t>
+              <w:br w:type="textWrapping"/>
+            </w:r>
+          </w:p>
+          <w:p>
+            <w:pPr>
+              <w:numPr>
+                <w:ilvl w:val="0"/>
+                <w:numId w:val="4"/>
+              </w:numPr>
+              <w:ind w:left="720" w:hanging="360"/>
+              <w:jc w:val="both"/>
+            </w:pPr>
+            <w:r>
+              <w:rPr>
+                <w:rtl w:val="0"/>
+              </w:rPr>
+              <w:t xml:space="preserve">Ottimizzare tutte le immagini.</w:t>
             </w:r>
           </w:p>
         </w:tc>
@@ -3013,12 +5515,12 @@
           <w:p>
             <w:pPr>
               <w:pStyle w:val="Heading3"/>
-              <w:spacing w:line="240" w:lineRule="auto"/>
-              <w:jc w:val="both"/>
-              <w:rPr/>
-            </w:pPr>
-            <w:bookmarkStart w:colFirst="0" w:colLast="0" w:name="_w8yz229b7xve" w:id="9"/>
-            <w:bookmarkEnd w:id="9"/>
+              <w:spacing w:line="276" w:lineRule="auto"/>
+              <w:jc w:val="both"/>
+              <w:rPr/>
+            </w:pPr>
+            <w:bookmarkStart w:colFirst="0" w:colLast="0" w:name="_w8yz229b7xve" w:id="15"/>
+            <w:bookmarkEnd w:id="15"/>
             <w:r>
               <w:rPr>
                 <w:rtl w:val="0"/>
@@ -3028,7 +5530,7 @@
           </w:p>
           <w:p>
             <w:pPr>
-              <w:spacing w:line="240" w:lineRule="auto"/>
+              <w:spacing w:line="276" w:lineRule="auto"/>
               <w:jc w:val="both"/>
               <w:rPr>
                 <w:i w:val="1"/>
@@ -3044,19 +5546,19 @@
           </w:p>
           <w:p>
             <w:pPr>
-              <w:spacing w:line="240" w:lineRule="auto"/>
-              <w:jc w:val="both"/>
-              <w:rPr/>
-            </w:pPr>
-            <w:r>
-              <w:rPr>
-                <w:rtl w:val="0"/>
-              </w:rPr>
-            </w:r>
-          </w:p>
-          <w:p>
-            <w:pPr>
-              <w:spacing w:line="240" w:lineRule="auto"/>
+              <w:spacing w:line="276" w:lineRule="auto"/>
+              <w:jc w:val="both"/>
+              <w:rPr/>
+            </w:pPr>
+            <w:r>
+              <w:rPr>
+                <w:rtl w:val="0"/>
+              </w:rPr>
+            </w:r>
+          </w:p>
+          <w:p>
+            <w:pPr>
+              <w:spacing w:line="276" w:lineRule="auto"/>
               <w:jc w:val="both"/>
               <w:rPr/>
             </w:pPr>
@@ -3085,11 +5587,12 @@
           <w:p>
             <w:pPr>
               <w:pStyle w:val="Heading3"/>
-              <w:jc w:val="both"/>
-              <w:rPr/>
-            </w:pPr>
-            <w:bookmarkStart w:colFirst="0" w:colLast="0" w:name="_16l4r7e4hb9f" w:id="10"/>
-            <w:bookmarkEnd w:id="10"/>
+              <w:spacing w:line="276" w:lineRule="auto"/>
+              <w:jc w:val="both"/>
+              <w:rPr/>
+            </w:pPr>
+            <w:bookmarkStart w:colFirst="0" w:colLast="0" w:name="_16l4r7e4hb9f" w:id="16"/>
+            <w:bookmarkEnd w:id="16"/>
             <w:r>
               <w:rPr>
                 <w:rtl w:val="0"/>
@@ -3101,9 +5604,9 @@
             <w:pPr>
               <w:numPr>
                 <w:ilvl w:val="0"/>
-                <w:numId w:val="4"/>
+                <w:numId w:val="6"/>
               </w:numPr>
-              <w:spacing w:line="240" w:lineRule="auto"/>
+              <w:spacing w:line="276" w:lineRule="auto"/>
               <w:ind w:left="720" w:hanging="360"/>
               <w:jc w:val="both"/>
               <w:rPr>
@@ -3122,9 +5625,9 @@
             <w:pPr>
               <w:numPr>
                 <w:ilvl w:val="0"/>
-                <w:numId w:val="4"/>
+                <w:numId w:val="6"/>
               </w:numPr>
-              <w:spacing w:line="240" w:lineRule="auto"/>
+              <w:spacing w:line="276" w:lineRule="auto"/>
               <w:ind w:left="720" w:hanging="360"/>
               <w:jc w:val="both"/>
               <w:rPr>
@@ -3141,19 +5644,7 @@
           </w:p>
           <w:p>
             <w:pPr>
-              <w:spacing w:line="240" w:lineRule="auto"/>
-              <w:jc w:val="both"/>
-              <w:rPr/>
-            </w:pPr>
-            <w:r>
-              <w:rPr>
-                <w:rtl w:val="0"/>
-              </w:rPr>
-            </w:r>
-          </w:p>
-          <w:p>
-            <w:pPr>
-              <w:spacing w:line="240" w:lineRule="auto"/>
+              <w:spacing w:line="276" w:lineRule="auto"/>
               <w:jc w:val="both"/>
               <w:rPr/>
             </w:pPr>
@@ -3168,7 +5659,7 @@
     </w:tbl>
     <w:p>
       <w:pPr>
-        <w:spacing w:line="240" w:lineRule="auto"/>
+        <w:spacing w:line="276" w:lineRule="auto"/>
         <w:jc w:val="both"/>
         <w:rPr/>
       </w:pPr>
@@ -3181,11 +5672,93 @@
     </w:p>
     <w:p>
       <w:pPr>
+        <w:spacing w:line="276" w:lineRule="auto"/>
+        <w:jc w:val="both"/>
         <w:rPr/>
       </w:pPr>
       <w:r>
-        <w:br w:type="page"/>
+        <w:rPr>
+          <w:rtl w:val="0"/>
+        </w:rPr>
       </w:r>
+    </w:p>
+    <w:p>
+      <w:pPr>
+        <w:spacing w:line="276" w:lineRule="auto"/>
+        <w:jc w:val="both"/>
+        <w:rPr/>
+      </w:pPr>
+      <w:r>
+        <w:rPr>
+          <w:rtl w:val="0"/>
+        </w:rPr>
+      </w:r>
+    </w:p>
+    <w:p>
+      <w:pPr>
+        <w:spacing w:line="276" w:lineRule="auto"/>
+        <w:jc w:val="both"/>
+        <w:rPr/>
+      </w:pPr>
+      <w:r>
+        <w:rPr>
+          <w:rtl w:val="0"/>
+        </w:rPr>
+      </w:r>
+    </w:p>
+    <w:p>
+      <w:pPr>
+        <w:spacing w:line="276" w:lineRule="auto"/>
+        <w:jc w:val="both"/>
+        <w:rPr/>
+      </w:pPr>
+      <w:r>
+        <w:rPr>
+          <w:rtl w:val="0"/>
+        </w:rPr>
+      </w:r>
+    </w:p>
+    <w:p>
+      <w:pPr>
+        <w:spacing w:line="276" w:lineRule="auto"/>
+        <w:rPr>
+          <w:color w:val="ff0000"/>
+        </w:rPr>
+      </w:pPr>
+      <w:r>
+        <w:rPr>
+          <w:color w:val="ff0000"/>
+          <w:rtl w:val="0"/>
+        </w:rPr>
+        <w:t xml:space="preserve">Remember to  set GitHub project to public!</w:t>
+      </w:r>
+    </w:p>
+    <w:p>
+      <w:pPr>
+        <w:spacing w:line="276" w:lineRule="auto"/>
+        <w:rPr/>
+      </w:pPr>
+      <w:hyperlink r:id="rId28">
+        <w:r>
+          <w:rPr>
+            <w:color w:val="1155cc"/>
+            <w:u w:val="single"/>
+            <w:rtl w:val="0"/>
+          </w:rPr>
+          <w:t xml:space="preserve">https://github.com/iakizz/pw-1741297793/settings</w:t>
+        </w:r>
+      </w:hyperlink>
+      <w:r>
+        <w:rPr>
+          <w:rtl w:val="0"/>
+        </w:rPr>
+      </w:r>
+    </w:p>
+    <w:p>
+      <w:pPr>
+        <w:spacing w:line="276" w:lineRule="auto"/>
+        <w:rPr/>
+      </w:pPr>
       <w:r>
         <w:rPr>
           <w:rtl w:val="0"/>
@@ -3233,7 +5806,7 @@
                 <w:bottom w:color="ff0000" w:space="0" w:sz="8" w:val="single"/>
                 <w:right w:color="ff0000" w:space="0" w:sz="8" w:val="single"/>
               </w:pBdr>
-              <w:spacing w:line="240" w:lineRule="auto"/>
+              <w:spacing w:line="276" w:lineRule="auto"/>
               <w:rPr/>
             </w:pPr>
             <w:r>
@@ -3242,7 +5815,7 @@
                 <wp:inline distB="0" distT="0" distL="0" distR="0">
                   <wp:extent cx="5614125" cy="657225"/>
                   <wp:effectExtent b="0" l="0" r="0" t="0"/>
-                  <wp:docPr id="5" name="image5.png"/>
+                  <wp:docPr id="8" name="image5.png"/>
                   <a:graphic>
                     <a:graphicData uri="http://schemas.openxmlformats.org/drawingml/2006/picture">
                       <pic:pic>
@@ -3251,7 +5824,7 @@
                           <pic:cNvPicPr preferRelativeResize="0"/>
                         </pic:nvPicPr>
                         <pic:blipFill>
-                          <a:blip r:embed="rId18"/>
+                          <a:blip r:embed="rId29"/>
                           <a:srcRect b="0" l="0" r="0" t="0"/>
                           <a:stretch>
                             <a:fillRect/>
@@ -3301,7 +5874,7 @@
                 <w:bottom w:color="ff0000" w:space="0" w:sz="8" w:val="single"/>
                 <w:right w:color="ff0000" w:space="0" w:sz="8" w:val="single"/>
               </w:pBdr>
-              <w:spacing w:line="240" w:lineRule="auto"/>
+              <w:spacing w:line="276" w:lineRule="auto"/>
               <w:rPr/>
             </w:pPr>
             <w:r>
@@ -3310,16 +5883,16 @@
                 <wp:inline distB="0" distT="0" distL="0" distR="0">
                   <wp:extent cx="5765027" cy="666163"/>
                   <wp:effectExtent b="0" l="0" r="0" t="0"/>
-                  <wp:docPr id="2" name="image9.png"/>
+                  <wp:docPr id="5" name="image4.png"/>
                   <a:graphic>
                     <a:graphicData uri="http://schemas.openxmlformats.org/drawingml/2006/picture">
                       <pic:pic>
                         <pic:nvPicPr>
-                          <pic:cNvPr id="0" name="image9.png"/>
+                          <pic:cNvPr id="0" name="image4.png"/>
                           <pic:cNvPicPr preferRelativeResize="0"/>
                         </pic:nvPicPr>
                         <pic:blipFill>
-                          <a:blip r:embed="rId19"/>
+                          <a:blip r:embed="rId30"/>
                           <a:srcRect b="0" l="0" r="0" t="0"/>
                           <a:stretch>
                             <a:fillRect/>
@@ -3356,7 +5929,7 @@
           <w:bottom w:color="ff0000" w:space="0" w:sz="8" w:val="single"/>
           <w:right w:color="ff0000" w:space="0" w:sz="8" w:val="single"/>
         </w:pBdr>
-        <w:spacing w:line="240" w:lineRule="auto"/>
+        <w:spacing w:line="276" w:lineRule="auto"/>
         <w:rPr/>
       </w:pPr>
       <w:r>
@@ -3365,16 +5938,16 @@
           <wp:inline distB="0" distT="0" distL="0" distR="0">
             <wp:extent cx="5710804" cy="1020380"/>
             <wp:effectExtent b="0" l="0" r="0" t="0"/>
-            <wp:docPr id="4" name="image4.png"/>
+            <wp:docPr id="7" name="image12.png"/>
             <a:graphic>
               <a:graphicData uri="http://schemas.openxmlformats.org/drawingml/2006/picture">
                 <pic:pic>
                   <pic:nvPicPr>
-                    <pic:cNvPr id="0" name="image4.png"/>
+                    <pic:cNvPr id="0" name="image12.png"/>
                     <pic:cNvPicPr preferRelativeResize="0"/>
                   </pic:nvPicPr>
                   <pic:blipFill>
-                    <a:blip r:embed="rId20"/>
+                    <a:blip r:embed="rId31"/>
                     <a:srcRect b="0" l="0" r="0" t="0"/>
                     <a:stretch>
                       <a:fillRect/>
@@ -3402,6 +5975,7 @@
     </w:p>
     <w:p>
       <w:pPr>
+        <w:spacing w:line="276" w:lineRule="auto"/>
         <w:rPr/>
       </w:pPr>
       <w:r>
@@ -3418,7 +5992,7 @@
           <w:bottom w:color="ff0000" w:space="0" w:sz="8" w:val="single"/>
           <w:right w:color="ff0000" w:space="0" w:sz="8" w:val="single"/>
         </w:pBdr>
-        <w:spacing w:line="240" w:lineRule="auto"/>
+        <w:spacing w:line="276" w:lineRule="auto"/>
         <w:rPr/>
       </w:pPr>
       <w:r>
@@ -3427,16 +6001,16 @@
           <wp:inline distB="0" distT="0" distL="0" distR="0">
             <wp:extent cx="5559905" cy="530476"/>
             <wp:effectExtent b="0" l="0" r="0" t="0"/>
-            <wp:docPr id="6" name="image8.png"/>
+            <wp:docPr id="9" name="image2.png"/>
             <a:graphic>
               <a:graphicData uri="http://schemas.openxmlformats.org/drawingml/2006/picture">
                 <pic:pic>
                   <pic:nvPicPr>
-                    <pic:cNvPr id="0" name="image8.png"/>
+                    <pic:cNvPr id="0" name="image2.png"/>
                     <pic:cNvPicPr preferRelativeResize="0"/>
                   </pic:nvPicPr>
                   <pic:blipFill>
-                    <a:blip r:embed="rId21"/>
+                    <a:blip r:embed="rId32"/>
                     <a:srcRect b="0" l="0" r="0" t="0"/>
                     <a:stretch>
                       <a:fillRect/>
@@ -3464,6 +6038,7 @@
     </w:p>
     <w:p>
       <w:pPr>
+        <w:spacing w:line="276" w:lineRule="auto"/>
         <w:rPr/>
       </w:pPr>
       <w:r>
@@ -3480,7 +6055,7 @@
           <w:bottom w:color="ff0000" w:space="0" w:sz="8" w:val="single"/>
           <w:right w:color="ff0000" w:space="0" w:sz="8" w:val="single"/>
         </w:pBdr>
-        <w:spacing w:line="240" w:lineRule="auto"/>
+        <w:spacing w:line="276" w:lineRule="auto"/>
         <w:rPr/>
       </w:pPr>
       <w:r>
@@ -3489,16 +6064,16 @@
           <wp:inline distB="0" distT="0" distL="0" distR="0">
             <wp:extent cx="4499949" cy="384495"/>
             <wp:effectExtent b="0" l="0" r="0" t="0"/>
-            <wp:docPr id="7" name="image3.png"/>
+            <wp:docPr id="10" name="image8.png"/>
             <a:graphic>
               <a:graphicData uri="http://schemas.openxmlformats.org/drawingml/2006/picture">
                 <pic:pic>
                   <pic:nvPicPr>
-                    <pic:cNvPr id="0" name="image3.png"/>
+                    <pic:cNvPr id="0" name="image8.png"/>
                     <pic:cNvPicPr preferRelativeResize="0"/>
                   </pic:nvPicPr>
                   <pic:blipFill>
-                    <a:blip r:embed="rId22"/>
+                    <a:blip r:embed="rId33"/>
                     <a:srcRect b="0" l="0" r="0" t="0"/>
                     <a:stretch>
                       <a:fillRect/>
@@ -3526,6 +6101,7 @@
     </w:p>
     <w:p>
       <w:pPr>
+        <w:spacing w:line="276" w:lineRule="auto"/>
         <w:rPr/>
       </w:pPr>
       <w:r>
@@ -3542,7 +6118,7 @@
           <w:bottom w:color="ff0000" w:space="0" w:sz="8" w:val="single"/>
           <w:right w:color="ff0000" w:space="0" w:sz="8" w:val="single"/>
         </w:pBdr>
-        <w:spacing w:line="240" w:lineRule="auto"/>
+        <w:spacing w:line="276" w:lineRule="auto"/>
         <w:rPr/>
       </w:pPr>
       <w:r>
@@ -3551,16 +6127,16 @@
           <wp:inline distB="0" distT="0" distL="0" distR="0">
             <wp:extent cx="3438295" cy="379098"/>
             <wp:effectExtent b="0" l="0" r="0" t="0"/>
-            <wp:docPr id="1" name="image1.png"/>
+            <wp:docPr id="1" name="image7.png"/>
             <a:graphic>
               <a:graphicData uri="http://schemas.openxmlformats.org/drawingml/2006/picture">
                 <pic:pic>
                   <pic:nvPicPr>
-                    <pic:cNvPr id="0" name="image1.png"/>
+                    <pic:cNvPr id="0" name="image7.png"/>
                     <pic:cNvPicPr preferRelativeResize="0"/>
                   </pic:nvPicPr>
                   <pic:blipFill>
-                    <a:blip r:embed="rId23"/>
+                    <a:blip r:embed="rId34"/>
                     <a:srcRect b="0" l="0" r="0" t="0"/>
                     <a:stretch>
                       <a:fillRect/>
@@ -3588,6 +6164,7 @@
     </w:p>
     <w:p>
       <w:pPr>
+        <w:spacing w:line="276" w:lineRule="auto"/>
         <w:rPr/>
       </w:pPr>
       <w:r>
@@ -3604,7 +6181,7 @@
           <w:bottom w:color="ff0000" w:space="0" w:sz="8" w:val="single"/>
           <w:right w:color="ff0000" w:space="0" w:sz="8" w:val="single"/>
         </w:pBdr>
-        <w:spacing w:line="240" w:lineRule="auto"/>
+        <w:spacing w:line="276" w:lineRule="auto"/>
         <w:rPr/>
       </w:pPr>
       <w:r>
@@ -3613,16 +6190,16 @@
           <wp:inline distB="0" distT="0" distL="0" distR="0">
             <wp:extent cx="5775577" cy="578637"/>
             <wp:effectExtent b="0" l="0" r="0" t="0"/>
-            <wp:docPr id="10" name="image7.png"/>
+            <wp:docPr id="13" name="image1.png"/>
             <a:graphic>
               <a:graphicData uri="http://schemas.openxmlformats.org/drawingml/2006/picture">
                 <pic:pic>
                   <pic:nvPicPr>
-                    <pic:cNvPr id="0" name="image7.png"/>
+                    <pic:cNvPr id="0" name="image1.png"/>
                     <pic:cNvPicPr preferRelativeResize="0"/>
                   </pic:nvPicPr>
                   <pic:blipFill>
-                    <a:blip r:embed="rId24"/>
+                    <a:blip r:embed="rId35"/>
                     <a:srcRect b="0" l="0" r="0" t="0"/>
                     <a:stretch>
                       <a:fillRect/>
@@ -3650,6 +6227,7 @@
     </w:p>
     <w:p>
       <w:pPr>
+        <w:spacing w:line="276" w:lineRule="auto"/>
         <w:rPr/>
       </w:pPr>
       <w:r>
@@ -3666,7 +6244,7 @@
           <w:bottom w:color="ff0000" w:space="0" w:sz="8" w:val="single"/>
           <w:right w:color="ff0000" w:space="0" w:sz="8" w:val="single"/>
         </w:pBdr>
-        <w:spacing w:line="240" w:lineRule="auto"/>
+        <w:spacing w:line="276" w:lineRule="auto"/>
         <w:rPr/>
       </w:pPr>
       <w:r>
@@ -3675,16 +6253,16 @@
           <wp:inline distB="0" distT="0" distL="0" distR="0">
             <wp:extent cx="6116320" cy="417195"/>
             <wp:effectExtent b="0" l="0" r="0" t="0"/>
-            <wp:docPr id="3" name="image2.png"/>
+            <wp:docPr id="6" name="image9.png"/>
             <a:graphic>
               <a:graphicData uri="http://schemas.openxmlformats.org/drawingml/2006/picture">
                 <pic:pic>
                   <pic:nvPicPr>
-                    <pic:cNvPr id="0" name="image2.png"/>
+                    <pic:cNvPr id="0" name="image9.png"/>
                     <pic:cNvPicPr preferRelativeResize="0"/>
                   </pic:nvPicPr>
                   <pic:blipFill>
-                    <a:blip r:embed="rId25"/>
+                    <a:blip r:embed="rId36"/>
                     <a:srcRect b="0" l="0" r="0" t="0"/>
                     <a:stretch>
                       <a:fillRect/>
@@ -3712,6 +6290,7 @@
     </w:p>
     <w:p>
       <w:pPr>
+        <w:spacing w:line="276" w:lineRule="auto"/>
         <w:rPr/>
       </w:pPr>
       <w:r>
@@ -3722,6 +6301,7 @@
     </w:p>
     <w:p>
       <w:pPr>
+        <w:spacing w:line="276" w:lineRule="auto"/>
         <w:rPr/>
       </w:pPr>
       <w:r>
@@ -3732,7 +6312,7 @@
     </w:p>
     <w:p>
       <w:pPr>
-        <w:spacing w:after="240" w:before="240" w:lineRule="auto"/>
+        <w:spacing w:after="240" w:before="240" w:line="276" w:lineRule="auto"/>
         <w:ind w:left="0" w:right="600" w:firstLine="0"/>
         <w:rPr/>
       </w:pPr>
@@ -3754,8 +6334,8 @@
       </w:r>
     </w:p>
     <w:sectPr>
-      <w:footerReference r:id="rId26" w:type="default"/>
-      <w:footerReference r:id="rId27" w:type="even"/>
+      <w:footerReference r:id="rId37" w:type="default"/>
+      <w:footerReference r:id="rId38" w:type="even"/>
       <w:pgSz w:h="16840" w:w="11900" w:orient="portrait"/>
       <w:pgMar w:bottom="1247.2440944881891" w:top="850.3937007874016" w:left="1133.8582677165355" w:right="566.9291338582677" w:header="566.9291338582677" w:footer="566.9291338582677"/>
       <w:pgNumType w:start="1"/>
@@ -4192,7 +6772,7 @@
     <w:lvl w:ilvl="0">
       <w:start w:val="1"/>
       <w:numFmt w:val="bullet"/>
-      <w:lvlText w:val="-"/>
+      <w:lvlText w:val="●"/>
       <w:lvlJc w:val="left"/>
       <w:pPr>
         <w:ind w:left="720" w:hanging="360"/>
@@ -4204,7 +6784,7 @@
     <w:lvl w:ilvl="1">
       <w:start w:val="1"/>
       <w:numFmt w:val="bullet"/>
-      <w:lvlText w:val="-"/>
+      <w:lvlText w:val="○"/>
       <w:lvlJc w:val="left"/>
       <w:pPr>
         <w:ind w:left="1440" w:hanging="360"/>
@@ -4216,7 +6796,7 @@
     <w:lvl w:ilvl="2">
       <w:start w:val="1"/>
       <w:numFmt w:val="bullet"/>
-      <w:lvlText w:val="-"/>
+      <w:lvlText w:val="■"/>
       <w:lvlJc w:val="left"/>
       <w:pPr>
         <w:ind w:left="2160" w:hanging="360"/>
@@ -4228,7 +6808,7 @@
     <w:lvl w:ilvl="3">
       <w:start w:val="1"/>
       <w:numFmt w:val="bullet"/>
-      <w:lvlText w:val="-"/>
+      <w:lvlText w:val="●"/>
       <w:lvlJc w:val="left"/>
       <w:pPr>
         <w:ind w:left="2880" w:hanging="360"/>
@@ -4240,7 +6820,7 @@
     <w:lvl w:ilvl="4">
       <w:start w:val="1"/>
       <w:numFmt w:val="bullet"/>
-      <w:lvlText w:val="-"/>
+      <w:lvlText w:val="○"/>
       <w:lvlJc w:val="left"/>
       <w:pPr>
         <w:ind w:left="3600" w:hanging="360"/>
@@ -4252,7 +6832,7 @@
     <w:lvl w:ilvl="5">
       <w:start w:val="1"/>
       <w:numFmt w:val="bullet"/>
-      <w:lvlText w:val="-"/>
+      <w:lvlText w:val="■"/>
       <w:lvlJc w:val="left"/>
       <w:pPr>
         <w:ind w:left="4320" w:hanging="360"/>
@@ -4264,7 +6844,7 @@
     <w:lvl w:ilvl="6">
       <w:start w:val="1"/>
       <w:numFmt w:val="bullet"/>
-      <w:lvlText w:val="-"/>
+      <w:lvlText w:val="●"/>
       <w:lvlJc w:val="left"/>
       <w:pPr>
         <w:ind w:left="5040" w:hanging="360"/>
@@ -4276,7 +6856,7 @@
     <w:lvl w:ilvl="7">
       <w:start w:val="1"/>
       <w:numFmt w:val="bullet"/>
-      <w:lvlText w:val="-"/>
+      <w:lvlText w:val="○"/>
       <w:lvlJc w:val="left"/>
       <w:pPr>
         <w:ind w:left="5760" w:hanging="360"/>
@@ -4288,7 +6868,7 @@
     <w:lvl w:ilvl="8">
       <w:start w:val="1"/>
       <w:numFmt w:val="bullet"/>
-      <w:lvlText w:val="-"/>
+      <w:lvlText w:val="■"/>
       <w:lvlJc w:val="left"/>
       <w:pPr>
         <w:ind w:left="6480" w:hanging="360"/>
@@ -4302,7 +6882,7 @@
     <w:lvl w:ilvl="0">
       <w:start w:val="1"/>
       <w:numFmt w:val="bullet"/>
-      <w:lvlText w:val="-"/>
+      <w:lvlText w:val="●"/>
       <w:lvlJc w:val="left"/>
       <w:pPr>
         <w:ind w:left="720" w:hanging="360"/>
@@ -4314,7 +6894,7 @@
     <w:lvl w:ilvl="1">
       <w:start w:val="1"/>
       <w:numFmt w:val="bullet"/>
-      <w:lvlText w:val="-"/>
+      <w:lvlText w:val="○"/>
       <w:lvlJc w:val="left"/>
       <w:pPr>
         <w:ind w:left="1440" w:hanging="360"/>
@@ -4326,7 +6906,7 @@
     <w:lvl w:ilvl="2">
       <w:start w:val="1"/>
       <w:numFmt w:val="bullet"/>
-      <w:lvlText w:val="-"/>
+      <w:lvlText w:val="■"/>
       <w:lvlJc w:val="left"/>
       <w:pPr>
         <w:ind w:left="2160" w:hanging="360"/>
@@ -4338,7 +6918,7 @@
     <w:lvl w:ilvl="3">
       <w:start w:val="1"/>
       <w:numFmt w:val="bullet"/>
-      <w:lvlText w:val="-"/>
+      <w:lvlText w:val="●"/>
       <w:lvlJc w:val="left"/>
       <w:pPr>
         <w:ind w:left="2880" w:hanging="360"/>
@@ -4350,7 +6930,7 @@
     <w:lvl w:ilvl="4">
       <w:start w:val="1"/>
       <w:numFmt w:val="bullet"/>
-      <w:lvlText w:val="-"/>
+      <w:lvlText w:val="○"/>
       <w:lvlJc w:val="left"/>
       <w:pPr>
         <w:ind w:left="3600" w:hanging="360"/>
@@ -4362,7 +6942,7 @@
     <w:lvl w:ilvl="5">
       <w:start w:val="1"/>
       <w:numFmt w:val="bullet"/>
-      <w:lvlText w:val="-"/>
+      <w:lvlText w:val="■"/>
       <w:lvlJc w:val="left"/>
       <w:pPr>
         <w:ind w:left="4320" w:hanging="360"/>
@@ -4374,7 +6954,7 @@
     <w:lvl w:ilvl="6">
       <w:start w:val="1"/>
       <w:numFmt w:val="bullet"/>
-      <w:lvlText w:val="-"/>
+      <w:lvlText w:val="●"/>
       <w:lvlJc w:val="left"/>
       <w:pPr>
         <w:ind w:left="5040" w:hanging="360"/>
@@ -4386,7 +6966,7 @@
     <w:lvl w:ilvl="7">
       <w:start w:val="1"/>
       <w:numFmt w:val="bullet"/>
-      <w:lvlText w:val="-"/>
+      <w:lvlText w:val="○"/>
       <w:lvlJc w:val="left"/>
       <w:pPr>
         <w:ind w:left="5760" w:hanging="360"/>
@@ -4398,7 +6978,7 @@
     <w:lvl w:ilvl="8">
       <w:start w:val="1"/>
       <w:numFmt w:val="bullet"/>
-      <w:lvlText w:val="-"/>
+      <w:lvlText w:val="■"/>
       <w:lvlJc w:val="left"/>
       <w:pPr>
         <w:ind w:left="6480" w:hanging="360"/>
@@ -4522,7 +7102,7 @@
     <w:lvl w:ilvl="0">
       <w:start w:val="1"/>
       <w:numFmt w:val="bullet"/>
-      <w:lvlText w:val="●"/>
+      <w:lvlText w:val="-"/>
       <w:lvlJc w:val="left"/>
       <w:pPr>
         <w:ind w:left="720" w:hanging="360"/>
@@ -4534,7 +7114,7 @@
     <w:lvl w:ilvl="1">
       <w:start w:val="1"/>
       <w:numFmt w:val="bullet"/>
-      <w:lvlText w:val="○"/>
+      <w:lvlText w:val="-"/>
       <w:lvlJc w:val="left"/>
       <w:pPr>
         <w:ind w:left="1440" w:hanging="360"/>
@@ -4546,7 +7126,7 @@
     <w:lvl w:ilvl="2">
       <w:start w:val="1"/>
       <w:numFmt w:val="bullet"/>
-      <w:lvlText w:val="■"/>
+      <w:lvlText w:val="-"/>
       <w:lvlJc w:val="left"/>
       <w:pPr>
         <w:ind w:left="2160" w:hanging="360"/>
@@ -4558,7 +7138,7 @@
     <w:lvl w:ilvl="3">
       <w:start w:val="1"/>
       <w:numFmt w:val="bullet"/>
-      <w:lvlText w:val="●"/>
+      <w:lvlText w:val="-"/>
       <w:lvlJc w:val="left"/>
       <w:pPr>
         <w:ind w:left="2880" w:hanging="360"/>
@@ -4570,7 +7150,7 @@
     <w:lvl w:ilvl="4">
       <w:start w:val="1"/>
       <w:numFmt w:val="bullet"/>
-      <w:lvlText w:val="○"/>
+      <w:lvlText w:val="-"/>
       <w:lvlJc w:val="left"/>
       <w:pPr>
         <w:ind w:left="3600" w:hanging="360"/>
@@ -4582,7 +7162,7 @@
     <w:lvl w:ilvl="5">
       <w:start w:val="1"/>
       <w:numFmt w:val="bullet"/>
-      <w:lvlText w:val="■"/>
+      <w:lvlText w:val="-"/>
       <w:lvlJc w:val="left"/>
       <w:pPr>
         <w:ind w:left="4320" w:hanging="360"/>
@@ -4594,7 +7174,7 @@
     <w:lvl w:ilvl="6">
       <w:start w:val="1"/>
       <w:numFmt w:val="bullet"/>
-      <w:lvlText w:val="●"/>
+      <w:lvlText w:val="-"/>
       <w:lvlJc w:val="left"/>
       <w:pPr>
         <w:ind w:left="5040" w:hanging="360"/>
@@ -4606,7 +7186,7 @@
     <w:lvl w:ilvl="7">
       <w:start w:val="1"/>
       <w:numFmt w:val="bullet"/>
-      <w:lvlText w:val="○"/>
+      <w:lvlText w:val="-"/>
       <w:lvlJc w:val="left"/>
       <w:pPr>
         <w:ind w:left="5760" w:hanging="360"/>
@@ -4618,7 +7198,7 @@
     <w:lvl w:ilvl="8">
       <w:start w:val="1"/>
       <w:numFmt w:val="bullet"/>
-      <w:lvlText w:val="■"/>
+      <w:lvlText w:val="-"/>
       <w:lvlJc w:val="left"/>
       <w:pPr>
         <w:ind w:left="6480" w:hanging="360"/>
@@ -4959,6 +7539,336 @@
     </w:lvl>
   </w:abstractNum>
   <w:abstractNum w:abstractNumId="11">
+    <w:lvl w:ilvl="0">
+      <w:start w:val="1"/>
+      <w:numFmt w:val="bullet"/>
+      <w:lvlText w:val="●"/>
+      <w:lvlJc w:val="left"/>
+      <w:pPr>
+        <w:ind w:left="720" w:hanging="360"/>
+      </w:pPr>
+      <w:rPr>
+        <w:u w:val="none"/>
+      </w:rPr>
+    </w:lvl>
+    <w:lvl w:ilvl="1">
+      <w:start w:val="1"/>
+      <w:numFmt w:val="bullet"/>
+      <w:lvlText w:val="○"/>
+      <w:lvlJc w:val="left"/>
+      <w:pPr>
+        <w:ind w:left="1440" w:hanging="360"/>
+      </w:pPr>
+      <w:rPr>
+        <w:u w:val="none"/>
+      </w:rPr>
+    </w:lvl>
+    <w:lvl w:ilvl="2">
+      <w:start w:val="1"/>
+      <w:numFmt w:val="bullet"/>
+      <w:lvlText w:val="■"/>
+      <w:lvlJc w:val="left"/>
+      <w:pPr>
+        <w:ind w:left="2160" w:hanging="360"/>
+      </w:pPr>
+      <w:rPr>
+        <w:u w:val="none"/>
+      </w:rPr>
+    </w:lvl>
+    <w:lvl w:ilvl="3">
+      <w:start w:val="1"/>
+      <w:numFmt w:val="bullet"/>
+      <w:lvlText w:val="●"/>
+      <w:lvlJc w:val="left"/>
+      <w:pPr>
+        <w:ind w:left="2880" w:hanging="360"/>
+      </w:pPr>
+      <w:rPr>
+        <w:u w:val="none"/>
+      </w:rPr>
+    </w:lvl>
+    <w:lvl w:ilvl="4">
+      <w:start w:val="1"/>
+      <w:numFmt w:val="bullet"/>
+      <w:lvlText w:val="○"/>
+      <w:lvlJc w:val="left"/>
+      <w:pPr>
+        <w:ind w:left="3600" w:hanging="360"/>
+      </w:pPr>
+      <w:rPr>
+        <w:u w:val="none"/>
+      </w:rPr>
+    </w:lvl>
+    <w:lvl w:ilvl="5">
+      <w:start w:val="1"/>
+      <w:numFmt w:val="bullet"/>
+      <w:lvlText w:val="■"/>
+      <w:lvlJc w:val="left"/>
+      <w:pPr>
+        <w:ind w:left="4320" w:hanging="360"/>
+      </w:pPr>
+      <w:rPr>
+        <w:u w:val="none"/>
+      </w:rPr>
+    </w:lvl>
+    <w:lvl w:ilvl="6">
+      <w:start w:val="1"/>
+      <w:numFmt w:val="bullet"/>
+      <w:lvlText w:val="●"/>
+      <w:lvlJc w:val="left"/>
+      <w:pPr>
+        <w:ind w:left="5040" w:hanging="360"/>
+      </w:pPr>
+      <w:rPr>
+        <w:u w:val="none"/>
+      </w:rPr>
+    </w:lvl>
+    <w:lvl w:ilvl="7">
+      <w:start w:val="1"/>
+      <w:numFmt w:val="bullet"/>
+      <w:lvlText w:val="○"/>
+      <w:lvlJc w:val="left"/>
+      <w:pPr>
+        <w:ind w:left="5760" w:hanging="360"/>
+      </w:pPr>
+      <w:rPr>
+        <w:u w:val="none"/>
+      </w:rPr>
+    </w:lvl>
+    <w:lvl w:ilvl="8">
+      <w:start w:val="1"/>
+      <w:numFmt w:val="bullet"/>
+      <w:lvlText w:val="■"/>
+      <w:lvlJc w:val="left"/>
+      <w:pPr>
+        <w:ind w:left="6480" w:hanging="360"/>
+      </w:pPr>
+      <w:rPr>
+        <w:u w:val="none"/>
+      </w:rPr>
+    </w:lvl>
+  </w:abstractNum>
+  <w:abstractNum w:abstractNumId="12">
+    <w:lvl w:ilvl="0">
+      <w:start w:val="1"/>
+      <w:numFmt w:val="bullet"/>
+      <w:lvlText w:val="-"/>
+      <w:lvlJc w:val="left"/>
+      <w:pPr>
+        <w:ind w:left="720" w:hanging="360"/>
+      </w:pPr>
+      <w:rPr>
+        <w:u w:val="none"/>
+      </w:rPr>
+    </w:lvl>
+    <w:lvl w:ilvl="1">
+      <w:start w:val="1"/>
+      <w:numFmt w:val="bullet"/>
+      <w:lvlText w:val="-"/>
+      <w:lvlJc w:val="left"/>
+      <w:pPr>
+        <w:ind w:left="1440" w:hanging="360"/>
+      </w:pPr>
+      <w:rPr>
+        <w:u w:val="none"/>
+      </w:rPr>
+    </w:lvl>
+    <w:lvl w:ilvl="2">
+      <w:start w:val="1"/>
+      <w:numFmt w:val="bullet"/>
+      <w:lvlText w:val="-"/>
+      <w:lvlJc w:val="left"/>
+      <w:pPr>
+        <w:ind w:left="2160" w:hanging="360"/>
+      </w:pPr>
+      <w:rPr>
+        <w:u w:val="none"/>
+      </w:rPr>
+    </w:lvl>
+    <w:lvl w:ilvl="3">
+      <w:start w:val="1"/>
+      <w:numFmt w:val="bullet"/>
+      <w:lvlText w:val="-"/>
+      <w:lvlJc w:val="left"/>
+      <w:pPr>
+        <w:ind w:left="2880" w:hanging="360"/>
+      </w:pPr>
+      <w:rPr>
+        <w:u w:val="none"/>
+      </w:rPr>
+    </w:lvl>
+    <w:lvl w:ilvl="4">
+      <w:start w:val="1"/>
+      <w:numFmt w:val="bullet"/>
+      <w:lvlText w:val="-"/>
+      <w:lvlJc w:val="left"/>
+      <w:pPr>
+        <w:ind w:left="3600" w:hanging="360"/>
+      </w:pPr>
+      <w:rPr>
+        <w:u w:val="none"/>
+      </w:rPr>
+    </w:lvl>
+    <w:lvl w:ilvl="5">
+      <w:start w:val="1"/>
+      <w:numFmt w:val="bullet"/>
+      <w:lvlText w:val="-"/>
+      <w:lvlJc w:val="left"/>
+      <w:pPr>
+        <w:ind w:left="4320" w:hanging="360"/>
+      </w:pPr>
+      <w:rPr>
+        <w:u w:val="none"/>
+      </w:rPr>
+    </w:lvl>
+    <w:lvl w:ilvl="6">
+      <w:start w:val="1"/>
+      <w:numFmt w:val="bullet"/>
+      <w:lvlText w:val="-"/>
+      <w:lvlJc w:val="left"/>
+      <w:pPr>
+        <w:ind w:left="5040" w:hanging="360"/>
+      </w:pPr>
+      <w:rPr>
+        <w:u w:val="none"/>
+      </w:rPr>
+    </w:lvl>
+    <w:lvl w:ilvl="7">
+      <w:start w:val="1"/>
+      <w:numFmt w:val="bullet"/>
+      <w:lvlText w:val="-"/>
+      <w:lvlJc w:val="left"/>
+      <w:pPr>
+        <w:ind w:left="5760" w:hanging="360"/>
+      </w:pPr>
+      <w:rPr>
+        <w:u w:val="none"/>
+      </w:rPr>
+    </w:lvl>
+    <w:lvl w:ilvl="8">
+      <w:start w:val="1"/>
+      <w:numFmt w:val="bullet"/>
+      <w:lvlText w:val="-"/>
+      <w:lvlJc w:val="left"/>
+      <w:pPr>
+        <w:ind w:left="6480" w:hanging="360"/>
+      </w:pPr>
+      <w:rPr>
+        <w:u w:val="none"/>
+      </w:rPr>
+    </w:lvl>
+  </w:abstractNum>
+  <w:abstractNum w:abstractNumId="13">
+    <w:lvl w:ilvl="0">
+      <w:start w:val="1"/>
+      <w:numFmt w:val="bullet"/>
+      <w:lvlText w:val="-"/>
+      <w:lvlJc w:val="left"/>
+      <w:pPr>
+        <w:ind w:left="720" w:hanging="360"/>
+      </w:pPr>
+      <w:rPr>
+        <w:u w:val="none"/>
+      </w:rPr>
+    </w:lvl>
+    <w:lvl w:ilvl="1">
+      <w:start w:val="1"/>
+      <w:numFmt w:val="bullet"/>
+      <w:lvlText w:val="-"/>
+      <w:lvlJc w:val="left"/>
+      <w:pPr>
+        <w:ind w:left="1440" w:hanging="360"/>
+      </w:pPr>
+      <w:rPr>
+        <w:u w:val="none"/>
+      </w:rPr>
+    </w:lvl>
+    <w:lvl w:ilvl="2">
+      <w:start w:val="1"/>
+      <w:numFmt w:val="bullet"/>
+      <w:lvlText w:val="-"/>
+      <w:lvlJc w:val="left"/>
+      <w:pPr>
+        <w:ind w:left="2160" w:hanging="360"/>
+      </w:pPr>
+      <w:rPr>
+        <w:u w:val="none"/>
+      </w:rPr>
+    </w:lvl>
+    <w:lvl w:ilvl="3">
+      <w:start w:val="1"/>
+      <w:numFmt w:val="bullet"/>
+      <w:lvlText w:val="-"/>
+      <w:lvlJc w:val="left"/>
+      <w:pPr>
+        <w:ind w:left="2880" w:hanging="360"/>
+      </w:pPr>
+      <w:rPr>
+        <w:u w:val="none"/>
+      </w:rPr>
+    </w:lvl>
+    <w:lvl w:ilvl="4">
+      <w:start w:val="1"/>
+      <w:numFmt w:val="bullet"/>
+      <w:lvlText w:val="-"/>
+      <w:lvlJc w:val="left"/>
+      <w:pPr>
+        <w:ind w:left="3600" w:hanging="360"/>
+      </w:pPr>
+      <w:rPr>
+        <w:u w:val="none"/>
+      </w:rPr>
+    </w:lvl>
+    <w:lvl w:ilvl="5">
+      <w:start w:val="1"/>
+      <w:numFmt w:val="bullet"/>
+      <w:lvlText w:val="-"/>
+      <w:lvlJc w:val="left"/>
+      <w:pPr>
+        <w:ind w:left="4320" w:hanging="360"/>
+      </w:pPr>
+      <w:rPr>
+        <w:u w:val="none"/>
+      </w:rPr>
+    </w:lvl>
+    <w:lvl w:ilvl="6">
+      <w:start w:val="1"/>
+      <w:numFmt w:val="bullet"/>
+      <w:lvlText w:val="-"/>
+      <w:lvlJc w:val="left"/>
+      <w:pPr>
+        <w:ind w:left="5040" w:hanging="360"/>
+      </w:pPr>
+      <w:rPr>
+        <w:u w:val="none"/>
+      </w:rPr>
+    </w:lvl>
+    <w:lvl w:ilvl="7">
+      <w:start w:val="1"/>
+      <w:numFmt w:val="bullet"/>
+      <w:lvlText w:val="-"/>
+      <w:lvlJc w:val="left"/>
+      <w:pPr>
+        <w:ind w:left="5760" w:hanging="360"/>
+      </w:pPr>
+      <w:rPr>
+        <w:u w:val="none"/>
+      </w:rPr>
+    </w:lvl>
+    <w:lvl w:ilvl="8">
+      <w:start w:val="1"/>
+      <w:numFmt w:val="bullet"/>
+      <w:lvlText w:val="-"/>
+      <w:lvlJc w:val="left"/>
+      <w:pPr>
+        <w:ind w:left="6480" w:hanging="360"/>
+      </w:pPr>
+      <w:rPr>
+        <w:u w:val="none"/>
+      </w:rPr>
+    </w:lvl>
+  </w:abstractNum>
+  <w:abstractNum w:abstractNumId="14">
     <w:lvl w:ilvl="0">
       <w:start w:val="1"/>
       <w:numFmt w:val="bullet"/>
@@ -5100,6 +8010,15 @@
   </w:num>
   <w:num w:numId="11">
     <w:abstractNumId w:val="11"/>
+  </w:num>
+  <w:num w:numId="12">
+    <w:abstractNumId w:val="12"/>
+  </w:num>
+  <w:num w:numId="13">
+    <w:abstractNumId w:val="13"/>
+  </w:num>
+  <w:num w:numId="14">
+    <w:abstractNumId w:val="14"/>
   </w:num>
 </w:numbering>
 </file>
